--- a/rediseno_2026/4.5 Itinerarios formateados y corregidos/CPA-302 Contabilidad de Costos y Gestión.docx
+++ b/rediseno_2026/4.5 Itinerarios formateados y corregidos/CPA-302 Contabilidad de Costos y Gestión.docx
@@ -85,8 +85,10 @@
         </w:tblBorders>
         <w:tblLayout w:type="fixed"/>
         <w:tblCellMar>
-          <w:left w:w="10" w:type="dxa"/>
-          <w:right w:w="10" w:type="dxa"/>
+          <w:top w:w="40" w:type="dxa"/>
+          <w:left w:w="90" w:type="dxa"/>
+          <w:bottom w:w="40" w:type="dxa"/>
+          <w:right w:w="90" w:type="dxa"/>
         </w:tblCellMar>
         <w:tblLook w:val="0000" w:firstRow="0" w:lastRow="0" w:firstColumn="0" w:lastColumn="0" w:noHBand="0" w:noVBand="0"/>
       </w:tblPr>
@@ -120,12 +122,6 @@
               <w:right w:val="single" w:sz="6" w:space="0" w:color="1F3864"/>
             </w:tcBorders>
             <w:shd w:val="clear" w:color="auto" w:fill="4472C4"/>
-            <w:tcMar>
-              <w:top w:w="50" w:type="dxa"/>
-              <w:left w:w="90" w:type="dxa"/>
-              <w:bottom w:w="50" w:type="dxa"/>
-              <w:right w:w="90" w:type="dxa"/>
-            </w:tcMar>
             <w:vAlign w:val="center"/>
           </w:tcPr>
           <w:p>
@@ -166,12 +162,6 @@
               <w:right w:val="single" w:sz="6" w:space="0" w:color="1F3864"/>
             </w:tcBorders>
             <w:shd w:val="clear" w:color="auto" w:fill="4472C4"/>
-            <w:tcMar>
-              <w:top w:w="50" w:type="dxa"/>
-              <w:left w:w="90" w:type="dxa"/>
-              <w:bottom w:w="50" w:type="dxa"/>
-              <w:right w:w="90" w:type="dxa"/>
-            </w:tcMar>
             <w:vAlign w:val="center"/>
           </w:tcPr>
           <w:p>
@@ -212,12 +202,6 @@
               <w:right w:val="single" w:sz="6" w:space="0" w:color="1F3864"/>
             </w:tcBorders>
             <w:shd w:val="clear" w:color="auto" w:fill="4472C4"/>
-            <w:tcMar>
-              <w:top w:w="50" w:type="dxa"/>
-              <w:left w:w="90" w:type="dxa"/>
-              <w:bottom w:w="50" w:type="dxa"/>
-              <w:right w:w="90" w:type="dxa"/>
-            </w:tcMar>
             <w:vAlign w:val="center"/>
           </w:tcPr>
           <w:p>
@@ -258,12 +242,6 @@
               <w:right w:val="single" w:sz="6" w:space="0" w:color="1F3864"/>
             </w:tcBorders>
             <w:shd w:val="clear" w:color="auto" w:fill="4472C4"/>
-            <w:tcMar>
-              <w:top w:w="50" w:type="dxa"/>
-              <w:left w:w="90" w:type="dxa"/>
-              <w:bottom w:w="50" w:type="dxa"/>
-              <w:right w:w="90" w:type="dxa"/>
-            </w:tcMar>
             <w:vAlign w:val="center"/>
           </w:tcPr>
           <w:p>
@@ -306,12 +284,6 @@
               <w:right w:val="single" w:sz="6" w:space="0" w:color="1F3864"/>
             </w:tcBorders>
             <w:shd w:val="clear" w:color="auto" w:fill="4472C4"/>
-            <w:tcMar>
-              <w:top w:w="50" w:type="dxa"/>
-              <w:left w:w="90" w:type="dxa"/>
-              <w:bottom w:w="50" w:type="dxa"/>
-              <w:right w:w="90" w:type="dxa"/>
-            </w:tcMar>
             <w:vAlign w:val="center"/>
           </w:tcPr>
           <w:p>
@@ -352,12 +324,6 @@
               <w:right w:val="single" w:sz="6" w:space="0" w:color="1F3864"/>
             </w:tcBorders>
             <w:shd w:val="clear" w:color="auto" w:fill="4472C4"/>
-            <w:tcMar>
-              <w:top w:w="50" w:type="dxa"/>
-              <w:left w:w="90" w:type="dxa"/>
-              <w:bottom w:w="50" w:type="dxa"/>
-              <w:right w:w="90" w:type="dxa"/>
-            </w:tcMar>
             <w:vAlign w:val="center"/>
           </w:tcPr>
           <w:p>
@@ -398,12 +364,6 @@
               <w:right w:val="single" w:sz="6" w:space="0" w:color="1F3864"/>
             </w:tcBorders>
             <w:shd w:val="clear" w:color="auto" w:fill="4472C4"/>
-            <w:tcMar>
-              <w:top w:w="50" w:type="dxa"/>
-              <w:left w:w="90" w:type="dxa"/>
-              <w:bottom w:w="50" w:type="dxa"/>
-              <w:right w:w="90" w:type="dxa"/>
-            </w:tcMar>
             <w:vAlign w:val="center"/>
           </w:tcPr>
           <w:p>
@@ -444,12 +404,6 @@
               <w:right w:val="single" w:sz="6" w:space="0" w:color="1F3864"/>
             </w:tcBorders>
             <w:shd w:val="clear" w:color="auto" w:fill="4472C4"/>
-            <w:tcMar>
-              <w:top w:w="50" w:type="dxa"/>
-              <w:left w:w="90" w:type="dxa"/>
-              <w:bottom w:w="50" w:type="dxa"/>
-              <w:right w:w="90" w:type="dxa"/>
-            </w:tcMar>
             <w:vAlign w:val="center"/>
           </w:tcPr>
           <w:p>
@@ -492,12 +446,6 @@
               <w:right w:val="single" w:sz="6" w:space="0" w:color="1F3864"/>
             </w:tcBorders>
             <w:shd w:val="clear" w:color="auto" w:fill="4472C4"/>
-            <w:tcMar>
-              <w:top w:w="50" w:type="dxa"/>
-              <w:left w:w="90" w:type="dxa"/>
-              <w:bottom w:w="50" w:type="dxa"/>
-              <w:right w:w="90" w:type="dxa"/>
-            </w:tcMar>
             <w:vAlign w:val="center"/>
           </w:tcPr>
           <w:p>
@@ -538,12 +486,6 @@
               <w:right w:val="single" w:sz="6" w:space="0" w:color="1F3864"/>
             </w:tcBorders>
             <w:shd w:val="clear" w:color="auto" w:fill="4472C4"/>
-            <w:tcMar>
-              <w:top w:w="50" w:type="dxa"/>
-              <w:left w:w="90" w:type="dxa"/>
-              <w:bottom w:w="50" w:type="dxa"/>
-              <w:right w:w="90" w:type="dxa"/>
-            </w:tcMar>
             <w:vAlign w:val="center"/>
           </w:tcPr>
           <w:p>
@@ -585,12 +527,6 @@
               <w:right w:val="single" w:sz="6" w:space="0" w:color="1F3864"/>
             </w:tcBorders>
             <w:shd w:val="clear" w:color="auto" w:fill="4472C4"/>
-            <w:tcMar>
-              <w:top w:w="50" w:type="dxa"/>
-              <w:left w:w="90" w:type="dxa"/>
-              <w:bottom w:w="50" w:type="dxa"/>
-              <w:right w:w="90" w:type="dxa"/>
-            </w:tcMar>
             <w:vAlign w:val="center"/>
           </w:tcPr>
           <w:p>
@@ -630,12 +566,6 @@
               <w:right w:val="single" w:sz="6" w:space="0" w:color="1F3864"/>
             </w:tcBorders>
             <w:shd w:val="clear" w:color="auto" w:fill="4472C4"/>
-            <w:tcMar>
-              <w:top w:w="50" w:type="dxa"/>
-              <w:left w:w="90" w:type="dxa"/>
-              <w:bottom w:w="50" w:type="dxa"/>
-              <w:right w:w="90" w:type="dxa"/>
-            </w:tcMar>
             <w:vAlign w:val="center"/>
           </w:tcPr>
           <w:p>
@@ -675,12 +605,6 @@
               <w:right w:val="single" w:sz="6" w:space="0" w:color="1F3864"/>
             </w:tcBorders>
             <w:shd w:val="clear" w:color="auto" w:fill="4472C4"/>
-            <w:tcMar>
-              <w:top w:w="50" w:type="dxa"/>
-              <w:left w:w="90" w:type="dxa"/>
-              <w:bottom w:w="50" w:type="dxa"/>
-              <w:right w:w="90" w:type="dxa"/>
-            </w:tcMar>
             <w:vAlign w:val="center"/>
           </w:tcPr>
           <w:p>
@@ -720,12 +644,6 @@
               <w:right w:val="single" w:sz="6" w:space="0" w:color="1F3864"/>
             </w:tcBorders>
             <w:shd w:val="clear" w:color="auto" w:fill="4472C4"/>
-            <w:tcMar>
-              <w:top w:w="50" w:type="dxa"/>
-              <w:left w:w="90" w:type="dxa"/>
-              <w:bottom w:w="50" w:type="dxa"/>
-              <w:right w:w="90" w:type="dxa"/>
-            </w:tcMar>
             <w:vAlign w:val="center"/>
           </w:tcPr>
           <w:p>
@@ -765,12 +683,6 @@
               <w:right w:val="single" w:sz="6" w:space="0" w:color="1F3864"/>
             </w:tcBorders>
             <w:shd w:val="clear" w:color="auto" w:fill="4472C4"/>
-            <w:tcMar>
-              <w:top w:w="50" w:type="dxa"/>
-              <w:left w:w="90" w:type="dxa"/>
-              <w:bottom w:w="50" w:type="dxa"/>
-              <w:right w:w="90" w:type="dxa"/>
-            </w:tcMar>
             <w:vAlign w:val="center"/>
           </w:tcPr>
           <w:p>
@@ -810,12 +722,6 @@
               <w:right w:val="single" w:sz="6" w:space="0" w:color="1F3864"/>
             </w:tcBorders>
             <w:shd w:val="clear" w:color="auto" w:fill="4472C4"/>
-            <w:tcMar>
-              <w:top w:w="50" w:type="dxa"/>
-              <w:left w:w="90" w:type="dxa"/>
-              <w:bottom w:w="50" w:type="dxa"/>
-              <w:right w:w="90" w:type="dxa"/>
-            </w:tcMar>
             <w:vAlign w:val="center"/>
           </w:tcPr>
           <w:p>
@@ -856,12 +762,6 @@
               <w:right w:val="single" w:sz="6" w:space="0" w:color="1F3864"/>
             </w:tcBorders>
             <w:shd w:val="clear" w:color="auto" w:fill="D9E2F3"/>
-            <w:tcMar>
-              <w:top w:w="50" w:type="dxa"/>
-              <w:left w:w="90" w:type="dxa"/>
-              <w:bottom w:w="50" w:type="dxa"/>
-              <w:right w:w="90" w:type="dxa"/>
-            </w:tcMar>
             <w:vAlign w:val="center"/>
           </w:tcPr>
           <w:p>
@@ -896,12 +796,6 @@
               <w:right w:val="single" w:sz="6" w:space="0" w:color="1F3864"/>
             </w:tcBorders>
             <w:shd w:val="clear" w:color="auto" w:fill="D9E2F3"/>
-            <w:tcMar>
-              <w:top w:w="50" w:type="dxa"/>
-              <w:left w:w="90" w:type="dxa"/>
-              <w:bottom w:w="50" w:type="dxa"/>
-              <w:right w:w="90" w:type="dxa"/>
-            </w:tcMar>
             <w:vAlign w:val="center"/>
           </w:tcPr>
           <w:p>
@@ -935,12 +829,6 @@
               <w:right w:val="single" w:sz="6" w:space="0" w:color="1F3864"/>
             </w:tcBorders>
             <w:shd w:val="clear" w:color="auto" w:fill="D9E2F3"/>
-            <w:tcMar>
-              <w:top w:w="50" w:type="dxa"/>
-              <w:left w:w="90" w:type="dxa"/>
-              <w:bottom w:w="50" w:type="dxa"/>
-              <w:right w:w="90" w:type="dxa"/>
-            </w:tcMar>
             <w:vAlign w:val="center"/>
           </w:tcPr>
           <w:p>
@@ -974,12 +862,6 @@
               <w:right w:val="single" w:sz="6" w:space="0" w:color="1F3864"/>
             </w:tcBorders>
             <w:shd w:val="clear" w:color="auto" w:fill="D9E2F3"/>
-            <w:tcMar>
-              <w:top w:w="50" w:type="dxa"/>
-              <w:left w:w="90" w:type="dxa"/>
-              <w:bottom w:w="50" w:type="dxa"/>
-              <w:right w:w="90" w:type="dxa"/>
-            </w:tcMar>
             <w:vAlign w:val="center"/>
           </w:tcPr>
           <w:p>
@@ -1013,12 +895,6 @@
               <w:right w:val="single" w:sz="6" w:space="0" w:color="1F3864"/>
             </w:tcBorders>
             <w:shd w:val="clear" w:color="auto" w:fill="D9E2F3"/>
-            <w:tcMar>
-              <w:top w:w="50" w:type="dxa"/>
-              <w:left w:w="90" w:type="dxa"/>
-              <w:bottom w:w="50" w:type="dxa"/>
-              <w:right w:w="90" w:type="dxa"/>
-            </w:tcMar>
             <w:vAlign w:val="center"/>
           </w:tcPr>
           <w:p>
@@ -1052,12 +928,6 @@
               <w:right w:val="single" w:sz="6" w:space="0" w:color="1F3864"/>
             </w:tcBorders>
             <w:shd w:val="clear" w:color="auto" w:fill="D9E2F3"/>
-            <w:tcMar>
-              <w:top w:w="50" w:type="dxa"/>
-              <w:left w:w="90" w:type="dxa"/>
-              <w:bottom w:w="50" w:type="dxa"/>
-              <w:right w:w="90" w:type="dxa"/>
-            </w:tcMar>
             <w:vAlign w:val="center"/>
           </w:tcPr>
           <w:p>
@@ -1091,12 +961,6 @@
               <w:right w:val="single" w:sz="6" w:space="0" w:color="1F3864"/>
             </w:tcBorders>
             <w:shd w:val="clear" w:color="auto" w:fill="D9E2F3"/>
-            <w:tcMar>
-              <w:top w:w="50" w:type="dxa"/>
-              <w:left w:w="90" w:type="dxa"/>
-              <w:bottom w:w="50" w:type="dxa"/>
-              <w:right w:w="90" w:type="dxa"/>
-            </w:tcMar>
             <w:vAlign w:val="center"/>
           </w:tcPr>
           <w:p>
@@ -1156,12 +1020,6 @@
               <w:right w:val="single" w:sz="6" w:space="0" w:color="1F3864"/>
             </w:tcBorders>
             <w:shd w:val="clear" w:color="auto" w:fill="4472C4"/>
-            <w:tcMar>
-              <w:top w:w="50" w:type="dxa"/>
-              <w:left w:w="90" w:type="dxa"/>
-              <w:bottom w:w="50" w:type="dxa"/>
-              <w:right w:w="90" w:type="dxa"/>
-            </w:tcMar>
             <w:vAlign w:val="center"/>
           </w:tcPr>
           <w:p>
@@ -1204,12 +1062,6 @@
               <w:right w:val="single" w:sz="6" w:space="0" w:color="1F3864"/>
             </w:tcBorders>
             <w:shd w:val="clear" w:color="auto" w:fill="D9E2F3"/>
-            <w:tcMar>
-              <w:top w:w="50" w:type="dxa"/>
-              <w:left w:w="90" w:type="dxa"/>
-              <w:bottom w:w="50" w:type="dxa"/>
-              <w:right w:w="90" w:type="dxa"/>
-            </w:tcMar>
             <w:vAlign w:val="center"/>
           </w:tcPr>
           <w:p>
@@ -1245,12 +1097,6 @@
               <w:right w:val="single" w:sz="6" w:space="0" w:color="1F3864"/>
             </w:tcBorders>
             <w:shd w:val="clear" w:color="auto" w:fill="D9E2F3"/>
-            <w:tcMar>
-              <w:top w:w="50" w:type="dxa"/>
-              <w:left w:w="90" w:type="dxa"/>
-              <w:bottom w:w="50" w:type="dxa"/>
-              <w:right w:w="90" w:type="dxa"/>
-            </w:tcMar>
             <w:vAlign w:val="center"/>
           </w:tcPr>
           <w:p>
@@ -1298,12 +1144,6 @@
               <w:right w:val="single" w:sz="6" w:space="0" w:color="1F3864"/>
             </w:tcBorders>
             <w:shd w:val="clear" w:color="auto" w:fill="4472C4"/>
-            <w:tcMar>
-              <w:top w:w="50" w:type="dxa"/>
-              <w:left w:w="90" w:type="dxa"/>
-              <w:bottom w:w="50" w:type="dxa"/>
-              <w:right w:w="90" w:type="dxa"/>
-            </w:tcMar>
             <w:vAlign w:val="center"/>
           </w:tcPr>
           <w:p>
@@ -1344,12 +1184,6 @@
               <w:right w:val="single" w:sz="6" w:space="0" w:color="1F3864"/>
             </w:tcBorders>
             <w:shd w:val="clear" w:color="auto" w:fill="4472C4"/>
-            <w:tcMar>
-              <w:top w:w="50" w:type="dxa"/>
-              <w:left w:w="90" w:type="dxa"/>
-              <w:bottom w:w="50" w:type="dxa"/>
-              <w:right w:w="90" w:type="dxa"/>
-            </w:tcMar>
             <w:vAlign w:val="center"/>
           </w:tcPr>
           <w:p>
@@ -1390,12 +1224,6 @@
               <w:right w:val="single" w:sz="6" w:space="0" w:color="1F3864"/>
             </w:tcBorders>
             <w:shd w:val="clear" w:color="auto" w:fill="4472C4"/>
-            <w:tcMar>
-              <w:top w:w="50" w:type="dxa"/>
-              <w:left w:w="90" w:type="dxa"/>
-              <w:bottom w:w="50" w:type="dxa"/>
-              <w:right w:w="90" w:type="dxa"/>
-            </w:tcMar>
             <w:vAlign w:val="center"/>
           </w:tcPr>
           <w:p>
@@ -1440,12 +1268,6 @@
               <w:right w:val="single" w:sz="6" w:space="0" w:color="1F3864"/>
             </w:tcBorders>
             <w:shd w:val="clear" w:color="auto" w:fill="D9E2F3"/>
-            <w:tcMar>
-              <w:top w:w="50" w:type="dxa"/>
-              <w:left w:w="90" w:type="dxa"/>
-              <w:bottom w:w="50" w:type="dxa"/>
-              <w:right w:w="90" w:type="dxa"/>
-            </w:tcMar>
             <w:vAlign w:val="center"/>
           </w:tcPr>
           <w:p>
@@ -1478,12 +1300,6 @@
               <w:right w:val="single" w:sz="6" w:space="0" w:color="1F3864"/>
             </w:tcBorders>
             <w:shd w:val="clear" w:color="auto" w:fill="D9E2F3"/>
-            <w:tcMar>
-              <w:top w:w="50" w:type="dxa"/>
-              <w:left w:w="90" w:type="dxa"/>
-              <w:bottom w:w="50" w:type="dxa"/>
-              <w:right w:w="90" w:type="dxa"/>
-            </w:tcMar>
             <w:vAlign w:val="center"/>
           </w:tcPr>
           <w:p>
@@ -1516,12 +1332,6 @@
               <w:right w:val="single" w:sz="6" w:space="0" w:color="1F3864"/>
             </w:tcBorders>
             <w:shd w:val="clear" w:color="auto" w:fill="D9E2F3"/>
-            <w:tcMar>
-              <w:top w:w="50" w:type="dxa"/>
-              <w:left w:w="90" w:type="dxa"/>
-              <w:bottom w:w="50" w:type="dxa"/>
-              <w:right w:w="90" w:type="dxa"/>
-            </w:tcMar>
             <w:vAlign w:val="center"/>
           </w:tcPr>
           <w:p>
@@ -1591,12 +1401,6 @@
               <w:right w:val="single" w:sz="6" w:space="0" w:color="1F3864"/>
             </w:tcBorders>
             <w:shd w:val="clear" w:color="auto" w:fill="D9E2F3"/>
-            <w:tcMar>
-              <w:top w:w="50" w:type="dxa"/>
-              <w:left w:w="90" w:type="dxa"/>
-              <w:bottom w:w="50" w:type="dxa"/>
-              <w:right w:w="90" w:type="dxa"/>
-            </w:tcMar>
             <w:vAlign w:val="center"/>
           </w:tcPr>
           <w:p>
@@ -1637,12 +1441,6 @@
               <w:right w:val="single" w:sz="6" w:space="0" w:color="1F3864"/>
             </w:tcBorders>
             <w:shd w:val="clear" w:color="auto" w:fill="D9E2F3"/>
-            <w:tcMar>
-              <w:top w:w="50" w:type="dxa"/>
-              <w:left w:w="90" w:type="dxa"/>
-              <w:bottom w:w="50" w:type="dxa"/>
-              <w:right w:w="90" w:type="dxa"/>
-            </w:tcMar>
             <w:vAlign w:val="center"/>
           </w:tcPr>
           <w:p>
@@ -1689,12 +1487,6 @@
               <w:right w:val="single" w:sz="6" w:space="0" w:color="1F3864"/>
             </w:tcBorders>
             <w:shd w:val="clear" w:color="auto" w:fill="D9E2F3"/>
-            <w:tcMar>
-              <w:top w:w="50" w:type="dxa"/>
-              <w:left w:w="90" w:type="dxa"/>
-              <w:bottom w:w="50" w:type="dxa"/>
-              <w:right w:w="90" w:type="dxa"/>
-            </w:tcMar>
             <w:vAlign w:val="center"/>
           </w:tcPr>
           <w:p>
@@ -1743,12 +1535,6 @@
               <w:right w:val="single" w:sz="6" w:space="0" w:color="1F3864"/>
             </w:tcBorders>
             <w:shd w:val="clear" w:color="auto" w:fill="D9E2F3"/>
-            <w:tcMar>
-              <w:top w:w="50" w:type="dxa"/>
-              <w:left w:w="90" w:type="dxa"/>
-              <w:bottom w:w="50" w:type="dxa"/>
-              <w:right w:w="90" w:type="dxa"/>
-            </w:tcMar>
             <w:vAlign w:val="center"/>
           </w:tcPr>
           <w:p>
@@ -1781,12 +1567,6 @@
               <w:right w:val="single" w:sz="6" w:space="0" w:color="1F3864"/>
             </w:tcBorders>
             <w:shd w:val="clear" w:color="auto" w:fill="D9E2F3"/>
-            <w:tcMar>
-              <w:top w:w="50" w:type="dxa"/>
-              <w:left w:w="90" w:type="dxa"/>
-              <w:bottom w:w="50" w:type="dxa"/>
-              <w:right w:w="90" w:type="dxa"/>
-            </w:tcMar>
             <w:vAlign w:val="center"/>
           </w:tcPr>
           <w:p>
@@ -1856,12 +1636,6 @@
               <w:right w:val="single" w:sz="6" w:space="0" w:color="1F3864"/>
             </w:tcBorders>
             <w:shd w:val="clear" w:color="auto" w:fill="D9E2F3"/>
-            <w:tcMar>
-              <w:top w:w="50" w:type="dxa"/>
-              <w:left w:w="90" w:type="dxa"/>
-              <w:bottom w:w="50" w:type="dxa"/>
-              <w:right w:w="90" w:type="dxa"/>
-            </w:tcMar>
             <w:vAlign w:val="center"/>
           </w:tcPr>
           <w:p>
@@ -1894,12 +1668,6 @@
               <w:right w:val="single" w:sz="6" w:space="0" w:color="1F3864"/>
             </w:tcBorders>
             <w:shd w:val="clear" w:color="auto" w:fill="D9E2F3"/>
-            <w:tcMar>
-              <w:top w:w="50" w:type="dxa"/>
-              <w:left w:w="90" w:type="dxa"/>
-              <w:bottom w:w="50" w:type="dxa"/>
-              <w:right w:w="90" w:type="dxa"/>
-            </w:tcMar>
             <w:vAlign w:val="center"/>
           </w:tcPr>
           <w:p>
@@ -1944,12 +1712,6 @@
               <w:right w:val="single" w:sz="6" w:space="0" w:color="1F3864"/>
             </w:tcBorders>
             <w:shd w:val="clear" w:color="auto" w:fill="4472C4"/>
-            <w:tcMar>
-              <w:top w:w="50" w:type="dxa"/>
-              <w:left w:w="90" w:type="dxa"/>
-              <w:bottom w:w="50" w:type="dxa"/>
-              <w:right w:w="90" w:type="dxa"/>
-            </w:tcMar>
             <w:vAlign w:val="center"/>
           </w:tcPr>
           <w:p>
@@ -1992,12 +1754,6 @@
               <w:right w:val="single" w:sz="6" w:space="0" w:color="1F3864"/>
             </w:tcBorders>
             <w:shd w:val="clear" w:color="auto" w:fill="4472C4"/>
-            <w:tcMar>
-              <w:top w:w="50" w:type="dxa"/>
-              <w:left w:w="90" w:type="dxa"/>
-              <w:bottom w:w="50" w:type="dxa"/>
-              <w:right w:w="90" w:type="dxa"/>
-            </w:tcMar>
             <w:vAlign w:val="center"/>
           </w:tcPr>
           <w:p>
@@ -2037,12 +1793,6 @@
               <w:right w:val="single" w:sz="6" w:space="0" w:color="1F3864"/>
             </w:tcBorders>
             <w:shd w:val="clear" w:color="auto" w:fill="D9E2F3"/>
-            <w:tcMar>
-              <w:top w:w="50" w:type="dxa"/>
-              <w:left w:w="90" w:type="dxa"/>
-              <w:bottom w:w="50" w:type="dxa"/>
-              <w:right w:w="90" w:type="dxa"/>
-            </w:tcMar>
             <w:vAlign w:val="center"/>
           </w:tcPr>
           <w:p>
@@ -2101,12 +1851,6 @@
               <w:right w:val="single" w:sz="6" w:space="0" w:color="1F3864"/>
             </w:tcBorders>
             <w:shd w:val="clear" w:color="auto" w:fill="4472C4"/>
-            <w:tcMar>
-              <w:top w:w="50" w:type="dxa"/>
-              <w:left w:w="90" w:type="dxa"/>
-              <w:bottom w:w="50" w:type="dxa"/>
-              <w:right w:w="90" w:type="dxa"/>
-            </w:tcMar>
             <w:vAlign w:val="center"/>
           </w:tcPr>
           <w:p>
@@ -2148,12 +1892,6 @@
               <w:right w:val="single" w:sz="6" w:space="0" w:color="1F3864"/>
             </w:tcBorders>
             <w:shd w:val="clear" w:color="auto" w:fill="D9E2F3"/>
-            <w:tcMar>
-              <w:top w:w="50" w:type="dxa"/>
-              <w:left w:w="90" w:type="dxa"/>
-              <w:bottom w:w="50" w:type="dxa"/>
-              <w:right w:w="90" w:type="dxa"/>
-            </w:tcMar>
             <w:vAlign w:val="center"/>
           </w:tcPr>
           <w:p>
@@ -2267,12 +2005,6 @@
               <w:right w:val="single" w:sz="6" w:space="0" w:color="1F3864"/>
             </w:tcBorders>
             <w:shd w:val="clear" w:color="auto" w:fill="D9E2F3"/>
-            <w:tcMar>
-              <w:top w:w="50" w:type="dxa"/>
-              <w:left w:w="90" w:type="dxa"/>
-              <w:bottom w:w="50" w:type="dxa"/>
-              <w:right w:w="90" w:type="dxa"/>
-            </w:tcMar>
             <w:vAlign w:val="center"/>
           </w:tcPr>
           <w:p>
@@ -2827,12 +2559,6 @@
               <w:right w:val="single" w:sz="6" w:space="0" w:color="1F3864"/>
             </w:tcBorders>
             <w:shd w:val="clear" w:color="auto" w:fill="D9E2F3"/>
-            <w:tcMar>
-              <w:top w:w="50" w:type="dxa"/>
-              <w:left w:w="90" w:type="dxa"/>
-              <w:bottom w:w="50" w:type="dxa"/>
-              <w:right w:w="90" w:type="dxa"/>
-            </w:tcMar>
             <w:vAlign w:val="center"/>
           </w:tcPr>
           <w:p>
@@ -2971,12 +2697,6 @@
               <w:right w:val="single" w:sz="6" w:space="0" w:color="1F3864"/>
             </w:tcBorders>
             <w:shd w:val="clear" w:color="auto" w:fill="D9E2F3"/>
-            <w:tcMar>
-              <w:top w:w="50" w:type="dxa"/>
-              <w:left w:w="90" w:type="dxa"/>
-              <w:bottom w:w="50" w:type="dxa"/>
-              <w:right w:w="90" w:type="dxa"/>
-            </w:tcMar>
             <w:vAlign w:val="center"/>
           </w:tcPr>
           <w:p>
@@ -3025,12 +2745,6 @@
               <w:right w:val="single" w:sz="6" w:space="0" w:color="1F3864"/>
             </w:tcBorders>
             <w:shd w:val="clear" w:color="auto" w:fill="4472C4"/>
-            <w:tcMar>
-              <w:top w:w="50" w:type="dxa"/>
-              <w:left w:w="90" w:type="dxa"/>
-              <w:bottom w:w="50" w:type="dxa"/>
-              <w:right w:w="90" w:type="dxa"/>
-            </w:tcMar>
             <w:vAlign w:val="center"/>
           </w:tcPr>
           <w:p>
@@ -3071,12 +2785,6 @@
               <w:right w:val="single" w:sz="6" w:space="0" w:color="1F3864"/>
             </w:tcBorders>
             <w:shd w:val="clear" w:color="auto" w:fill="4472C4"/>
-            <w:tcMar>
-              <w:top w:w="50" w:type="dxa"/>
-              <w:left w:w="90" w:type="dxa"/>
-              <w:bottom w:w="50" w:type="dxa"/>
-              <w:right w:w="90" w:type="dxa"/>
-            </w:tcMar>
             <w:vAlign w:val="center"/>
           </w:tcPr>
           <w:p>
@@ -3117,12 +2825,6 @@
               <w:right w:val="single" w:sz="6" w:space="0" w:color="1F3864"/>
             </w:tcBorders>
             <w:shd w:val="clear" w:color="auto" w:fill="4472C4"/>
-            <w:tcMar>
-              <w:top w:w="50" w:type="dxa"/>
-              <w:left w:w="90" w:type="dxa"/>
-              <w:bottom w:w="50" w:type="dxa"/>
-              <w:right w:w="90" w:type="dxa"/>
-            </w:tcMar>
             <w:vAlign w:val="center"/>
           </w:tcPr>
           <w:p>
@@ -3167,12 +2869,6 @@
               <w:right w:val="single" w:sz="6" w:space="0" w:color="1F3864"/>
             </w:tcBorders>
             <w:shd w:val="clear" w:color="auto" w:fill="D9E2F3"/>
-            <w:tcMar>
-              <w:top w:w="50" w:type="dxa"/>
-              <w:left w:w="90" w:type="dxa"/>
-              <w:bottom w:w="50" w:type="dxa"/>
-              <w:right w:w="90" w:type="dxa"/>
-            </w:tcMar>
             <w:vAlign w:val="center"/>
           </w:tcPr>
           <w:p>
@@ -3205,12 +2901,6 @@
               <w:right w:val="single" w:sz="6" w:space="0" w:color="1F3864"/>
             </w:tcBorders>
             <w:shd w:val="clear" w:color="auto" w:fill="D9E2F3"/>
-            <w:tcMar>
-              <w:top w:w="50" w:type="dxa"/>
-              <w:left w:w="90" w:type="dxa"/>
-              <w:bottom w:w="50" w:type="dxa"/>
-              <w:right w:w="90" w:type="dxa"/>
-            </w:tcMar>
             <w:vAlign w:val="center"/>
           </w:tcPr>
           <w:p>
@@ -3251,12 +2941,6 @@
               <w:right w:val="single" w:sz="6" w:space="0" w:color="1F3864"/>
             </w:tcBorders>
             <w:shd w:val="clear" w:color="auto" w:fill="D9E2F3"/>
-            <w:tcMar>
-              <w:top w:w="50" w:type="dxa"/>
-              <w:left w:w="90" w:type="dxa"/>
-              <w:bottom w:w="50" w:type="dxa"/>
-              <w:right w:w="90" w:type="dxa"/>
-            </w:tcMar>
             <w:vAlign w:val="center"/>
           </w:tcPr>
           <w:p>
@@ -3342,12 +3026,6 @@
               <w:right w:val="single" w:sz="6" w:space="0" w:color="1F3864"/>
             </w:tcBorders>
             <w:shd w:val="clear" w:color="auto" w:fill="D9E2F3"/>
-            <w:tcMar>
-              <w:top w:w="50" w:type="dxa"/>
-              <w:left w:w="90" w:type="dxa"/>
-              <w:bottom w:w="50" w:type="dxa"/>
-              <w:right w:w="90" w:type="dxa"/>
-            </w:tcMar>
             <w:vAlign w:val="center"/>
           </w:tcPr>
           <w:p>
@@ -3396,12 +3074,6 @@
               <w:right w:val="single" w:sz="6" w:space="0" w:color="1F3864"/>
             </w:tcBorders>
             <w:shd w:val="clear" w:color="auto" w:fill="D9E2F3"/>
-            <w:tcMar>
-              <w:top w:w="50" w:type="dxa"/>
-              <w:left w:w="90" w:type="dxa"/>
-              <w:bottom w:w="50" w:type="dxa"/>
-              <w:right w:w="90" w:type="dxa"/>
-            </w:tcMar>
             <w:vAlign w:val="center"/>
           </w:tcPr>
           <w:p>
@@ -3448,12 +3120,6 @@
               <w:right w:val="single" w:sz="6" w:space="0" w:color="1F3864"/>
             </w:tcBorders>
             <w:shd w:val="clear" w:color="auto" w:fill="D9E2F3"/>
-            <w:tcMar>
-              <w:top w:w="50" w:type="dxa"/>
-              <w:left w:w="90" w:type="dxa"/>
-              <w:bottom w:w="50" w:type="dxa"/>
-              <w:right w:w="90" w:type="dxa"/>
-            </w:tcMar>
             <w:vAlign w:val="center"/>
           </w:tcPr>
           <w:p>
@@ -3486,12 +3152,6 @@
               <w:right w:val="single" w:sz="6" w:space="0" w:color="1F3864"/>
             </w:tcBorders>
             <w:shd w:val="clear" w:color="auto" w:fill="D9E2F3"/>
-            <w:tcMar>
-              <w:top w:w="50" w:type="dxa"/>
-              <w:left w:w="90" w:type="dxa"/>
-              <w:bottom w:w="50" w:type="dxa"/>
-              <w:right w:w="90" w:type="dxa"/>
-            </w:tcMar>
             <w:vAlign w:val="center"/>
           </w:tcPr>
           <w:p>
@@ -3532,12 +3192,6 @@
               <w:right w:val="single" w:sz="6" w:space="0" w:color="1F3864"/>
             </w:tcBorders>
             <w:shd w:val="clear" w:color="auto" w:fill="D9E2F3"/>
-            <w:tcMar>
-              <w:top w:w="50" w:type="dxa"/>
-              <w:left w:w="90" w:type="dxa"/>
-              <w:bottom w:w="50" w:type="dxa"/>
-              <w:right w:w="90" w:type="dxa"/>
-            </w:tcMar>
             <w:vAlign w:val="center"/>
           </w:tcPr>
           <w:p>
@@ -3607,12 +3261,6 @@
               <w:right w:val="single" w:sz="6" w:space="0" w:color="1F3864"/>
             </w:tcBorders>
             <w:shd w:val="clear" w:color="auto" w:fill="D9E2F3"/>
-            <w:tcMar>
-              <w:top w:w="50" w:type="dxa"/>
-              <w:left w:w="90" w:type="dxa"/>
-              <w:bottom w:w="50" w:type="dxa"/>
-              <w:right w:w="90" w:type="dxa"/>
-            </w:tcMar>
             <w:vAlign w:val="center"/>
           </w:tcPr>
           <w:p>
@@ -3677,12 +3325,6 @@
               <w:right w:val="single" w:sz="6" w:space="0" w:color="1F3864"/>
             </w:tcBorders>
             <w:shd w:val="clear" w:color="auto" w:fill="D9E2F3"/>
-            <w:tcMar>
-              <w:top w:w="50" w:type="dxa"/>
-              <w:left w:w="90" w:type="dxa"/>
-              <w:bottom w:w="50" w:type="dxa"/>
-              <w:right w:w="90" w:type="dxa"/>
-            </w:tcMar>
             <w:vAlign w:val="center"/>
           </w:tcPr>
           <w:p>
@@ -3727,12 +3369,6 @@
               <w:right w:val="single" w:sz="6" w:space="0" w:color="1F3864"/>
             </w:tcBorders>
             <w:shd w:val="clear" w:color="auto" w:fill="4472C4"/>
-            <w:tcMar>
-              <w:top w:w="50" w:type="dxa"/>
-              <w:left w:w="90" w:type="dxa"/>
-              <w:bottom w:w="50" w:type="dxa"/>
-              <w:right w:w="90" w:type="dxa"/>
-            </w:tcMar>
             <w:vAlign w:val="center"/>
           </w:tcPr>
           <w:p>
@@ -3775,12 +3411,6 @@
               <w:right w:val="single" w:sz="6" w:space="0" w:color="1F3864"/>
             </w:tcBorders>
             <w:shd w:val="clear" w:color="auto" w:fill="4472C4"/>
-            <w:tcMar>
-              <w:top w:w="50" w:type="dxa"/>
-              <w:left w:w="90" w:type="dxa"/>
-              <w:bottom w:w="50" w:type="dxa"/>
-              <w:right w:w="90" w:type="dxa"/>
-            </w:tcMar>
             <w:vAlign w:val="center"/>
           </w:tcPr>
           <w:p>
@@ -3820,12 +3450,6 @@
               <w:right w:val="single" w:sz="6" w:space="0" w:color="1F3864"/>
             </w:tcBorders>
             <w:shd w:val="clear" w:color="auto" w:fill="D9E2F3"/>
-            <w:tcMar>
-              <w:top w:w="50" w:type="dxa"/>
-              <w:left w:w="90" w:type="dxa"/>
-              <w:bottom w:w="50" w:type="dxa"/>
-              <w:right w:w="90" w:type="dxa"/>
-            </w:tcMar>
             <w:vAlign w:val="center"/>
           </w:tcPr>
           <w:p>
@@ -3884,12 +3508,6 @@
               <w:right w:val="single" w:sz="6" w:space="0" w:color="1F3864"/>
             </w:tcBorders>
             <w:shd w:val="clear" w:color="auto" w:fill="4472C4"/>
-            <w:tcMar>
-              <w:top w:w="50" w:type="dxa"/>
-              <w:left w:w="90" w:type="dxa"/>
-              <w:bottom w:w="50" w:type="dxa"/>
-              <w:right w:w="90" w:type="dxa"/>
-            </w:tcMar>
             <w:vAlign w:val="center"/>
           </w:tcPr>
           <w:p>
@@ -3931,12 +3549,6 @@
               <w:right w:val="single" w:sz="6" w:space="0" w:color="1F3864"/>
             </w:tcBorders>
             <w:shd w:val="clear" w:color="auto" w:fill="D9E2F3"/>
-            <w:tcMar>
-              <w:top w:w="50" w:type="dxa"/>
-              <w:left w:w="90" w:type="dxa"/>
-              <w:bottom w:w="50" w:type="dxa"/>
-              <w:right w:w="90" w:type="dxa"/>
-            </w:tcMar>
             <w:vAlign w:val="center"/>
           </w:tcPr>
           <w:p>
@@ -3969,12 +3581,6 @@
               <w:right w:val="single" w:sz="6" w:space="0" w:color="1F3864"/>
             </w:tcBorders>
             <w:shd w:val="clear" w:color="auto" w:fill="D9E2F3"/>
-            <w:tcMar>
-              <w:top w:w="50" w:type="dxa"/>
-              <w:left w:w="90" w:type="dxa"/>
-              <w:bottom w:w="50" w:type="dxa"/>
-              <w:right w:w="90" w:type="dxa"/>
-            </w:tcMar>
             <w:vAlign w:val="center"/>
           </w:tcPr>
           <w:p>
@@ -4113,12 +3719,6 @@
               <w:right w:val="single" w:sz="6" w:space="0" w:color="1F3864"/>
             </w:tcBorders>
             <w:shd w:val="clear" w:color="auto" w:fill="D9E2F3"/>
-            <w:tcMar>
-              <w:top w:w="50" w:type="dxa"/>
-              <w:left w:w="90" w:type="dxa"/>
-              <w:bottom w:w="50" w:type="dxa"/>
-              <w:right w:w="90" w:type="dxa"/>
-            </w:tcMar>
             <w:vAlign w:val="center"/>
           </w:tcPr>
           <w:p>
@@ -4382,12 +3982,6 @@
               <w:right w:val="single" w:sz="6" w:space="0" w:color="1F3864"/>
             </w:tcBorders>
             <w:shd w:val="clear" w:color="auto" w:fill="D9E2F3"/>
-            <w:tcMar>
-              <w:top w:w="50" w:type="dxa"/>
-              <w:left w:w="90" w:type="dxa"/>
-              <w:bottom w:w="50" w:type="dxa"/>
-              <w:right w:w="90" w:type="dxa"/>
-            </w:tcMar>
             <w:vAlign w:val="center"/>
           </w:tcPr>
           <w:p>
@@ -4451,12 +4045,6 @@
               <w:right w:val="single" w:sz="6" w:space="0" w:color="1F3864"/>
             </w:tcBorders>
             <w:shd w:val="clear" w:color="auto" w:fill="4472C4"/>
-            <w:tcMar>
-              <w:top w:w="50" w:type="dxa"/>
-              <w:left w:w="90" w:type="dxa"/>
-              <w:bottom w:w="50" w:type="dxa"/>
-              <w:right w:w="90" w:type="dxa"/>
-            </w:tcMar>
             <w:vAlign w:val="center"/>
           </w:tcPr>
           <w:p>
@@ -4497,12 +4085,6 @@
               <w:right w:val="single" w:sz="6" w:space="0" w:color="1F3864"/>
             </w:tcBorders>
             <w:shd w:val="clear" w:color="auto" w:fill="4472C4"/>
-            <w:tcMar>
-              <w:top w:w="50" w:type="dxa"/>
-              <w:left w:w="90" w:type="dxa"/>
-              <w:bottom w:w="50" w:type="dxa"/>
-              <w:right w:w="90" w:type="dxa"/>
-            </w:tcMar>
             <w:vAlign w:val="center"/>
           </w:tcPr>
           <w:p>
@@ -4543,12 +4125,6 @@
               <w:right w:val="single" w:sz="6" w:space="0" w:color="1F3864"/>
             </w:tcBorders>
             <w:shd w:val="clear" w:color="auto" w:fill="4472C4"/>
-            <w:tcMar>
-              <w:top w:w="50" w:type="dxa"/>
-              <w:left w:w="90" w:type="dxa"/>
-              <w:bottom w:w="50" w:type="dxa"/>
-              <w:right w:w="90" w:type="dxa"/>
-            </w:tcMar>
             <w:vAlign w:val="center"/>
           </w:tcPr>
           <w:p>
@@ -4593,12 +4169,6 @@
               <w:right w:val="single" w:sz="6" w:space="0" w:color="1F3864"/>
             </w:tcBorders>
             <w:shd w:val="clear" w:color="auto" w:fill="D9E2F3"/>
-            <w:tcMar>
-              <w:top w:w="50" w:type="dxa"/>
-              <w:left w:w="90" w:type="dxa"/>
-              <w:bottom w:w="50" w:type="dxa"/>
-              <w:right w:w="90" w:type="dxa"/>
-            </w:tcMar>
             <w:vAlign w:val="center"/>
           </w:tcPr>
           <w:p>
@@ -4631,12 +4201,6 @@
               <w:right w:val="single" w:sz="6" w:space="0" w:color="1F3864"/>
             </w:tcBorders>
             <w:shd w:val="clear" w:color="auto" w:fill="D9E2F3"/>
-            <w:tcMar>
-              <w:top w:w="50" w:type="dxa"/>
-              <w:left w:w="90" w:type="dxa"/>
-              <w:bottom w:w="50" w:type="dxa"/>
-              <w:right w:w="90" w:type="dxa"/>
-            </w:tcMar>
             <w:vAlign w:val="center"/>
           </w:tcPr>
           <w:p>
@@ -4669,12 +4233,6 @@
               <w:right w:val="single" w:sz="6" w:space="0" w:color="1F3864"/>
             </w:tcBorders>
             <w:shd w:val="clear" w:color="auto" w:fill="D9E2F3"/>
-            <w:tcMar>
-              <w:top w:w="50" w:type="dxa"/>
-              <w:left w:w="90" w:type="dxa"/>
-              <w:bottom w:w="50" w:type="dxa"/>
-              <w:right w:w="90" w:type="dxa"/>
-            </w:tcMar>
             <w:vAlign w:val="center"/>
           </w:tcPr>
           <w:p>
@@ -4744,12 +4302,6 @@
               <w:right w:val="single" w:sz="6" w:space="0" w:color="1F3864"/>
             </w:tcBorders>
             <w:shd w:val="clear" w:color="auto" w:fill="D9E2F3"/>
-            <w:tcMar>
-              <w:top w:w="50" w:type="dxa"/>
-              <w:left w:w="90" w:type="dxa"/>
-              <w:bottom w:w="50" w:type="dxa"/>
-              <w:right w:w="90" w:type="dxa"/>
-            </w:tcMar>
             <w:vAlign w:val="center"/>
           </w:tcPr>
           <w:p>
@@ -4782,12 +4334,6 @@
               <w:right w:val="single" w:sz="6" w:space="0" w:color="1F3864"/>
             </w:tcBorders>
             <w:shd w:val="clear" w:color="auto" w:fill="D9E2F3"/>
-            <w:tcMar>
-              <w:top w:w="50" w:type="dxa"/>
-              <w:left w:w="90" w:type="dxa"/>
-              <w:bottom w:w="50" w:type="dxa"/>
-              <w:right w:w="90" w:type="dxa"/>
-            </w:tcMar>
             <w:vAlign w:val="center"/>
           </w:tcPr>
           <w:p>
@@ -4834,12 +4380,6 @@
               <w:right w:val="single" w:sz="6" w:space="0" w:color="1F3864"/>
             </w:tcBorders>
             <w:shd w:val="clear" w:color="auto" w:fill="D9E2F3"/>
-            <w:tcMar>
-              <w:top w:w="50" w:type="dxa"/>
-              <w:left w:w="90" w:type="dxa"/>
-              <w:bottom w:w="50" w:type="dxa"/>
-              <w:right w:w="90" w:type="dxa"/>
-            </w:tcMar>
             <w:vAlign w:val="center"/>
           </w:tcPr>
           <w:p>
@@ -4872,12 +4412,6 @@
               <w:right w:val="single" w:sz="6" w:space="0" w:color="1F3864"/>
             </w:tcBorders>
             <w:shd w:val="clear" w:color="auto" w:fill="D9E2F3"/>
-            <w:tcMar>
-              <w:top w:w="50" w:type="dxa"/>
-              <w:left w:w="90" w:type="dxa"/>
-              <w:bottom w:w="50" w:type="dxa"/>
-              <w:right w:w="90" w:type="dxa"/>
-            </w:tcMar>
             <w:vAlign w:val="center"/>
           </w:tcPr>
           <w:p>
@@ -4910,12 +4444,6 @@
               <w:right w:val="single" w:sz="6" w:space="0" w:color="1F3864"/>
             </w:tcBorders>
             <w:shd w:val="clear" w:color="auto" w:fill="D9E2F3"/>
-            <w:tcMar>
-              <w:top w:w="50" w:type="dxa"/>
-              <w:left w:w="90" w:type="dxa"/>
-              <w:bottom w:w="50" w:type="dxa"/>
-              <w:right w:w="90" w:type="dxa"/>
-            </w:tcMar>
             <w:vAlign w:val="center"/>
           </w:tcPr>
           <w:p>
@@ -4985,12 +4513,6 @@
               <w:right w:val="single" w:sz="6" w:space="0" w:color="1F3864"/>
             </w:tcBorders>
             <w:shd w:val="clear" w:color="auto" w:fill="D9E2F3"/>
-            <w:tcMar>
-              <w:top w:w="50" w:type="dxa"/>
-              <w:left w:w="90" w:type="dxa"/>
-              <w:bottom w:w="50" w:type="dxa"/>
-              <w:right w:w="90" w:type="dxa"/>
-            </w:tcMar>
             <w:vAlign w:val="center"/>
           </w:tcPr>
           <w:p>
@@ -5023,12 +4545,6 @@
               <w:right w:val="single" w:sz="6" w:space="0" w:color="1F3864"/>
             </w:tcBorders>
             <w:shd w:val="clear" w:color="auto" w:fill="D9E2F3"/>
-            <w:tcMar>
-              <w:top w:w="50" w:type="dxa"/>
-              <w:left w:w="90" w:type="dxa"/>
-              <w:bottom w:w="50" w:type="dxa"/>
-              <w:right w:w="90" w:type="dxa"/>
-            </w:tcMar>
             <w:vAlign w:val="center"/>
           </w:tcPr>
           <w:p>
@@ -5073,12 +4589,6 @@
               <w:right w:val="single" w:sz="6" w:space="0" w:color="1F3864"/>
             </w:tcBorders>
             <w:shd w:val="clear" w:color="auto" w:fill="4472C4"/>
-            <w:tcMar>
-              <w:top w:w="50" w:type="dxa"/>
-              <w:left w:w="90" w:type="dxa"/>
-              <w:bottom w:w="50" w:type="dxa"/>
-              <w:right w:w="90" w:type="dxa"/>
-            </w:tcMar>
             <w:vAlign w:val="center"/>
           </w:tcPr>
           <w:p>
@@ -5121,12 +4631,6 @@
               <w:right w:val="single" w:sz="6" w:space="0" w:color="1F3864"/>
             </w:tcBorders>
             <w:shd w:val="clear" w:color="auto" w:fill="4472C4"/>
-            <w:tcMar>
-              <w:top w:w="50" w:type="dxa"/>
-              <w:left w:w="90" w:type="dxa"/>
-              <w:bottom w:w="50" w:type="dxa"/>
-              <w:right w:w="90" w:type="dxa"/>
-            </w:tcMar>
             <w:vAlign w:val="center"/>
           </w:tcPr>
           <w:p>
@@ -5166,12 +4670,6 @@
               <w:right w:val="single" w:sz="6" w:space="0" w:color="1F3864"/>
             </w:tcBorders>
             <w:shd w:val="clear" w:color="auto" w:fill="D9E2F3"/>
-            <w:tcMar>
-              <w:top w:w="50" w:type="dxa"/>
-              <w:left w:w="90" w:type="dxa"/>
-              <w:bottom w:w="50" w:type="dxa"/>
-              <w:right w:w="90" w:type="dxa"/>
-            </w:tcMar>
             <w:vAlign w:val="center"/>
           </w:tcPr>
           <w:p>
@@ -5230,12 +4728,6 @@
               <w:right w:val="single" w:sz="6" w:space="0" w:color="1F3864"/>
             </w:tcBorders>
             <w:shd w:val="clear" w:color="auto" w:fill="4472C4"/>
-            <w:tcMar>
-              <w:top w:w="50" w:type="dxa"/>
-              <w:left w:w="90" w:type="dxa"/>
-              <w:bottom w:w="50" w:type="dxa"/>
-              <w:right w:w="90" w:type="dxa"/>
-            </w:tcMar>
             <w:vAlign w:val="center"/>
           </w:tcPr>
           <w:p>
@@ -5277,12 +4769,6 @@
               <w:right w:val="single" w:sz="6" w:space="0" w:color="1F3864"/>
             </w:tcBorders>
             <w:shd w:val="clear" w:color="auto" w:fill="D9E2F3"/>
-            <w:tcMar>
-              <w:top w:w="50" w:type="dxa"/>
-              <w:left w:w="90" w:type="dxa"/>
-              <w:bottom w:w="50" w:type="dxa"/>
-              <w:right w:w="90" w:type="dxa"/>
-            </w:tcMar>
             <w:vAlign w:val="center"/>
           </w:tcPr>
           <w:p>
@@ -5341,12 +4827,6 @@
               <w:right w:val="single" w:sz="6" w:space="0" w:color="1F3864"/>
             </w:tcBorders>
             <w:shd w:val="clear" w:color="auto" w:fill="D9E2F3"/>
-            <w:tcMar>
-              <w:top w:w="50" w:type="dxa"/>
-              <w:left w:w="90" w:type="dxa"/>
-              <w:bottom w:w="50" w:type="dxa"/>
-              <w:right w:w="90" w:type="dxa"/>
-            </w:tcMar>
             <w:vAlign w:val="center"/>
           </w:tcPr>
           <w:p>
@@ -5818,12 +5298,6 @@
               <w:right w:val="single" w:sz="6" w:space="0" w:color="1F3864"/>
             </w:tcBorders>
             <w:shd w:val="clear" w:color="auto" w:fill="D9E2F3"/>
-            <w:tcMar>
-              <w:top w:w="50" w:type="dxa"/>
-              <w:left w:w="90" w:type="dxa"/>
-              <w:bottom w:w="50" w:type="dxa"/>
-              <w:right w:w="90" w:type="dxa"/>
-            </w:tcMar>
             <w:vAlign w:val="center"/>
           </w:tcPr>
           <w:p>
@@ -6415,12 +5889,6 @@
               <w:right w:val="single" w:sz="6" w:space="0" w:color="1F3864"/>
             </w:tcBorders>
             <w:shd w:val="clear" w:color="auto" w:fill="D9E2F3"/>
-            <w:tcMar>
-              <w:top w:w="50" w:type="dxa"/>
-              <w:left w:w="90" w:type="dxa"/>
-              <w:bottom w:w="50" w:type="dxa"/>
-              <w:right w:w="90" w:type="dxa"/>
-            </w:tcMar>
             <w:vAlign w:val="center"/>
           </w:tcPr>
           <w:p>
@@ -6468,12 +5936,6 @@
               <w:right w:val="single" w:sz="6" w:space="0" w:color="1F3864"/>
             </w:tcBorders>
             <w:shd w:val="clear" w:color="auto" w:fill="4472C4"/>
-            <w:tcMar>
-              <w:top w:w="50" w:type="dxa"/>
-              <w:left w:w="90" w:type="dxa"/>
-              <w:bottom w:w="50" w:type="dxa"/>
-              <w:right w:w="90" w:type="dxa"/>
-            </w:tcMar>
             <w:vAlign w:val="center"/>
           </w:tcPr>
           <w:p>
@@ -6514,12 +5976,6 @@
               <w:right w:val="single" w:sz="6" w:space="0" w:color="1F3864"/>
             </w:tcBorders>
             <w:shd w:val="clear" w:color="auto" w:fill="4472C4"/>
-            <w:tcMar>
-              <w:top w:w="50" w:type="dxa"/>
-              <w:left w:w="90" w:type="dxa"/>
-              <w:bottom w:w="50" w:type="dxa"/>
-              <w:right w:w="90" w:type="dxa"/>
-            </w:tcMar>
             <w:vAlign w:val="center"/>
           </w:tcPr>
           <w:p>
@@ -6560,12 +6016,6 @@
               <w:right w:val="single" w:sz="6" w:space="0" w:color="1F3864"/>
             </w:tcBorders>
             <w:shd w:val="clear" w:color="auto" w:fill="4472C4"/>
-            <w:tcMar>
-              <w:top w:w="50" w:type="dxa"/>
-              <w:left w:w="90" w:type="dxa"/>
-              <w:bottom w:w="50" w:type="dxa"/>
-              <w:right w:w="90" w:type="dxa"/>
-            </w:tcMar>
             <w:vAlign w:val="center"/>
           </w:tcPr>
           <w:p>
@@ -6610,12 +6060,6 @@
               <w:right w:val="single" w:sz="6" w:space="0" w:color="1F3864"/>
             </w:tcBorders>
             <w:shd w:val="clear" w:color="auto" w:fill="D9E2F3"/>
-            <w:tcMar>
-              <w:top w:w="50" w:type="dxa"/>
-              <w:left w:w="90" w:type="dxa"/>
-              <w:bottom w:w="50" w:type="dxa"/>
-              <w:right w:w="90" w:type="dxa"/>
-            </w:tcMar>
             <w:vAlign w:val="center"/>
           </w:tcPr>
           <w:p>
@@ -6648,12 +6092,6 @@
               <w:right w:val="single" w:sz="6" w:space="0" w:color="1F3864"/>
             </w:tcBorders>
             <w:shd w:val="clear" w:color="auto" w:fill="D9E2F3"/>
-            <w:tcMar>
-              <w:top w:w="50" w:type="dxa"/>
-              <w:left w:w="90" w:type="dxa"/>
-              <w:bottom w:w="50" w:type="dxa"/>
-              <w:right w:w="90" w:type="dxa"/>
-            </w:tcMar>
             <w:vAlign w:val="center"/>
           </w:tcPr>
           <w:p>
@@ -6686,12 +6124,6 @@
               <w:right w:val="single" w:sz="6" w:space="0" w:color="1F3864"/>
             </w:tcBorders>
             <w:shd w:val="clear" w:color="auto" w:fill="D9E2F3"/>
-            <w:tcMar>
-              <w:top w:w="50" w:type="dxa"/>
-              <w:left w:w="90" w:type="dxa"/>
-              <w:bottom w:w="50" w:type="dxa"/>
-              <w:right w:w="90" w:type="dxa"/>
-            </w:tcMar>
             <w:vAlign w:val="center"/>
           </w:tcPr>
           <w:p>
@@ -6761,12 +6193,6 @@
               <w:right w:val="single" w:sz="6" w:space="0" w:color="1F3864"/>
             </w:tcBorders>
             <w:shd w:val="clear" w:color="auto" w:fill="D9E2F3"/>
-            <w:tcMar>
-              <w:top w:w="50" w:type="dxa"/>
-              <w:left w:w="90" w:type="dxa"/>
-              <w:bottom w:w="50" w:type="dxa"/>
-              <w:right w:w="90" w:type="dxa"/>
-            </w:tcMar>
             <w:vAlign w:val="center"/>
           </w:tcPr>
           <w:p>
@@ -6799,12 +6225,6 @@
               <w:right w:val="single" w:sz="6" w:space="0" w:color="1F3864"/>
             </w:tcBorders>
             <w:shd w:val="clear" w:color="auto" w:fill="D9E2F3"/>
-            <w:tcMar>
-              <w:top w:w="50" w:type="dxa"/>
-              <w:left w:w="90" w:type="dxa"/>
-              <w:bottom w:w="50" w:type="dxa"/>
-              <w:right w:w="90" w:type="dxa"/>
-            </w:tcMar>
             <w:vAlign w:val="center"/>
           </w:tcPr>
           <w:p>
@@ -6851,12 +6271,6 @@
               <w:right w:val="single" w:sz="6" w:space="0" w:color="1F3864"/>
             </w:tcBorders>
             <w:shd w:val="clear" w:color="auto" w:fill="D9E2F3"/>
-            <w:tcMar>
-              <w:top w:w="50" w:type="dxa"/>
-              <w:left w:w="90" w:type="dxa"/>
-              <w:bottom w:w="50" w:type="dxa"/>
-              <w:right w:w="90" w:type="dxa"/>
-            </w:tcMar>
             <w:vAlign w:val="center"/>
           </w:tcPr>
           <w:p>
@@ -6897,12 +6311,6 @@
               <w:right w:val="single" w:sz="6" w:space="0" w:color="1F3864"/>
             </w:tcBorders>
             <w:shd w:val="clear" w:color="auto" w:fill="D9E2F3"/>
-            <w:tcMar>
-              <w:top w:w="50" w:type="dxa"/>
-              <w:left w:w="90" w:type="dxa"/>
-              <w:bottom w:w="50" w:type="dxa"/>
-              <w:right w:w="90" w:type="dxa"/>
-            </w:tcMar>
             <w:vAlign w:val="center"/>
           </w:tcPr>
           <w:p>
@@ -6995,12 +6403,6 @@
               <w:right w:val="single" w:sz="6" w:space="0" w:color="1F3864"/>
             </w:tcBorders>
             <w:shd w:val="clear" w:color="auto" w:fill="D9E2F3"/>
-            <w:tcMar>
-              <w:top w:w="50" w:type="dxa"/>
-              <w:left w:w="90" w:type="dxa"/>
-              <w:bottom w:w="50" w:type="dxa"/>
-              <w:right w:w="90" w:type="dxa"/>
-            </w:tcMar>
             <w:vAlign w:val="center"/>
           </w:tcPr>
           <w:p>
@@ -7104,12 +6506,6 @@
               <w:right w:val="single" w:sz="6" w:space="0" w:color="1F3864"/>
             </w:tcBorders>
             <w:shd w:val="clear" w:color="auto" w:fill="D9E2F3"/>
-            <w:tcMar>
-              <w:top w:w="50" w:type="dxa"/>
-              <w:left w:w="90" w:type="dxa"/>
-              <w:bottom w:w="50" w:type="dxa"/>
-              <w:right w:w="90" w:type="dxa"/>
-            </w:tcMar>
             <w:vAlign w:val="center"/>
           </w:tcPr>
           <w:p>
@@ -7142,12 +6538,6 @@
               <w:right w:val="single" w:sz="6" w:space="0" w:color="1F3864"/>
             </w:tcBorders>
             <w:shd w:val="clear" w:color="auto" w:fill="D9E2F3"/>
-            <w:tcMar>
-              <w:top w:w="50" w:type="dxa"/>
-              <w:left w:w="90" w:type="dxa"/>
-              <w:bottom w:w="50" w:type="dxa"/>
-              <w:right w:w="90" w:type="dxa"/>
-            </w:tcMar>
             <w:vAlign w:val="center"/>
           </w:tcPr>
           <w:p>
@@ -7192,12 +6582,6 @@
               <w:right w:val="single" w:sz="6" w:space="0" w:color="1F3864"/>
             </w:tcBorders>
             <w:shd w:val="clear" w:color="auto" w:fill="4472C4"/>
-            <w:tcMar>
-              <w:top w:w="50" w:type="dxa"/>
-              <w:left w:w="90" w:type="dxa"/>
-              <w:bottom w:w="50" w:type="dxa"/>
-              <w:right w:w="90" w:type="dxa"/>
-            </w:tcMar>
             <w:vAlign w:val="center"/>
           </w:tcPr>
           <w:p>
@@ -7240,12 +6624,6 @@
               <w:right w:val="single" w:sz="6" w:space="0" w:color="1F3864"/>
             </w:tcBorders>
             <w:shd w:val="clear" w:color="auto" w:fill="4472C4"/>
-            <w:tcMar>
-              <w:top w:w="50" w:type="dxa"/>
-              <w:left w:w="90" w:type="dxa"/>
-              <w:bottom w:w="50" w:type="dxa"/>
-              <w:right w:w="90" w:type="dxa"/>
-            </w:tcMar>
             <w:vAlign w:val="center"/>
           </w:tcPr>
           <w:p>
@@ -7285,12 +6663,6 @@
               <w:right w:val="single" w:sz="6" w:space="0" w:color="1F3864"/>
             </w:tcBorders>
             <w:shd w:val="clear" w:color="auto" w:fill="D9E2F3"/>
-            <w:tcMar>
-              <w:top w:w="50" w:type="dxa"/>
-              <w:left w:w="90" w:type="dxa"/>
-              <w:bottom w:w="50" w:type="dxa"/>
-              <w:right w:w="90" w:type="dxa"/>
-            </w:tcMar>
             <w:vAlign w:val="center"/>
           </w:tcPr>
           <w:p>
@@ -7349,12 +6721,6 @@
               <w:right w:val="single" w:sz="6" w:space="0" w:color="1F3864"/>
             </w:tcBorders>
             <w:shd w:val="clear" w:color="auto" w:fill="4472C4"/>
-            <w:tcMar>
-              <w:top w:w="50" w:type="dxa"/>
-              <w:left w:w="90" w:type="dxa"/>
-              <w:bottom w:w="50" w:type="dxa"/>
-              <w:right w:w="90" w:type="dxa"/>
-            </w:tcMar>
             <w:vAlign w:val="center"/>
           </w:tcPr>
           <w:p>
@@ -7396,12 +6762,6 @@
               <w:right w:val="single" w:sz="6" w:space="0" w:color="1F3864"/>
             </w:tcBorders>
             <w:shd w:val="clear" w:color="auto" w:fill="D9E2F3"/>
-            <w:tcMar>
-              <w:top w:w="50" w:type="dxa"/>
-              <w:left w:w="90" w:type="dxa"/>
-              <w:bottom w:w="50" w:type="dxa"/>
-              <w:right w:w="90" w:type="dxa"/>
-            </w:tcMar>
             <w:vAlign w:val="center"/>
           </w:tcPr>
           <w:p>
@@ -7515,12 +6875,6 @@
               <w:right w:val="single" w:sz="6" w:space="0" w:color="1F3864"/>
             </w:tcBorders>
             <w:shd w:val="clear" w:color="auto" w:fill="D9E2F3"/>
-            <w:tcMar>
-              <w:top w:w="50" w:type="dxa"/>
-              <w:left w:w="90" w:type="dxa"/>
-              <w:bottom w:w="50" w:type="dxa"/>
-              <w:right w:w="90" w:type="dxa"/>
-            </w:tcMar>
             <w:vAlign w:val="center"/>
           </w:tcPr>
           <w:p>
@@ -8184,12 +7538,6 @@
               <w:right w:val="single" w:sz="6" w:space="0" w:color="1F3864"/>
             </w:tcBorders>
             <w:shd w:val="clear" w:color="auto" w:fill="D9E2F3"/>
-            <w:tcMar>
-              <w:top w:w="50" w:type="dxa"/>
-              <w:left w:w="90" w:type="dxa"/>
-              <w:bottom w:w="50" w:type="dxa"/>
-              <w:right w:w="90" w:type="dxa"/>
-            </w:tcMar>
             <w:vAlign w:val="center"/>
           </w:tcPr>
           <w:p>
@@ -9069,6 +8417,55 @@
           </w:p>
         </w:tc>
       </w:tr>
+    </w:tbl>
+    <w:p>
+      <w:pPr>
+        <w:spacing w:before="0" w:after="0" w:line="240" w:lineRule="auto"/>
+        <w:rPr>
+          <w:sz w:val="18"/>
+          <w:szCs w:val="18"/>
+        </w:rPr>
+      </w:pPr>
+    </w:p>
+    <w:tbl>
+      <w:tblPr>
+        <w:tblW w:w="9405" w:type="dxa"/>
+        <w:jc w:val="center"/>
+        <w:tblBorders>
+          <w:top w:val="single" w:sz="6" w:space="0" w:color="1F3864"/>
+          <w:left w:val="single" w:sz="6" w:space="0" w:color="1F3864"/>
+          <w:bottom w:val="single" w:sz="6" w:space="0" w:color="1F3864"/>
+          <w:right w:val="single" w:sz="6" w:space="0" w:color="1F3864"/>
+          <w:insideH w:val="single" w:sz="6" w:space="0" w:color="1F3864"/>
+          <w:insideV w:val="single" w:sz="6" w:space="0" w:color="1F3864"/>
+        </w:tblBorders>
+        <w:tblLayout w:type="fixed"/>
+        <w:tblCellMar>
+          <w:top w:w="40" w:type="dxa"/>
+          <w:left w:w="90" w:type="dxa"/>
+          <w:bottom w:w="40" w:type="dxa"/>
+          <w:right w:w="90" w:type="dxa"/>
+        </w:tblCellMar>
+        <w:tblLook w:val="0000" w:firstRow="0" w:lastRow="0" w:firstColumn="0" w:lastColumn="0" w:noHBand="0" w:noVBand="0"/>
+      </w:tblPr>
+      <w:tblGrid>
+        <w:gridCol w:w="1175"/>
+        <w:gridCol w:w="391"/>
+        <w:gridCol w:w="391"/>
+        <w:gridCol w:w="391"/>
+        <w:gridCol w:w="783"/>
+        <w:gridCol w:w="391"/>
+        <w:gridCol w:w="391"/>
+        <w:gridCol w:w="783"/>
+        <w:gridCol w:w="783"/>
+        <w:gridCol w:w="391"/>
+        <w:gridCol w:w="391"/>
+        <w:gridCol w:w="391"/>
+        <w:gridCol w:w="391"/>
+        <w:gridCol w:w="391"/>
+        <w:gridCol w:w="391"/>
+        <w:gridCol w:w="1567"/>
+      </w:tblGrid>
       <w:tr>
         <w:tc>
           <w:tcPr>
@@ -9081,12 +8478,6 @@
               <w:right w:val="single" w:sz="6" w:space="0" w:color="1F3864"/>
             </w:tcBorders>
             <w:shd w:val="clear" w:color="auto" w:fill="4472C4"/>
-            <w:tcMar>
-              <w:top w:w="50" w:type="dxa"/>
-              <w:left w:w="90" w:type="dxa"/>
-              <w:bottom w:w="50" w:type="dxa"/>
-              <w:right w:w="90" w:type="dxa"/>
-            </w:tcMar>
             <w:vAlign w:val="center"/>
           </w:tcPr>
           <w:p>
@@ -9130,12 +8521,6 @@
               <w:right w:val="single" w:sz="6" w:space="0" w:color="1F3864"/>
             </w:tcBorders>
             <w:shd w:val="clear" w:color="auto" w:fill="4472C4"/>
-            <w:tcMar>
-              <w:top w:w="50" w:type="dxa"/>
-              <w:left w:w="90" w:type="dxa"/>
-              <w:bottom w:w="50" w:type="dxa"/>
-              <w:right w:w="90" w:type="dxa"/>
-            </w:tcMar>
             <w:vAlign w:val="center"/>
           </w:tcPr>
           <w:p>
@@ -9176,12 +8561,6 @@
               <w:right w:val="single" w:sz="6" w:space="0" w:color="1F3864"/>
             </w:tcBorders>
             <w:shd w:val="clear" w:color="auto" w:fill="4472C4"/>
-            <w:tcMar>
-              <w:top w:w="50" w:type="dxa"/>
-              <w:left w:w="90" w:type="dxa"/>
-              <w:bottom w:w="50" w:type="dxa"/>
-              <w:right w:w="90" w:type="dxa"/>
-            </w:tcMar>
             <w:vAlign w:val="center"/>
           </w:tcPr>
           <w:p>
@@ -9222,12 +8601,6 @@
               <w:right w:val="single" w:sz="6" w:space="0" w:color="1F3864"/>
             </w:tcBorders>
             <w:shd w:val="clear" w:color="auto" w:fill="4472C4"/>
-            <w:tcMar>
-              <w:top w:w="50" w:type="dxa"/>
-              <w:left w:w="90" w:type="dxa"/>
-              <w:bottom w:w="50" w:type="dxa"/>
-              <w:right w:w="90" w:type="dxa"/>
-            </w:tcMar>
             <w:vAlign w:val="center"/>
           </w:tcPr>
           <w:p>
@@ -9283,12 +8656,6 @@
               <w:right w:val="single" w:sz="6" w:space="0" w:color="1F3864"/>
             </w:tcBorders>
             <w:shd w:val="clear" w:color="auto" w:fill="4472C4"/>
-            <w:tcMar>
-              <w:top w:w="50" w:type="dxa"/>
-              <w:left w:w="90" w:type="dxa"/>
-              <w:bottom w:w="50" w:type="dxa"/>
-              <w:right w:w="90" w:type="dxa"/>
-            </w:tcMar>
             <w:vAlign w:val="center"/>
           </w:tcPr>
           <w:p>
@@ -9329,12 +8696,6 @@
               <w:right w:val="single" w:sz="6" w:space="0" w:color="1F3864"/>
             </w:tcBorders>
             <w:shd w:val="clear" w:color="auto" w:fill="4472C4"/>
-            <w:tcMar>
-              <w:top w:w="50" w:type="dxa"/>
-              <w:left w:w="90" w:type="dxa"/>
-              <w:bottom w:w="50" w:type="dxa"/>
-              <w:right w:w="90" w:type="dxa"/>
-            </w:tcMar>
             <w:vAlign w:val="center"/>
           </w:tcPr>
           <w:p>
@@ -9377,12 +8738,6 @@
               <w:right w:val="single" w:sz="6" w:space="0" w:color="1F3864"/>
             </w:tcBorders>
             <w:shd w:val="clear" w:color="auto" w:fill="D9E2F3"/>
-            <w:tcMar>
-              <w:top w:w="50" w:type="dxa"/>
-              <w:left w:w="90" w:type="dxa"/>
-              <w:bottom w:w="50" w:type="dxa"/>
-              <w:right w:w="90" w:type="dxa"/>
-            </w:tcMar>
             <w:vAlign w:val="center"/>
           </w:tcPr>
           <w:p>
@@ -9492,12 +8847,6 @@
               <w:right w:val="single" w:sz="6" w:space="0" w:color="1F3864"/>
             </w:tcBorders>
             <w:shd w:val="clear" w:color="auto" w:fill="D9E2F3"/>
-            <w:tcMar>
-              <w:top w:w="50" w:type="dxa"/>
-              <w:left w:w="90" w:type="dxa"/>
-              <w:bottom w:w="50" w:type="dxa"/>
-              <w:right w:w="90" w:type="dxa"/>
-            </w:tcMar>
             <w:vAlign w:val="center"/>
           </w:tcPr>
           <w:p>
@@ -9569,12 +8918,6 @@
               <w:right w:val="single" w:sz="6" w:space="0" w:color="1F3864"/>
             </w:tcBorders>
             <w:shd w:val="clear" w:color="auto" w:fill="D9E2F3"/>
-            <w:tcMar>
-              <w:top w:w="50" w:type="dxa"/>
-              <w:left w:w="90" w:type="dxa"/>
-              <w:bottom w:w="50" w:type="dxa"/>
-              <w:right w:w="90" w:type="dxa"/>
-            </w:tcMar>
             <w:vAlign w:val="center"/>
           </w:tcPr>
           <w:p>
@@ -9646,12 +8989,6 @@
               <w:right w:val="single" w:sz="6" w:space="0" w:color="1F3864"/>
             </w:tcBorders>
             <w:shd w:val="clear" w:color="auto" w:fill="D9E2F3"/>
-            <w:tcMar>
-              <w:top w:w="50" w:type="dxa"/>
-              <w:left w:w="90" w:type="dxa"/>
-              <w:bottom w:w="50" w:type="dxa"/>
-              <w:right w:w="90" w:type="dxa"/>
-            </w:tcMar>
             <w:vAlign w:val="center"/>
           </w:tcPr>
           <w:p>
@@ -9742,12 +9079,6 @@
               <w:right w:val="single" w:sz="6" w:space="0" w:color="1F3864"/>
             </w:tcBorders>
             <w:shd w:val="clear" w:color="auto" w:fill="D9E2F3"/>
-            <w:tcMar>
-              <w:top w:w="50" w:type="dxa"/>
-              <w:left w:w="90" w:type="dxa"/>
-              <w:bottom w:w="50" w:type="dxa"/>
-              <w:right w:w="90" w:type="dxa"/>
-            </w:tcMar>
             <w:vAlign w:val="center"/>
           </w:tcPr>
           <w:p>
@@ -9828,6 +9159,55 @@
           </w:p>
         </w:tc>
       </w:tr>
+    </w:tbl>
+    <w:p>
+      <w:pPr>
+        <w:spacing w:before="0" w:after="0" w:line="240" w:lineRule="auto"/>
+        <w:rPr>
+          <w:sz w:val="18"/>
+          <w:szCs w:val="18"/>
+        </w:rPr>
+      </w:pPr>
+    </w:p>
+    <w:tbl>
+      <w:tblPr>
+        <w:tblW w:w="9405" w:type="dxa"/>
+        <w:jc w:val="center"/>
+        <w:tblBorders>
+          <w:top w:val="single" w:sz="6" w:space="0" w:color="1F3864"/>
+          <w:left w:val="single" w:sz="6" w:space="0" w:color="1F3864"/>
+          <w:bottom w:val="single" w:sz="6" w:space="0" w:color="1F3864"/>
+          <w:right w:val="single" w:sz="6" w:space="0" w:color="1F3864"/>
+          <w:insideH w:val="single" w:sz="6" w:space="0" w:color="1F3864"/>
+          <w:insideV w:val="single" w:sz="6" w:space="0" w:color="1F3864"/>
+        </w:tblBorders>
+        <w:tblLayout w:type="fixed"/>
+        <w:tblCellMar>
+          <w:top w:w="40" w:type="dxa"/>
+          <w:left w:w="90" w:type="dxa"/>
+          <w:bottom w:w="40" w:type="dxa"/>
+          <w:right w:w="90" w:type="dxa"/>
+        </w:tblCellMar>
+        <w:tblLook w:val="0000" w:firstRow="0" w:lastRow="0" w:firstColumn="0" w:lastColumn="0" w:noHBand="0" w:noVBand="0"/>
+      </w:tblPr>
+      <w:tblGrid>
+        <w:gridCol w:w="1175"/>
+        <w:gridCol w:w="391"/>
+        <w:gridCol w:w="391"/>
+        <w:gridCol w:w="391"/>
+        <w:gridCol w:w="783"/>
+        <w:gridCol w:w="391"/>
+        <w:gridCol w:w="391"/>
+        <w:gridCol w:w="783"/>
+        <w:gridCol w:w="783"/>
+        <w:gridCol w:w="391"/>
+        <w:gridCol w:w="391"/>
+        <w:gridCol w:w="391"/>
+        <w:gridCol w:w="391"/>
+        <w:gridCol w:w="391"/>
+        <w:gridCol w:w="391"/>
+        <w:gridCol w:w="1567"/>
+      </w:tblGrid>
       <w:tr>
         <w:tc>
           <w:tcPr>
@@ -9840,12 +9220,6 @@
               <w:right w:val="single" w:sz="6" w:space="0" w:color="1F3864"/>
             </w:tcBorders>
             <w:shd w:val="clear" w:color="auto" w:fill="4472C4"/>
-            <w:tcMar>
-              <w:top w:w="50" w:type="dxa"/>
-              <w:left w:w="90" w:type="dxa"/>
-              <w:bottom w:w="50" w:type="dxa"/>
-              <w:right w:w="90" w:type="dxa"/>
-            </w:tcMar>
             <w:vAlign w:val="center"/>
           </w:tcPr>
           <w:p>
@@ -9885,12 +9259,6 @@
               <w:right w:val="single" w:sz="6" w:space="0" w:color="1F3864"/>
             </w:tcBorders>
             <w:shd w:val="clear" w:color="auto" w:fill="D9E2F3"/>
-            <w:tcMar>
-              <w:top w:w="50" w:type="dxa"/>
-              <w:left w:w="90" w:type="dxa"/>
-              <w:bottom w:w="50" w:type="dxa"/>
-              <w:right w:w="90" w:type="dxa"/>
-            </w:tcMar>
             <w:vAlign w:val="center"/>
           </w:tcPr>
           <w:p>
@@ -10069,12 +9437,6 @@
               <w:right w:val="single" w:sz="6" w:space="0" w:color="1F3864"/>
             </w:tcBorders>
             <w:shd w:val="clear" w:color="auto" w:fill="4472C4"/>
-            <w:tcMar>
-              <w:top w:w="50" w:type="dxa"/>
-              <w:left w:w="90" w:type="dxa"/>
-              <w:bottom w:w="50" w:type="dxa"/>
-              <w:right w:w="90" w:type="dxa"/>
-            </w:tcMar>
             <w:vAlign w:val="center"/>
           </w:tcPr>
           <w:p>
@@ -10115,12 +9477,6 @@
               <w:right w:val="single" w:sz="6" w:space="0" w:color="1F3864"/>
             </w:tcBorders>
             <w:shd w:val="clear" w:color="auto" w:fill="D9E2F3"/>
-            <w:tcMar>
-              <w:top w:w="50" w:type="dxa"/>
-              <w:left w:w="90" w:type="dxa"/>
-              <w:bottom w:w="50" w:type="dxa"/>
-              <w:right w:w="90" w:type="dxa"/>
-            </w:tcMar>
             <w:vAlign w:val="center"/>
           </w:tcPr>
           <w:p>
@@ -10298,12 +9654,6 @@
               <w:right w:val="single" w:sz="6" w:space="0" w:color="1F3864"/>
             </w:tcBorders>
             <w:shd w:val="clear" w:color="auto" w:fill="4472C4"/>
-            <w:tcMar>
-              <w:top w:w="50" w:type="dxa"/>
-              <w:left w:w="90" w:type="dxa"/>
-              <w:bottom w:w="50" w:type="dxa"/>
-              <w:right w:w="90" w:type="dxa"/>
-            </w:tcMar>
             <w:vAlign w:val="center"/>
           </w:tcPr>
           <w:p>
@@ -10343,12 +9693,6 @@
               <w:right w:val="single" w:sz="6" w:space="0" w:color="1F3864"/>
             </w:tcBorders>
             <w:shd w:val="clear" w:color="auto" w:fill="D9E2F3"/>
-            <w:tcMar>
-              <w:top w:w="50" w:type="dxa"/>
-              <w:left w:w="90" w:type="dxa"/>
-              <w:bottom w:w="50" w:type="dxa"/>
-              <w:right w:w="90" w:type="dxa"/>
-            </w:tcMar>
             <w:vAlign w:val="center"/>
           </w:tcPr>
           <w:p>
@@ -10434,12 +9778,6 @@
               <w:right w:val="single" w:sz="6" w:space="0" w:color="1F3864"/>
             </w:tcBorders>
             <w:shd w:val="clear" w:color="auto" w:fill="4472C4"/>
-            <w:tcMar>
-              <w:top w:w="50" w:type="dxa"/>
-              <w:left w:w="90" w:type="dxa"/>
-              <w:bottom w:w="50" w:type="dxa"/>
-              <w:right w:w="90" w:type="dxa"/>
-            </w:tcMar>
             <w:vAlign w:val="center"/>
           </w:tcPr>
           <w:p>
@@ -10479,12 +9817,6 @@
               <w:right w:val="single" w:sz="6" w:space="0" w:color="1F3864"/>
             </w:tcBorders>
             <w:shd w:val="clear" w:color="auto" w:fill="D9E2F3"/>
-            <w:tcMar>
-              <w:top w:w="50" w:type="dxa"/>
-              <w:left w:w="90" w:type="dxa"/>
-              <w:bottom w:w="50" w:type="dxa"/>
-              <w:right w:w="90" w:type="dxa"/>
-            </w:tcMar>
             <w:vAlign w:val="center"/>
           </w:tcPr>
           <w:p>
@@ -10595,12 +9927,6 @@
               <w:right w:val="single" w:sz="6" w:space="0" w:color="1F3864"/>
             </w:tcBorders>
             <w:shd w:val="clear" w:color="auto" w:fill="4472C4"/>
-            <w:tcMar>
-              <w:top w:w="50" w:type="dxa"/>
-              <w:left w:w="90" w:type="dxa"/>
-              <w:bottom w:w="50" w:type="dxa"/>
-              <w:right w:w="90" w:type="dxa"/>
-            </w:tcMar>
             <w:vAlign w:val="center"/>
           </w:tcPr>
           <w:p>
@@ -10640,12 +9966,6 @@
               <w:right w:val="single" w:sz="6" w:space="0" w:color="1F3864"/>
             </w:tcBorders>
             <w:shd w:val="clear" w:color="auto" w:fill="D9E2F3"/>
-            <w:tcMar>
-              <w:top w:w="50" w:type="dxa"/>
-              <w:left w:w="90" w:type="dxa"/>
-              <w:bottom w:w="50" w:type="dxa"/>
-              <w:right w:w="90" w:type="dxa"/>
-            </w:tcMar>
             <w:vAlign w:val="center"/>
           </w:tcPr>
           <w:p>
@@ -10690,12 +10010,6 @@
               <w:right w:val="single" w:sz="6" w:space="0" w:color="1F3864"/>
             </w:tcBorders>
             <w:shd w:val="clear" w:color="auto" w:fill="4472C4"/>
-            <w:tcMar>
-              <w:top w:w="50" w:type="dxa"/>
-              <w:left w:w="90" w:type="dxa"/>
-              <w:bottom w:w="50" w:type="dxa"/>
-              <w:right w:w="90" w:type="dxa"/>
-            </w:tcMar>
             <w:vAlign w:val="center"/>
           </w:tcPr>
           <w:p>
@@ -10762,12 +10076,6 @@
               <w:right w:val="single" w:sz="6" w:space="0" w:color="1F3864"/>
             </w:tcBorders>
             <w:shd w:val="clear" w:color="auto" w:fill="4472C4"/>
-            <w:tcMar>
-              <w:top w:w="50" w:type="dxa"/>
-              <w:left w:w="90" w:type="dxa"/>
-              <w:bottom w:w="50" w:type="dxa"/>
-              <w:right w:w="90" w:type="dxa"/>
-            </w:tcMar>
             <w:vAlign w:val="center"/>
           </w:tcPr>
           <w:p>
@@ -10807,12 +10115,6 @@
               <w:right w:val="single" w:sz="6" w:space="0" w:color="1F3864"/>
             </w:tcBorders>
             <w:shd w:val="clear" w:color="auto" w:fill="4472C4"/>
-            <w:tcMar>
-              <w:top w:w="50" w:type="dxa"/>
-              <w:left w:w="90" w:type="dxa"/>
-              <w:bottom w:w="50" w:type="dxa"/>
-              <w:right w:w="90" w:type="dxa"/>
-            </w:tcMar>
             <w:vAlign w:val="center"/>
           </w:tcPr>
           <w:p>
@@ -10852,12 +10154,6 @@
               <w:right w:val="single" w:sz="6" w:space="0" w:color="1F3864"/>
             </w:tcBorders>
             <w:shd w:val="clear" w:color="auto" w:fill="4472C4"/>
-            <w:tcMar>
-              <w:top w:w="50" w:type="dxa"/>
-              <w:left w:w="90" w:type="dxa"/>
-              <w:bottom w:w="50" w:type="dxa"/>
-              <w:right w:w="90" w:type="dxa"/>
-            </w:tcMar>
             <w:vAlign w:val="center"/>
           </w:tcPr>
           <w:p>
@@ -10897,12 +10193,6 @@
               <w:right w:val="single" w:sz="6" w:space="0" w:color="1F3864"/>
             </w:tcBorders>
             <w:shd w:val="clear" w:color="auto" w:fill="4472C4"/>
-            <w:tcMar>
-              <w:top w:w="50" w:type="dxa"/>
-              <w:left w:w="90" w:type="dxa"/>
-              <w:bottom w:w="50" w:type="dxa"/>
-              <w:right w:w="90" w:type="dxa"/>
-            </w:tcMar>
             <w:vAlign w:val="center"/>
           </w:tcPr>
           <w:p>
@@ -10969,12 +10259,6 @@
               <w:right w:val="single" w:sz="6" w:space="0" w:color="1F3864"/>
             </w:tcBorders>
             <w:shd w:val="clear" w:color="auto" w:fill="D9E2F3"/>
-            <w:tcMar>
-              <w:top w:w="50" w:type="dxa"/>
-              <w:left w:w="90" w:type="dxa"/>
-              <w:bottom w:w="50" w:type="dxa"/>
-              <w:right w:w="90" w:type="dxa"/>
-            </w:tcMar>
             <w:vAlign w:val="center"/>
           </w:tcPr>
           <w:p>
@@ -11007,12 +10291,6 @@
               <w:right w:val="single" w:sz="6" w:space="0" w:color="1F3864"/>
             </w:tcBorders>
             <w:shd w:val="clear" w:color="auto" w:fill="D9E2F3"/>
-            <w:tcMar>
-              <w:top w:w="50" w:type="dxa"/>
-              <w:left w:w="90" w:type="dxa"/>
-              <w:bottom w:w="50" w:type="dxa"/>
-              <w:right w:w="90" w:type="dxa"/>
-            </w:tcMar>
             <w:vAlign w:val="center"/>
           </w:tcPr>
           <w:p>
@@ -11045,12 +10323,6 @@
               <w:right w:val="single" w:sz="6" w:space="0" w:color="1F3864"/>
             </w:tcBorders>
             <w:shd w:val="clear" w:color="auto" w:fill="D9E2F3"/>
-            <w:tcMar>
-              <w:top w:w="50" w:type="dxa"/>
-              <w:left w:w="90" w:type="dxa"/>
-              <w:bottom w:w="50" w:type="dxa"/>
-              <w:right w:w="90" w:type="dxa"/>
-            </w:tcMar>
             <w:vAlign w:val="center"/>
           </w:tcPr>
           <w:p>
@@ -11083,12 +10355,6 @@
               <w:right w:val="single" w:sz="6" w:space="0" w:color="1F3864"/>
             </w:tcBorders>
             <w:shd w:val="clear" w:color="auto" w:fill="D9E2F3"/>
-            <w:tcMar>
-              <w:top w:w="50" w:type="dxa"/>
-              <w:left w:w="90" w:type="dxa"/>
-              <w:bottom w:w="50" w:type="dxa"/>
-              <w:right w:w="90" w:type="dxa"/>
-            </w:tcMar>
             <w:vAlign w:val="center"/>
           </w:tcPr>
           <w:p>
@@ -11148,12 +10414,6 @@
               <w:right w:val="single" w:sz="6" w:space="0" w:color="1F3864"/>
             </w:tcBorders>
             <w:shd w:val="clear" w:color="auto" w:fill="D9E2F3"/>
-            <w:tcMar>
-              <w:top w:w="50" w:type="dxa"/>
-              <w:left w:w="90" w:type="dxa"/>
-              <w:bottom w:w="50" w:type="dxa"/>
-              <w:right w:w="90" w:type="dxa"/>
-            </w:tcMar>
             <w:vAlign w:val="center"/>
           </w:tcPr>
           <w:p>
@@ -11186,12 +10446,6 @@
               <w:right w:val="single" w:sz="6" w:space="0" w:color="1F3864"/>
             </w:tcBorders>
             <w:shd w:val="clear" w:color="auto" w:fill="D9E2F3"/>
-            <w:tcMar>
-              <w:top w:w="50" w:type="dxa"/>
-              <w:left w:w="90" w:type="dxa"/>
-              <w:bottom w:w="50" w:type="dxa"/>
-              <w:right w:w="90" w:type="dxa"/>
-            </w:tcMar>
             <w:vAlign w:val="center"/>
           </w:tcPr>
           <w:p>
@@ -11224,12 +10478,6 @@
               <w:right w:val="single" w:sz="6" w:space="0" w:color="1F3864"/>
             </w:tcBorders>
             <w:shd w:val="clear" w:color="auto" w:fill="D9E2F3"/>
-            <w:tcMar>
-              <w:top w:w="50" w:type="dxa"/>
-              <w:left w:w="90" w:type="dxa"/>
-              <w:bottom w:w="50" w:type="dxa"/>
-              <w:right w:w="90" w:type="dxa"/>
-            </w:tcMar>
             <w:vAlign w:val="center"/>
           </w:tcPr>
           <w:p>
@@ -11262,12 +10510,6 @@
               <w:right w:val="single" w:sz="6" w:space="0" w:color="1F3864"/>
             </w:tcBorders>
             <w:shd w:val="clear" w:color="auto" w:fill="D9E2F3"/>
-            <w:tcMar>
-              <w:top w:w="50" w:type="dxa"/>
-              <w:left w:w="90" w:type="dxa"/>
-              <w:bottom w:w="50" w:type="dxa"/>
-              <w:right w:w="90" w:type="dxa"/>
-            </w:tcMar>
             <w:vAlign w:val="center"/>
           </w:tcPr>
           <w:p>
@@ -11327,12 +10569,6 @@
               <w:right w:val="single" w:sz="6" w:space="0" w:color="1F3864"/>
             </w:tcBorders>
             <w:shd w:val="clear" w:color="auto" w:fill="D9E2F3"/>
-            <w:tcMar>
-              <w:top w:w="50" w:type="dxa"/>
-              <w:left w:w="90" w:type="dxa"/>
-              <w:bottom w:w="50" w:type="dxa"/>
-              <w:right w:w="90" w:type="dxa"/>
-            </w:tcMar>
             <w:vAlign w:val="center"/>
           </w:tcPr>
           <w:p>
@@ -11365,12 +10601,6 @@
               <w:right w:val="single" w:sz="6" w:space="0" w:color="1F3864"/>
             </w:tcBorders>
             <w:shd w:val="clear" w:color="auto" w:fill="D9E2F3"/>
-            <w:tcMar>
-              <w:top w:w="50" w:type="dxa"/>
-              <w:left w:w="90" w:type="dxa"/>
-              <w:bottom w:w="50" w:type="dxa"/>
-              <w:right w:w="90" w:type="dxa"/>
-            </w:tcMar>
             <w:vAlign w:val="center"/>
           </w:tcPr>
           <w:p>
@@ -11403,12 +10633,6 @@
               <w:right w:val="single" w:sz="6" w:space="0" w:color="1F3864"/>
             </w:tcBorders>
             <w:shd w:val="clear" w:color="auto" w:fill="D9E2F3"/>
-            <w:tcMar>
-              <w:top w:w="50" w:type="dxa"/>
-              <w:left w:w="90" w:type="dxa"/>
-              <w:bottom w:w="50" w:type="dxa"/>
-              <w:right w:w="90" w:type="dxa"/>
-            </w:tcMar>
             <w:vAlign w:val="center"/>
           </w:tcPr>
           <w:p>
@@ -11441,12 +10665,6 @@
               <w:right w:val="single" w:sz="6" w:space="0" w:color="1F3864"/>
             </w:tcBorders>
             <w:shd w:val="clear" w:color="auto" w:fill="D9E2F3"/>
-            <w:tcMar>
-              <w:top w:w="50" w:type="dxa"/>
-              <w:left w:w="90" w:type="dxa"/>
-              <w:bottom w:w="50" w:type="dxa"/>
-              <w:right w:w="90" w:type="dxa"/>
-            </w:tcMar>
             <w:vAlign w:val="center"/>
           </w:tcPr>
           <w:p>
@@ -11506,12 +10724,6 @@
               <w:right w:val="single" w:sz="6" w:space="0" w:color="1F3864"/>
             </w:tcBorders>
             <w:shd w:val="clear" w:color="auto" w:fill="D9E2F3"/>
-            <w:tcMar>
-              <w:top w:w="50" w:type="dxa"/>
-              <w:left w:w="90" w:type="dxa"/>
-              <w:bottom w:w="50" w:type="dxa"/>
-              <w:right w:w="90" w:type="dxa"/>
-            </w:tcMar>
             <w:vAlign w:val="center"/>
           </w:tcPr>
           <w:p>
@@ -11556,12 +10768,6 @@
               <w:right w:val="single" w:sz="6" w:space="0" w:color="1F3864"/>
             </w:tcBorders>
             <w:shd w:val="clear" w:color="auto" w:fill="4472C4"/>
-            <w:tcMar>
-              <w:top w:w="50" w:type="dxa"/>
-              <w:left w:w="90" w:type="dxa"/>
-              <w:bottom w:w="50" w:type="dxa"/>
-              <w:right w:w="90" w:type="dxa"/>
-            </w:tcMar>
             <w:vAlign w:val="center"/>
           </w:tcPr>
           <w:p>
@@ -11628,12 +10834,6 @@
               <w:right w:val="single" w:sz="6" w:space="0" w:color="1F3864"/>
             </w:tcBorders>
             <w:shd w:val="clear" w:color="auto" w:fill="4472C4"/>
-            <w:tcMar>
-              <w:top w:w="50" w:type="dxa"/>
-              <w:left w:w="90" w:type="dxa"/>
-              <w:bottom w:w="50" w:type="dxa"/>
-              <w:right w:w="90" w:type="dxa"/>
-            </w:tcMar>
             <w:vAlign w:val="center"/>
           </w:tcPr>
           <w:p>
@@ -11673,12 +10873,6 @@
               <w:right w:val="single" w:sz="6" w:space="0" w:color="1F3864"/>
             </w:tcBorders>
             <w:shd w:val="clear" w:color="auto" w:fill="4472C4"/>
-            <w:tcMar>
-              <w:top w:w="50" w:type="dxa"/>
-              <w:left w:w="90" w:type="dxa"/>
-              <w:bottom w:w="50" w:type="dxa"/>
-              <w:right w:w="90" w:type="dxa"/>
-            </w:tcMar>
             <w:vAlign w:val="center"/>
           </w:tcPr>
           <w:p>
@@ -11718,12 +10912,6 @@
               <w:right w:val="single" w:sz="6" w:space="0" w:color="1F3864"/>
             </w:tcBorders>
             <w:shd w:val="clear" w:color="auto" w:fill="4472C4"/>
-            <w:tcMar>
-              <w:top w:w="50" w:type="dxa"/>
-              <w:left w:w="90" w:type="dxa"/>
-              <w:bottom w:w="50" w:type="dxa"/>
-              <w:right w:w="90" w:type="dxa"/>
-            </w:tcMar>
             <w:vAlign w:val="center"/>
           </w:tcPr>
           <w:p>
@@ -11763,12 +10951,6 @@
               <w:right w:val="single" w:sz="6" w:space="0" w:color="1F3864"/>
             </w:tcBorders>
             <w:shd w:val="clear" w:color="auto" w:fill="4472C4"/>
-            <w:tcMar>
-              <w:top w:w="50" w:type="dxa"/>
-              <w:left w:w="90" w:type="dxa"/>
-              <w:bottom w:w="50" w:type="dxa"/>
-              <w:right w:w="90" w:type="dxa"/>
-            </w:tcMar>
             <w:vAlign w:val="center"/>
           </w:tcPr>
           <w:p>
@@ -11835,12 +11017,6 @@
               <w:right w:val="single" w:sz="6" w:space="0" w:color="1F3864"/>
             </w:tcBorders>
             <w:shd w:val="clear" w:color="auto" w:fill="D9E2F3"/>
-            <w:tcMar>
-              <w:top w:w="50" w:type="dxa"/>
-              <w:left w:w="90" w:type="dxa"/>
-              <w:bottom w:w="50" w:type="dxa"/>
-              <w:right w:w="90" w:type="dxa"/>
-            </w:tcMar>
             <w:vAlign w:val="center"/>
           </w:tcPr>
           <w:p>
@@ -11873,12 +11049,6 @@
               <w:right w:val="single" w:sz="6" w:space="0" w:color="1F3864"/>
             </w:tcBorders>
             <w:shd w:val="clear" w:color="auto" w:fill="D9E2F3"/>
-            <w:tcMar>
-              <w:top w:w="50" w:type="dxa"/>
-              <w:left w:w="90" w:type="dxa"/>
-              <w:bottom w:w="50" w:type="dxa"/>
-              <w:right w:w="90" w:type="dxa"/>
-            </w:tcMar>
             <w:vAlign w:val="center"/>
           </w:tcPr>
           <w:p>
@@ -11911,12 +11081,6 @@
               <w:right w:val="single" w:sz="6" w:space="0" w:color="1F3864"/>
             </w:tcBorders>
             <w:shd w:val="clear" w:color="auto" w:fill="D9E2F3"/>
-            <w:tcMar>
-              <w:top w:w="50" w:type="dxa"/>
-              <w:left w:w="90" w:type="dxa"/>
-              <w:bottom w:w="50" w:type="dxa"/>
-              <w:right w:w="90" w:type="dxa"/>
-            </w:tcMar>
             <w:vAlign w:val="center"/>
           </w:tcPr>
           <w:p>
@@ -11949,12 +11113,6 @@
               <w:right w:val="single" w:sz="6" w:space="0" w:color="1F3864"/>
             </w:tcBorders>
             <w:shd w:val="clear" w:color="auto" w:fill="D9E2F3"/>
-            <w:tcMar>
-              <w:top w:w="50" w:type="dxa"/>
-              <w:left w:w="90" w:type="dxa"/>
-              <w:bottom w:w="50" w:type="dxa"/>
-              <w:right w:w="90" w:type="dxa"/>
-            </w:tcMar>
             <w:vAlign w:val="center"/>
           </w:tcPr>
           <w:p>
@@ -12014,12 +11172,6 @@
               <w:right w:val="single" w:sz="6" w:space="0" w:color="1F3864"/>
             </w:tcBorders>
             <w:shd w:val="clear" w:color="auto" w:fill="D9E2F3"/>
-            <w:tcMar>
-              <w:top w:w="50" w:type="dxa"/>
-              <w:left w:w="90" w:type="dxa"/>
-              <w:bottom w:w="50" w:type="dxa"/>
-              <w:right w:w="90" w:type="dxa"/>
-            </w:tcMar>
             <w:vAlign w:val="center"/>
           </w:tcPr>
           <w:p>
@@ -12052,12 +11204,6 @@
               <w:right w:val="single" w:sz="6" w:space="0" w:color="1F3864"/>
             </w:tcBorders>
             <w:shd w:val="clear" w:color="auto" w:fill="D9E2F3"/>
-            <w:tcMar>
-              <w:top w:w="50" w:type="dxa"/>
-              <w:left w:w="90" w:type="dxa"/>
-              <w:bottom w:w="50" w:type="dxa"/>
-              <w:right w:w="90" w:type="dxa"/>
-            </w:tcMar>
             <w:vAlign w:val="center"/>
           </w:tcPr>
           <w:p>
@@ -12090,12 +11236,6 @@
               <w:right w:val="single" w:sz="6" w:space="0" w:color="1F3864"/>
             </w:tcBorders>
             <w:shd w:val="clear" w:color="auto" w:fill="D9E2F3"/>
-            <w:tcMar>
-              <w:top w:w="50" w:type="dxa"/>
-              <w:left w:w="90" w:type="dxa"/>
-              <w:bottom w:w="50" w:type="dxa"/>
-              <w:right w:w="90" w:type="dxa"/>
-            </w:tcMar>
             <w:vAlign w:val="center"/>
           </w:tcPr>
           <w:p>
@@ -12128,12 +11268,6 @@
               <w:right w:val="single" w:sz="6" w:space="0" w:color="1F3864"/>
             </w:tcBorders>
             <w:shd w:val="clear" w:color="auto" w:fill="D9E2F3"/>
-            <w:tcMar>
-              <w:top w:w="50" w:type="dxa"/>
-              <w:left w:w="90" w:type="dxa"/>
-              <w:bottom w:w="50" w:type="dxa"/>
-              <w:right w:w="90" w:type="dxa"/>
-            </w:tcMar>
             <w:vAlign w:val="center"/>
           </w:tcPr>
           <w:p>
@@ -12193,12 +11327,6 @@
               <w:right w:val="single" w:sz="6" w:space="0" w:color="1F3864"/>
             </w:tcBorders>
             <w:shd w:val="clear" w:color="auto" w:fill="D9E2F3"/>
-            <w:tcMar>
-              <w:top w:w="50" w:type="dxa"/>
-              <w:left w:w="90" w:type="dxa"/>
-              <w:bottom w:w="50" w:type="dxa"/>
-              <w:right w:w="90" w:type="dxa"/>
-            </w:tcMar>
             <w:vAlign w:val="center"/>
           </w:tcPr>
           <w:p>
@@ -12231,12 +11359,6 @@
               <w:right w:val="single" w:sz="6" w:space="0" w:color="1F3864"/>
             </w:tcBorders>
             <w:shd w:val="clear" w:color="auto" w:fill="D9E2F3"/>
-            <w:tcMar>
-              <w:top w:w="50" w:type="dxa"/>
-              <w:left w:w="90" w:type="dxa"/>
-              <w:bottom w:w="50" w:type="dxa"/>
-              <w:right w:w="90" w:type="dxa"/>
-            </w:tcMar>
             <w:vAlign w:val="center"/>
           </w:tcPr>
           <w:p>
@@ -12269,12 +11391,6 @@
               <w:right w:val="single" w:sz="6" w:space="0" w:color="1F3864"/>
             </w:tcBorders>
             <w:shd w:val="clear" w:color="auto" w:fill="D9E2F3"/>
-            <w:tcMar>
-              <w:top w:w="50" w:type="dxa"/>
-              <w:left w:w="90" w:type="dxa"/>
-              <w:bottom w:w="50" w:type="dxa"/>
-              <w:right w:w="90" w:type="dxa"/>
-            </w:tcMar>
             <w:vAlign w:val="center"/>
           </w:tcPr>
           <w:p>
@@ -12307,12 +11423,6 @@
               <w:right w:val="single" w:sz="6" w:space="0" w:color="1F3864"/>
             </w:tcBorders>
             <w:shd w:val="clear" w:color="auto" w:fill="D9E2F3"/>
-            <w:tcMar>
-              <w:top w:w="50" w:type="dxa"/>
-              <w:left w:w="90" w:type="dxa"/>
-              <w:bottom w:w="50" w:type="dxa"/>
-              <w:right w:w="90" w:type="dxa"/>
-            </w:tcMar>
             <w:vAlign w:val="center"/>
           </w:tcPr>
           <w:p>
@@ -12372,12 +11482,6 @@
               <w:right w:val="single" w:sz="6" w:space="0" w:color="1F3864"/>
             </w:tcBorders>
             <w:shd w:val="clear" w:color="auto" w:fill="D9E2F3"/>
-            <w:tcMar>
-              <w:top w:w="50" w:type="dxa"/>
-              <w:left w:w="90" w:type="dxa"/>
-              <w:bottom w:w="50" w:type="dxa"/>
-              <w:right w:w="90" w:type="dxa"/>
-            </w:tcMar>
             <w:vAlign w:val="center"/>
           </w:tcPr>
           <w:p>
@@ -12422,12 +11526,6 @@
               <w:right w:val="single" w:sz="6" w:space="0" w:color="1F3864"/>
             </w:tcBorders>
             <w:shd w:val="clear" w:color="auto" w:fill="4472C4"/>
-            <w:tcMar>
-              <w:top w:w="50" w:type="dxa"/>
-              <w:left w:w="90" w:type="dxa"/>
-              <w:bottom w:w="50" w:type="dxa"/>
-              <w:right w:w="90" w:type="dxa"/>
-            </w:tcMar>
             <w:vAlign w:val="center"/>
           </w:tcPr>
           <w:p>
@@ -12494,12 +11592,6 @@
               <w:right w:val="single" w:sz="6" w:space="0" w:color="1F3864"/>
             </w:tcBorders>
             <w:shd w:val="clear" w:color="auto" w:fill="4472C4"/>
-            <w:tcMar>
-              <w:top w:w="50" w:type="dxa"/>
-              <w:left w:w="90" w:type="dxa"/>
-              <w:bottom w:w="50" w:type="dxa"/>
-              <w:right w:w="90" w:type="dxa"/>
-            </w:tcMar>
             <w:vAlign w:val="center"/>
           </w:tcPr>
           <w:p>
@@ -12539,12 +11631,6 @@
               <w:right w:val="single" w:sz="6" w:space="0" w:color="1F3864"/>
             </w:tcBorders>
             <w:shd w:val="clear" w:color="auto" w:fill="4472C4"/>
-            <w:tcMar>
-              <w:top w:w="50" w:type="dxa"/>
-              <w:left w:w="90" w:type="dxa"/>
-              <w:bottom w:w="50" w:type="dxa"/>
-              <w:right w:w="90" w:type="dxa"/>
-            </w:tcMar>
             <w:vAlign w:val="center"/>
           </w:tcPr>
           <w:p>
@@ -12584,12 +11670,6 @@
               <w:right w:val="single" w:sz="6" w:space="0" w:color="1F3864"/>
             </w:tcBorders>
             <w:shd w:val="clear" w:color="auto" w:fill="4472C4"/>
-            <w:tcMar>
-              <w:top w:w="50" w:type="dxa"/>
-              <w:left w:w="90" w:type="dxa"/>
-              <w:bottom w:w="50" w:type="dxa"/>
-              <w:right w:w="90" w:type="dxa"/>
-            </w:tcMar>
             <w:vAlign w:val="center"/>
           </w:tcPr>
           <w:p>
@@ -12629,12 +11709,6 @@
               <w:right w:val="single" w:sz="6" w:space="0" w:color="1F3864"/>
             </w:tcBorders>
             <w:shd w:val="clear" w:color="auto" w:fill="4472C4"/>
-            <w:tcMar>
-              <w:top w:w="50" w:type="dxa"/>
-              <w:left w:w="90" w:type="dxa"/>
-              <w:bottom w:w="50" w:type="dxa"/>
-              <w:right w:w="90" w:type="dxa"/>
-            </w:tcMar>
             <w:vAlign w:val="center"/>
           </w:tcPr>
           <w:p>
@@ -12701,12 +11775,6 @@
               <w:right w:val="single" w:sz="6" w:space="0" w:color="1F3864"/>
             </w:tcBorders>
             <w:shd w:val="clear" w:color="auto" w:fill="D9E2F3"/>
-            <w:tcMar>
-              <w:top w:w="50" w:type="dxa"/>
-              <w:left w:w="90" w:type="dxa"/>
-              <w:bottom w:w="50" w:type="dxa"/>
-              <w:right w:w="90" w:type="dxa"/>
-            </w:tcMar>
             <w:vAlign w:val="center"/>
           </w:tcPr>
           <w:p>
@@ -12739,12 +11807,6 @@
               <w:right w:val="single" w:sz="6" w:space="0" w:color="1F3864"/>
             </w:tcBorders>
             <w:shd w:val="clear" w:color="auto" w:fill="D9E2F3"/>
-            <w:tcMar>
-              <w:top w:w="50" w:type="dxa"/>
-              <w:left w:w="90" w:type="dxa"/>
-              <w:bottom w:w="50" w:type="dxa"/>
-              <w:right w:w="90" w:type="dxa"/>
-            </w:tcMar>
             <w:vAlign w:val="center"/>
           </w:tcPr>
           <w:p>
@@ -12777,12 +11839,6 @@
               <w:right w:val="single" w:sz="6" w:space="0" w:color="1F3864"/>
             </w:tcBorders>
             <w:shd w:val="clear" w:color="auto" w:fill="D9E2F3"/>
-            <w:tcMar>
-              <w:top w:w="50" w:type="dxa"/>
-              <w:left w:w="90" w:type="dxa"/>
-              <w:bottom w:w="50" w:type="dxa"/>
-              <w:right w:w="90" w:type="dxa"/>
-            </w:tcMar>
             <w:vAlign w:val="center"/>
           </w:tcPr>
           <w:p>
@@ -12815,12 +11871,6 @@
               <w:right w:val="single" w:sz="6" w:space="0" w:color="1F3864"/>
             </w:tcBorders>
             <w:shd w:val="clear" w:color="auto" w:fill="D9E2F3"/>
-            <w:tcMar>
-              <w:top w:w="50" w:type="dxa"/>
-              <w:left w:w="90" w:type="dxa"/>
-              <w:bottom w:w="50" w:type="dxa"/>
-              <w:right w:w="90" w:type="dxa"/>
-            </w:tcMar>
             <w:vAlign w:val="center"/>
           </w:tcPr>
           <w:p>
@@ -12880,12 +11930,6 @@
               <w:right w:val="single" w:sz="6" w:space="0" w:color="1F3864"/>
             </w:tcBorders>
             <w:shd w:val="clear" w:color="auto" w:fill="D9E2F3"/>
-            <w:tcMar>
-              <w:top w:w="50" w:type="dxa"/>
-              <w:left w:w="90" w:type="dxa"/>
-              <w:bottom w:w="50" w:type="dxa"/>
-              <w:right w:w="90" w:type="dxa"/>
-            </w:tcMar>
             <w:vAlign w:val="center"/>
           </w:tcPr>
           <w:p>
@@ -12918,12 +11962,6 @@
               <w:right w:val="single" w:sz="6" w:space="0" w:color="1F3864"/>
             </w:tcBorders>
             <w:shd w:val="clear" w:color="auto" w:fill="D9E2F3"/>
-            <w:tcMar>
-              <w:top w:w="50" w:type="dxa"/>
-              <w:left w:w="90" w:type="dxa"/>
-              <w:bottom w:w="50" w:type="dxa"/>
-              <w:right w:w="90" w:type="dxa"/>
-            </w:tcMar>
             <w:vAlign w:val="center"/>
           </w:tcPr>
           <w:p>
@@ -12956,12 +11994,6 @@
               <w:right w:val="single" w:sz="6" w:space="0" w:color="1F3864"/>
             </w:tcBorders>
             <w:shd w:val="clear" w:color="auto" w:fill="D9E2F3"/>
-            <w:tcMar>
-              <w:top w:w="50" w:type="dxa"/>
-              <w:left w:w="90" w:type="dxa"/>
-              <w:bottom w:w="50" w:type="dxa"/>
-              <w:right w:w="90" w:type="dxa"/>
-            </w:tcMar>
             <w:vAlign w:val="center"/>
           </w:tcPr>
           <w:p>
@@ -12994,12 +12026,6 @@
               <w:right w:val="single" w:sz="6" w:space="0" w:color="1F3864"/>
             </w:tcBorders>
             <w:shd w:val="clear" w:color="auto" w:fill="D9E2F3"/>
-            <w:tcMar>
-              <w:top w:w="50" w:type="dxa"/>
-              <w:left w:w="90" w:type="dxa"/>
-              <w:bottom w:w="50" w:type="dxa"/>
-              <w:right w:w="90" w:type="dxa"/>
-            </w:tcMar>
             <w:vAlign w:val="center"/>
           </w:tcPr>
           <w:p>
@@ -13059,12 +12085,6 @@
               <w:right w:val="single" w:sz="6" w:space="0" w:color="1F3864"/>
             </w:tcBorders>
             <w:shd w:val="clear" w:color="auto" w:fill="D9E2F3"/>
-            <w:tcMar>
-              <w:top w:w="50" w:type="dxa"/>
-              <w:left w:w="90" w:type="dxa"/>
-              <w:bottom w:w="50" w:type="dxa"/>
-              <w:right w:w="90" w:type="dxa"/>
-            </w:tcMar>
             <w:vAlign w:val="center"/>
           </w:tcPr>
           <w:p>
@@ -13097,12 +12117,6 @@
               <w:right w:val="single" w:sz="6" w:space="0" w:color="1F3864"/>
             </w:tcBorders>
             <w:shd w:val="clear" w:color="auto" w:fill="D9E2F3"/>
-            <w:tcMar>
-              <w:top w:w="50" w:type="dxa"/>
-              <w:left w:w="90" w:type="dxa"/>
-              <w:bottom w:w="50" w:type="dxa"/>
-              <w:right w:w="90" w:type="dxa"/>
-            </w:tcMar>
             <w:vAlign w:val="center"/>
           </w:tcPr>
           <w:p>
@@ -13135,12 +12149,6 @@
               <w:right w:val="single" w:sz="6" w:space="0" w:color="1F3864"/>
             </w:tcBorders>
             <w:shd w:val="clear" w:color="auto" w:fill="D9E2F3"/>
-            <w:tcMar>
-              <w:top w:w="50" w:type="dxa"/>
-              <w:left w:w="90" w:type="dxa"/>
-              <w:bottom w:w="50" w:type="dxa"/>
-              <w:right w:w="90" w:type="dxa"/>
-            </w:tcMar>
             <w:vAlign w:val="center"/>
           </w:tcPr>
           <w:p>
@@ -13173,12 +12181,6 @@
               <w:right w:val="single" w:sz="6" w:space="0" w:color="1F3864"/>
             </w:tcBorders>
             <w:shd w:val="clear" w:color="auto" w:fill="D9E2F3"/>
-            <w:tcMar>
-              <w:top w:w="50" w:type="dxa"/>
-              <w:left w:w="90" w:type="dxa"/>
-              <w:bottom w:w="50" w:type="dxa"/>
-              <w:right w:w="90" w:type="dxa"/>
-            </w:tcMar>
             <w:vAlign w:val="center"/>
           </w:tcPr>
           <w:p>
@@ -13238,12 +12240,6 @@
               <w:right w:val="single" w:sz="6" w:space="0" w:color="1F3864"/>
             </w:tcBorders>
             <w:shd w:val="clear" w:color="auto" w:fill="D9E2F3"/>
-            <w:tcMar>
-              <w:top w:w="50" w:type="dxa"/>
-              <w:left w:w="90" w:type="dxa"/>
-              <w:bottom w:w="50" w:type="dxa"/>
-              <w:right w:w="90" w:type="dxa"/>
-            </w:tcMar>
             <w:vAlign w:val="center"/>
           </w:tcPr>
           <w:p>
@@ -13288,12 +12284,6 @@
               <w:right w:val="single" w:sz="6" w:space="0" w:color="1F3864"/>
             </w:tcBorders>
             <w:shd w:val="clear" w:color="auto" w:fill="4472C4"/>
-            <w:tcMar>
-              <w:top w:w="50" w:type="dxa"/>
-              <w:left w:w="90" w:type="dxa"/>
-              <w:bottom w:w="50" w:type="dxa"/>
-              <w:right w:w="90" w:type="dxa"/>
-            </w:tcMar>
             <w:vAlign w:val="center"/>
           </w:tcPr>
           <w:p>
@@ -13360,12 +12350,6 @@
               <w:right w:val="single" w:sz="6" w:space="0" w:color="1F3864"/>
             </w:tcBorders>
             <w:shd w:val="clear" w:color="auto" w:fill="4472C4"/>
-            <w:tcMar>
-              <w:top w:w="50" w:type="dxa"/>
-              <w:left w:w="90" w:type="dxa"/>
-              <w:bottom w:w="50" w:type="dxa"/>
-              <w:right w:w="90" w:type="dxa"/>
-            </w:tcMar>
             <w:vAlign w:val="center"/>
           </w:tcPr>
           <w:p>
@@ -13405,12 +12389,6 @@
               <w:right w:val="single" w:sz="6" w:space="0" w:color="1F3864"/>
             </w:tcBorders>
             <w:shd w:val="clear" w:color="auto" w:fill="4472C4"/>
-            <w:tcMar>
-              <w:top w:w="50" w:type="dxa"/>
-              <w:left w:w="90" w:type="dxa"/>
-              <w:bottom w:w="50" w:type="dxa"/>
-              <w:right w:w="90" w:type="dxa"/>
-            </w:tcMar>
             <w:vAlign w:val="center"/>
           </w:tcPr>
           <w:p>
@@ -13450,12 +12428,6 @@
               <w:right w:val="single" w:sz="6" w:space="0" w:color="1F3864"/>
             </w:tcBorders>
             <w:shd w:val="clear" w:color="auto" w:fill="4472C4"/>
-            <w:tcMar>
-              <w:top w:w="50" w:type="dxa"/>
-              <w:left w:w="90" w:type="dxa"/>
-              <w:bottom w:w="50" w:type="dxa"/>
-              <w:right w:w="90" w:type="dxa"/>
-            </w:tcMar>
             <w:vAlign w:val="center"/>
           </w:tcPr>
           <w:p>
@@ -13495,12 +12467,6 @@
               <w:right w:val="single" w:sz="6" w:space="0" w:color="1F3864"/>
             </w:tcBorders>
             <w:shd w:val="clear" w:color="auto" w:fill="4472C4"/>
-            <w:tcMar>
-              <w:top w:w="50" w:type="dxa"/>
-              <w:left w:w="90" w:type="dxa"/>
-              <w:bottom w:w="50" w:type="dxa"/>
-              <w:right w:w="90" w:type="dxa"/>
-            </w:tcMar>
             <w:vAlign w:val="center"/>
           </w:tcPr>
           <w:p>
@@ -13567,12 +12533,6 @@
               <w:right w:val="single" w:sz="6" w:space="0" w:color="1F3864"/>
             </w:tcBorders>
             <w:shd w:val="clear" w:color="auto" w:fill="D9E2F3"/>
-            <w:tcMar>
-              <w:top w:w="50" w:type="dxa"/>
-              <w:left w:w="90" w:type="dxa"/>
-              <w:bottom w:w="50" w:type="dxa"/>
-              <w:right w:w="90" w:type="dxa"/>
-            </w:tcMar>
             <w:vAlign w:val="center"/>
           </w:tcPr>
           <w:p>
@@ -13605,12 +12565,6 @@
               <w:right w:val="single" w:sz="6" w:space="0" w:color="1F3864"/>
             </w:tcBorders>
             <w:shd w:val="clear" w:color="auto" w:fill="D9E2F3"/>
-            <w:tcMar>
-              <w:top w:w="50" w:type="dxa"/>
-              <w:left w:w="90" w:type="dxa"/>
-              <w:bottom w:w="50" w:type="dxa"/>
-              <w:right w:w="90" w:type="dxa"/>
-            </w:tcMar>
             <w:vAlign w:val="center"/>
           </w:tcPr>
           <w:p>
@@ -13643,12 +12597,6 @@
               <w:right w:val="single" w:sz="6" w:space="0" w:color="1F3864"/>
             </w:tcBorders>
             <w:shd w:val="clear" w:color="auto" w:fill="D9E2F3"/>
-            <w:tcMar>
-              <w:top w:w="50" w:type="dxa"/>
-              <w:left w:w="90" w:type="dxa"/>
-              <w:bottom w:w="50" w:type="dxa"/>
-              <w:right w:w="90" w:type="dxa"/>
-            </w:tcMar>
             <w:vAlign w:val="center"/>
           </w:tcPr>
           <w:p>
@@ -13681,12 +12629,6 @@
               <w:right w:val="single" w:sz="6" w:space="0" w:color="1F3864"/>
             </w:tcBorders>
             <w:shd w:val="clear" w:color="auto" w:fill="D9E2F3"/>
-            <w:tcMar>
-              <w:top w:w="50" w:type="dxa"/>
-              <w:left w:w="90" w:type="dxa"/>
-              <w:bottom w:w="50" w:type="dxa"/>
-              <w:right w:w="90" w:type="dxa"/>
-            </w:tcMar>
             <w:vAlign w:val="center"/>
           </w:tcPr>
           <w:p>
@@ -13746,12 +12688,6 @@
               <w:right w:val="single" w:sz="6" w:space="0" w:color="1F3864"/>
             </w:tcBorders>
             <w:shd w:val="clear" w:color="auto" w:fill="D9E2F3"/>
-            <w:tcMar>
-              <w:top w:w="50" w:type="dxa"/>
-              <w:left w:w="90" w:type="dxa"/>
-              <w:bottom w:w="50" w:type="dxa"/>
-              <w:right w:w="90" w:type="dxa"/>
-            </w:tcMar>
             <w:vAlign w:val="center"/>
           </w:tcPr>
           <w:p>
@@ -13784,12 +12720,6 @@
               <w:right w:val="single" w:sz="6" w:space="0" w:color="1F3864"/>
             </w:tcBorders>
             <w:shd w:val="clear" w:color="auto" w:fill="D9E2F3"/>
-            <w:tcMar>
-              <w:top w:w="50" w:type="dxa"/>
-              <w:left w:w="90" w:type="dxa"/>
-              <w:bottom w:w="50" w:type="dxa"/>
-              <w:right w:w="90" w:type="dxa"/>
-            </w:tcMar>
             <w:vAlign w:val="center"/>
           </w:tcPr>
           <w:p>
@@ -13822,12 +12752,6 @@
               <w:right w:val="single" w:sz="6" w:space="0" w:color="1F3864"/>
             </w:tcBorders>
             <w:shd w:val="clear" w:color="auto" w:fill="D9E2F3"/>
-            <w:tcMar>
-              <w:top w:w="50" w:type="dxa"/>
-              <w:left w:w="90" w:type="dxa"/>
-              <w:bottom w:w="50" w:type="dxa"/>
-              <w:right w:w="90" w:type="dxa"/>
-            </w:tcMar>
             <w:vAlign w:val="center"/>
           </w:tcPr>
           <w:p>
@@ -13860,12 +12784,6 @@
               <w:right w:val="single" w:sz="6" w:space="0" w:color="1F3864"/>
             </w:tcBorders>
             <w:shd w:val="clear" w:color="auto" w:fill="D9E2F3"/>
-            <w:tcMar>
-              <w:top w:w="50" w:type="dxa"/>
-              <w:left w:w="90" w:type="dxa"/>
-              <w:bottom w:w="50" w:type="dxa"/>
-              <w:right w:w="90" w:type="dxa"/>
-            </w:tcMar>
             <w:vAlign w:val="center"/>
           </w:tcPr>
           <w:p>
@@ -13925,12 +12843,6 @@
               <w:right w:val="single" w:sz="6" w:space="0" w:color="1F3864"/>
             </w:tcBorders>
             <w:shd w:val="clear" w:color="auto" w:fill="D9E2F3"/>
-            <w:tcMar>
-              <w:top w:w="50" w:type="dxa"/>
-              <w:left w:w="90" w:type="dxa"/>
-              <w:bottom w:w="50" w:type="dxa"/>
-              <w:right w:w="90" w:type="dxa"/>
-            </w:tcMar>
             <w:vAlign w:val="center"/>
           </w:tcPr>
           <w:p>
@@ -13963,12 +12875,6 @@
               <w:right w:val="single" w:sz="6" w:space="0" w:color="1F3864"/>
             </w:tcBorders>
             <w:shd w:val="clear" w:color="auto" w:fill="D9E2F3"/>
-            <w:tcMar>
-              <w:top w:w="50" w:type="dxa"/>
-              <w:left w:w="90" w:type="dxa"/>
-              <w:bottom w:w="50" w:type="dxa"/>
-              <w:right w:w="90" w:type="dxa"/>
-            </w:tcMar>
             <w:vAlign w:val="center"/>
           </w:tcPr>
           <w:p>
@@ -14001,12 +12907,6 @@
               <w:right w:val="single" w:sz="6" w:space="0" w:color="1F3864"/>
             </w:tcBorders>
             <w:shd w:val="clear" w:color="auto" w:fill="D9E2F3"/>
-            <w:tcMar>
-              <w:top w:w="50" w:type="dxa"/>
-              <w:left w:w="90" w:type="dxa"/>
-              <w:bottom w:w="50" w:type="dxa"/>
-              <w:right w:w="90" w:type="dxa"/>
-            </w:tcMar>
             <w:vAlign w:val="center"/>
           </w:tcPr>
           <w:p>
@@ -14039,12 +12939,6 @@
               <w:right w:val="single" w:sz="6" w:space="0" w:color="1F3864"/>
             </w:tcBorders>
             <w:shd w:val="clear" w:color="auto" w:fill="D9E2F3"/>
-            <w:tcMar>
-              <w:top w:w="50" w:type="dxa"/>
-              <w:left w:w="90" w:type="dxa"/>
-              <w:bottom w:w="50" w:type="dxa"/>
-              <w:right w:w="90" w:type="dxa"/>
-            </w:tcMar>
             <w:vAlign w:val="center"/>
           </w:tcPr>
           <w:p>
@@ -14104,12 +12998,6 @@
               <w:right w:val="single" w:sz="6" w:space="0" w:color="1F3864"/>
             </w:tcBorders>
             <w:shd w:val="clear" w:color="auto" w:fill="D9E2F3"/>
-            <w:tcMar>
-              <w:top w:w="50" w:type="dxa"/>
-              <w:left w:w="90" w:type="dxa"/>
-              <w:bottom w:w="50" w:type="dxa"/>
-              <w:right w:w="90" w:type="dxa"/>
-            </w:tcMar>
             <w:vAlign w:val="center"/>
           </w:tcPr>
           <w:p>
@@ -14154,12 +13042,6 @@
               <w:right w:val="single" w:sz="6" w:space="0" w:color="1F3864"/>
             </w:tcBorders>
             <w:shd w:val="clear" w:color="auto" w:fill="4472C4"/>
-            <w:tcMar>
-              <w:top w:w="50" w:type="dxa"/>
-              <w:left w:w="90" w:type="dxa"/>
-              <w:bottom w:w="50" w:type="dxa"/>
-              <w:right w:w="90" w:type="dxa"/>
-            </w:tcMar>
             <w:vAlign w:val="center"/>
           </w:tcPr>
           <w:p>
@@ -14226,12 +13108,6 @@
               <w:right w:val="single" w:sz="6" w:space="0" w:color="1F3864"/>
             </w:tcBorders>
             <w:shd w:val="clear" w:color="auto" w:fill="4472C4"/>
-            <w:tcMar>
-              <w:top w:w="50" w:type="dxa"/>
-              <w:left w:w="90" w:type="dxa"/>
-              <w:bottom w:w="50" w:type="dxa"/>
-              <w:right w:w="90" w:type="dxa"/>
-            </w:tcMar>
             <w:vAlign w:val="center"/>
           </w:tcPr>
           <w:p>
@@ -14271,12 +13147,6 @@
               <w:right w:val="single" w:sz="6" w:space="0" w:color="1F3864"/>
             </w:tcBorders>
             <w:shd w:val="clear" w:color="auto" w:fill="4472C4"/>
-            <w:tcMar>
-              <w:top w:w="50" w:type="dxa"/>
-              <w:left w:w="90" w:type="dxa"/>
-              <w:bottom w:w="50" w:type="dxa"/>
-              <w:right w:w="90" w:type="dxa"/>
-            </w:tcMar>
             <w:vAlign w:val="center"/>
           </w:tcPr>
           <w:p>
@@ -14316,12 +13186,6 @@
               <w:right w:val="single" w:sz="6" w:space="0" w:color="1F3864"/>
             </w:tcBorders>
             <w:shd w:val="clear" w:color="auto" w:fill="4472C4"/>
-            <w:tcMar>
-              <w:top w:w="50" w:type="dxa"/>
-              <w:left w:w="90" w:type="dxa"/>
-              <w:bottom w:w="50" w:type="dxa"/>
-              <w:right w:w="90" w:type="dxa"/>
-            </w:tcMar>
             <w:vAlign w:val="center"/>
           </w:tcPr>
           <w:p>
@@ -14361,12 +13225,6 @@
               <w:right w:val="single" w:sz="6" w:space="0" w:color="1F3864"/>
             </w:tcBorders>
             <w:shd w:val="clear" w:color="auto" w:fill="4472C4"/>
-            <w:tcMar>
-              <w:top w:w="50" w:type="dxa"/>
-              <w:left w:w="90" w:type="dxa"/>
-              <w:bottom w:w="50" w:type="dxa"/>
-              <w:right w:w="90" w:type="dxa"/>
-            </w:tcMar>
             <w:vAlign w:val="center"/>
           </w:tcPr>
           <w:p>
@@ -14433,12 +13291,6 @@
               <w:right w:val="single" w:sz="6" w:space="0" w:color="1F3864"/>
             </w:tcBorders>
             <w:shd w:val="clear" w:color="auto" w:fill="D9E2F3"/>
-            <w:tcMar>
-              <w:top w:w="50" w:type="dxa"/>
-              <w:left w:w="90" w:type="dxa"/>
-              <w:bottom w:w="50" w:type="dxa"/>
-              <w:right w:w="90" w:type="dxa"/>
-            </w:tcMar>
             <w:vAlign w:val="center"/>
           </w:tcPr>
           <w:p>
@@ -14471,12 +13323,6 @@
               <w:right w:val="single" w:sz="6" w:space="0" w:color="1F3864"/>
             </w:tcBorders>
             <w:shd w:val="clear" w:color="auto" w:fill="D9E2F3"/>
-            <w:tcMar>
-              <w:top w:w="50" w:type="dxa"/>
-              <w:left w:w="90" w:type="dxa"/>
-              <w:bottom w:w="50" w:type="dxa"/>
-              <w:right w:w="90" w:type="dxa"/>
-            </w:tcMar>
             <w:vAlign w:val="center"/>
           </w:tcPr>
           <w:p>
@@ -14509,12 +13355,6 @@
               <w:right w:val="single" w:sz="6" w:space="0" w:color="1F3864"/>
             </w:tcBorders>
             <w:shd w:val="clear" w:color="auto" w:fill="D9E2F3"/>
-            <w:tcMar>
-              <w:top w:w="50" w:type="dxa"/>
-              <w:left w:w="90" w:type="dxa"/>
-              <w:bottom w:w="50" w:type="dxa"/>
-              <w:right w:w="90" w:type="dxa"/>
-            </w:tcMar>
             <w:vAlign w:val="center"/>
           </w:tcPr>
           <w:p>
@@ -14547,12 +13387,6 @@
               <w:right w:val="single" w:sz="6" w:space="0" w:color="1F3864"/>
             </w:tcBorders>
             <w:shd w:val="clear" w:color="auto" w:fill="D9E2F3"/>
-            <w:tcMar>
-              <w:top w:w="50" w:type="dxa"/>
-              <w:left w:w="90" w:type="dxa"/>
-              <w:bottom w:w="50" w:type="dxa"/>
-              <w:right w:w="90" w:type="dxa"/>
-            </w:tcMar>
             <w:vAlign w:val="center"/>
           </w:tcPr>
           <w:p>
@@ -14612,12 +13446,6 @@
               <w:right w:val="single" w:sz="6" w:space="0" w:color="1F3864"/>
             </w:tcBorders>
             <w:shd w:val="clear" w:color="auto" w:fill="D9E2F3"/>
-            <w:tcMar>
-              <w:top w:w="50" w:type="dxa"/>
-              <w:left w:w="90" w:type="dxa"/>
-              <w:bottom w:w="50" w:type="dxa"/>
-              <w:right w:w="90" w:type="dxa"/>
-            </w:tcMar>
             <w:vAlign w:val="center"/>
           </w:tcPr>
           <w:p>
@@ -14650,12 +13478,6 @@
               <w:right w:val="single" w:sz="6" w:space="0" w:color="1F3864"/>
             </w:tcBorders>
             <w:shd w:val="clear" w:color="auto" w:fill="D9E2F3"/>
-            <w:tcMar>
-              <w:top w:w="50" w:type="dxa"/>
-              <w:left w:w="90" w:type="dxa"/>
-              <w:bottom w:w="50" w:type="dxa"/>
-              <w:right w:w="90" w:type="dxa"/>
-            </w:tcMar>
             <w:vAlign w:val="center"/>
           </w:tcPr>
           <w:p>
@@ -14688,12 +13510,6 @@
               <w:right w:val="single" w:sz="6" w:space="0" w:color="1F3864"/>
             </w:tcBorders>
             <w:shd w:val="clear" w:color="auto" w:fill="D9E2F3"/>
-            <w:tcMar>
-              <w:top w:w="50" w:type="dxa"/>
-              <w:left w:w="90" w:type="dxa"/>
-              <w:bottom w:w="50" w:type="dxa"/>
-              <w:right w:w="90" w:type="dxa"/>
-            </w:tcMar>
             <w:vAlign w:val="center"/>
           </w:tcPr>
           <w:p>
@@ -14726,12 +13542,6 @@
               <w:right w:val="single" w:sz="6" w:space="0" w:color="1F3864"/>
             </w:tcBorders>
             <w:shd w:val="clear" w:color="auto" w:fill="D9E2F3"/>
-            <w:tcMar>
-              <w:top w:w="50" w:type="dxa"/>
-              <w:left w:w="90" w:type="dxa"/>
-              <w:bottom w:w="50" w:type="dxa"/>
-              <w:right w:w="90" w:type="dxa"/>
-            </w:tcMar>
             <w:vAlign w:val="center"/>
           </w:tcPr>
           <w:p>
@@ -14827,12 +13637,6 @@
               <w:right w:val="single" w:sz="6" w:space="0" w:color="1F3864"/>
             </w:tcBorders>
             <w:shd w:val="clear" w:color="auto" w:fill="D9E2F3"/>
-            <w:tcMar>
-              <w:top w:w="50" w:type="dxa"/>
-              <w:left w:w="90" w:type="dxa"/>
-              <w:bottom w:w="50" w:type="dxa"/>
-              <w:right w:w="90" w:type="dxa"/>
-            </w:tcMar>
             <w:vAlign w:val="center"/>
           </w:tcPr>
           <w:p>
@@ -14865,12 +13669,6 @@
               <w:right w:val="single" w:sz="6" w:space="0" w:color="1F3864"/>
             </w:tcBorders>
             <w:shd w:val="clear" w:color="auto" w:fill="D9E2F3"/>
-            <w:tcMar>
-              <w:top w:w="50" w:type="dxa"/>
-              <w:left w:w="90" w:type="dxa"/>
-              <w:bottom w:w="50" w:type="dxa"/>
-              <w:right w:w="90" w:type="dxa"/>
-            </w:tcMar>
             <w:vAlign w:val="center"/>
           </w:tcPr>
           <w:p>
@@ -14903,12 +13701,6 @@
               <w:right w:val="single" w:sz="6" w:space="0" w:color="1F3864"/>
             </w:tcBorders>
             <w:shd w:val="clear" w:color="auto" w:fill="D9E2F3"/>
-            <w:tcMar>
-              <w:top w:w="50" w:type="dxa"/>
-              <w:left w:w="90" w:type="dxa"/>
-              <w:bottom w:w="50" w:type="dxa"/>
-              <w:right w:w="90" w:type="dxa"/>
-            </w:tcMar>
             <w:vAlign w:val="center"/>
           </w:tcPr>
           <w:p>
@@ -14941,12 +13733,6 @@
               <w:right w:val="single" w:sz="6" w:space="0" w:color="1F3864"/>
             </w:tcBorders>
             <w:shd w:val="clear" w:color="auto" w:fill="D9E2F3"/>
-            <w:tcMar>
-              <w:top w:w="50" w:type="dxa"/>
-              <w:left w:w="90" w:type="dxa"/>
-              <w:bottom w:w="50" w:type="dxa"/>
-              <w:right w:w="90" w:type="dxa"/>
-            </w:tcMar>
             <w:vAlign w:val="center"/>
           </w:tcPr>
           <w:p>
@@ -15006,12 +13792,6 @@
               <w:right w:val="single" w:sz="6" w:space="0" w:color="1F3864"/>
             </w:tcBorders>
             <w:shd w:val="clear" w:color="auto" w:fill="D9E2F3"/>
-            <w:tcMar>
-              <w:top w:w="50" w:type="dxa"/>
-              <w:left w:w="90" w:type="dxa"/>
-              <w:bottom w:w="50" w:type="dxa"/>
-              <w:right w:w="90" w:type="dxa"/>
-            </w:tcMar>
             <w:vAlign w:val="center"/>
           </w:tcPr>
           <w:p>
@@ -15056,12 +13836,6 @@
               <w:right w:val="single" w:sz="6" w:space="0" w:color="1F3864"/>
             </w:tcBorders>
             <w:shd w:val="clear" w:color="auto" w:fill="4472C4"/>
-            <w:tcMar>
-              <w:top w:w="50" w:type="dxa"/>
-              <w:left w:w="90" w:type="dxa"/>
-              <w:bottom w:w="50" w:type="dxa"/>
-              <w:right w:w="90" w:type="dxa"/>
-            </w:tcMar>
             <w:vAlign w:val="center"/>
           </w:tcPr>
           <w:p>
@@ -15128,12 +13902,6 @@
               <w:right w:val="single" w:sz="6" w:space="0" w:color="1F3864"/>
             </w:tcBorders>
             <w:shd w:val="clear" w:color="auto" w:fill="4472C4"/>
-            <w:tcMar>
-              <w:top w:w="50" w:type="dxa"/>
-              <w:left w:w="90" w:type="dxa"/>
-              <w:bottom w:w="50" w:type="dxa"/>
-              <w:right w:w="90" w:type="dxa"/>
-            </w:tcMar>
             <w:vAlign w:val="center"/>
           </w:tcPr>
           <w:p>
@@ -15173,12 +13941,6 @@
               <w:right w:val="single" w:sz="6" w:space="0" w:color="1F3864"/>
             </w:tcBorders>
             <w:shd w:val="clear" w:color="auto" w:fill="4472C4"/>
-            <w:tcMar>
-              <w:top w:w="50" w:type="dxa"/>
-              <w:left w:w="90" w:type="dxa"/>
-              <w:bottom w:w="50" w:type="dxa"/>
-              <w:right w:w="90" w:type="dxa"/>
-            </w:tcMar>
             <w:vAlign w:val="center"/>
           </w:tcPr>
           <w:p>
@@ -15218,12 +13980,6 @@
               <w:right w:val="single" w:sz="6" w:space="0" w:color="1F3864"/>
             </w:tcBorders>
             <w:shd w:val="clear" w:color="auto" w:fill="4472C4"/>
-            <w:tcMar>
-              <w:top w:w="50" w:type="dxa"/>
-              <w:left w:w="90" w:type="dxa"/>
-              <w:bottom w:w="50" w:type="dxa"/>
-              <w:right w:w="90" w:type="dxa"/>
-            </w:tcMar>
             <w:vAlign w:val="center"/>
           </w:tcPr>
           <w:p>
@@ -15263,12 +14019,6 @@
               <w:right w:val="single" w:sz="6" w:space="0" w:color="1F3864"/>
             </w:tcBorders>
             <w:shd w:val="clear" w:color="auto" w:fill="4472C4"/>
-            <w:tcMar>
-              <w:top w:w="50" w:type="dxa"/>
-              <w:left w:w="90" w:type="dxa"/>
-              <w:bottom w:w="50" w:type="dxa"/>
-              <w:right w:w="90" w:type="dxa"/>
-            </w:tcMar>
             <w:vAlign w:val="center"/>
           </w:tcPr>
           <w:p>
@@ -15335,12 +14085,6 @@
               <w:right w:val="single" w:sz="6" w:space="0" w:color="1F3864"/>
             </w:tcBorders>
             <w:shd w:val="clear" w:color="auto" w:fill="D9E2F3"/>
-            <w:tcMar>
-              <w:top w:w="50" w:type="dxa"/>
-              <w:left w:w="90" w:type="dxa"/>
-              <w:bottom w:w="50" w:type="dxa"/>
-              <w:right w:w="90" w:type="dxa"/>
-            </w:tcMar>
             <w:vAlign w:val="center"/>
           </w:tcPr>
           <w:p>
@@ -15373,12 +14117,6 @@
               <w:right w:val="single" w:sz="6" w:space="0" w:color="1F3864"/>
             </w:tcBorders>
             <w:shd w:val="clear" w:color="auto" w:fill="D9E2F3"/>
-            <w:tcMar>
-              <w:top w:w="50" w:type="dxa"/>
-              <w:left w:w="90" w:type="dxa"/>
-              <w:bottom w:w="50" w:type="dxa"/>
-              <w:right w:w="90" w:type="dxa"/>
-            </w:tcMar>
             <w:vAlign w:val="center"/>
           </w:tcPr>
           <w:p>
@@ -15411,12 +14149,6 @@
               <w:right w:val="single" w:sz="6" w:space="0" w:color="1F3864"/>
             </w:tcBorders>
             <w:shd w:val="clear" w:color="auto" w:fill="D9E2F3"/>
-            <w:tcMar>
-              <w:top w:w="50" w:type="dxa"/>
-              <w:left w:w="90" w:type="dxa"/>
-              <w:bottom w:w="50" w:type="dxa"/>
-              <w:right w:w="90" w:type="dxa"/>
-            </w:tcMar>
             <w:vAlign w:val="center"/>
           </w:tcPr>
           <w:p>
@@ -15449,12 +14181,6 @@
               <w:right w:val="single" w:sz="6" w:space="0" w:color="1F3864"/>
             </w:tcBorders>
             <w:shd w:val="clear" w:color="auto" w:fill="D9E2F3"/>
-            <w:tcMar>
-              <w:top w:w="50" w:type="dxa"/>
-              <w:left w:w="90" w:type="dxa"/>
-              <w:bottom w:w="50" w:type="dxa"/>
-              <w:right w:w="90" w:type="dxa"/>
-            </w:tcMar>
             <w:vAlign w:val="center"/>
           </w:tcPr>
           <w:p>
@@ -15514,12 +14240,6 @@
               <w:right w:val="single" w:sz="6" w:space="0" w:color="1F3864"/>
             </w:tcBorders>
             <w:shd w:val="clear" w:color="auto" w:fill="D9E2F3"/>
-            <w:tcMar>
-              <w:top w:w="50" w:type="dxa"/>
-              <w:left w:w="90" w:type="dxa"/>
-              <w:bottom w:w="50" w:type="dxa"/>
-              <w:right w:w="90" w:type="dxa"/>
-            </w:tcMar>
             <w:vAlign w:val="center"/>
           </w:tcPr>
           <w:p>
@@ -15552,12 +14272,6 @@
               <w:right w:val="single" w:sz="6" w:space="0" w:color="1F3864"/>
             </w:tcBorders>
             <w:shd w:val="clear" w:color="auto" w:fill="D9E2F3"/>
-            <w:tcMar>
-              <w:top w:w="50" w:type="dxa"/>
-              <w:left w:w="90" w:type="dxa"/>
-              <w:bottom w:w="50" w:type="dxa"/>
-              <w:right w:w="90" w:type="dxa"/>
-            </w:tcMar>
             <w:vAlign w:val="center"/>
           </w:tcPr>
           <w:p>
@@ -15590,12 +14304,6 @@
               <w:right w:val="single" w:sz="6" w:space="0" w:color="1F3864"/>
             </w:tcBorders>
             <w:shd w:val="clear" w:color="auto" w:fill="D9E2F3"/>
-            <w:tcMar>
-              <w:top w:w="50" w:type="dxa"/>
-              <w:left w:w="90" w:type="dxa"/>
-              <w:bottom w:w="50" w:type="dxa"/>
-              <w:right w:w="90" w:type="dxa"/>
-            </w:tcMar>
             <w:vAlign w:val="center"/>
           </w:tcPr>
           <w:p>
@@ -15628,12 +14336,6 @@
               <w:right w:val="single" w:sz="6" w:space="0" w:color="1F3864"/>
             </w:tcBorders>
             <w:shd w:val="clear" w:color="auto" w:fill="D9E2F3"/>
-            <w:tcMar>
-              <w:top w:w="50" w:type="dxa"/>
-              <w:left w:w="90" w:type="dxa"/>
-              <w:bottom w:w="50" w:type="dxa"/>
-              <w:right w:w="90" w:type="dxa"/>
-            </w:tcMar>
             <w:vAlign w:val="center"/>
           </w:tcPr>
           <w:p>
@@ -15693,12 +14395,6 @@
               <w:right w:val="single" w:sz="6" w:space="0" w:color="1F3864"/>
             </w:tcBorders>
             <w:shd w:val="clear" w:color="auto" w:fill="D9E2F3"/>
-            <w:tcMar>
-              <w:top w:w="50" w:type="dxa"/>
-              <w:left w:w="90" w:type="dxa"/>
-              <w:bottom w:w="50" w:type="dxa"/>
-              <w:right w:w="90" w:type="dxa"/>
-            </w:tcMar>
             <w:vAlign w:val="center"/>
           </w:tcPr>
           <w:p>
@@ -15731,12 +14427,6 @@
               <w:right w:val="single" w:sz="6" w:space="0" w:color="1F3864"/>
             </w:tcBorders>
             <w:shd w:val="clear" w:color="auto" w:fill="D9E2F3"/>
-            <w:tcMar>
-              <w:top w:w="50" w:type="dxa"/>
-              <w:left w:w="90" w:type="dxa"/>
-              <w:bottom w:w="50" w:type="dxa"/>
-              <w:right w:w="90" w:type="dxa"/>
-            </w:tcMar>
             <w:vAlign w:val="center"/>
           </w:tcPr>
           <w:p>
@@ -15769,12 +14459,6 @@
               <w:right w:val="single" w:sz="6" w:space="0" w:color="1F3864"/>
             </w:tcBorders>
             <w:shd w:val="clear" w:color="auto" w:fill="D9E2F3"/>
-            <w:tcMar>
-              <w:top w:w="50" w:type="dxa"/>
-              <w:left w:w="90" w:type="dxa"/>
-              <w:bottom w:w="50" w:type="dxa"/>
-              <w:right w:w="90" w:type="dxa"/>
-            </w:tcMar>
             <w:vAlign w:val="center"/>
           </w:tcPr>
           <w:p>
@@ -15807,12 +14491,6 @@
               <w:right w:val="single" w:sz="6" w:space="0" w:color="1F3864"/>
             </w:tcBorders>
             <w:shd w:val="clear" w:color="auto" w:fill="D9E2F3"/>
-            <w:tcMar>
-              <w:top w:w="50" w:type="dxa"/>
-              <w:left w:w="90" w:type="dxa"/>
-              <w:bottom w:w="50" w:type="dxa"/>
-              <w:right w:w="90" w:type="dxa"/>
-            </w:tcMar>
             <w:vAlign w:val="center"/>
           </w:tcPr>
           <w:p>
@@ -15872,12 +14550,6 @@
               <w:right w:val="single" w:sz="6" w:space="0" w:color="1F3864"/>
             </w:tcBorders>
             <w:shd w:val="clear" w:color="auto" w:fill="D9E2F3"/>
-            <w:tcMar>
-              <w:top w:w="50" w:type="dxa"/>
-              <w:left w:w="90" w:type="dxa"/>
-              <w:bottom w:w="50" w:type="dxa"/>
-              <w:right w:w="90" w:type="dxa"/>
-            </w:tcMar>
             <w:vAlign w:val="center"/>
           </w:tcPr>
           <w:p>
@@ -15922,12 +14594,6 @@
               <w:right w:val="single" w:sz="6" w:space="0" w:color="1F3864"/>
             </w:tcBorders>
             <w:shd w:val="clear" w:color="auto" w:fill="4472C4"/>
-            <w:tcMar>
-              <w:top w:w="50" w:type="dxa"/>
-              <w:left w:w="90" w:type="dxa"/>
-              <w:bottom w:w="50" w:type="dxa"/>
-              <w:right w:w="90" w:type="dxa"/>
-            </w:tcMar>
             <w:vAlign w:val="center"/>
           </w:tcPr>
           <w:p>
@@ -15994,12 +14660,6 @@
               <w:right w:val="single" w:sz="6" w:space="0" w:color="1F3864"/>
             </w:tcBorders>
             <w:shd w:val="clear" w:color="auto" w:fill="4472C4"/>
-            <w:tcMar>
-              <w:top w:w="50" w:type="dxa"/>
-              <w:left w:w="90" w:type="dxa"/>
-              <w:bottom w:w="50" w:type="dxa"/>
-              <w:right w:w="90" w:type="dxa"/>
-            </w:tcMar>
             <w:vAlign w:val="center"/>
           </w:tcPr>
           <w:p>
@@ -16039,12 +14699,6 @@
               <w:right w:val="single" w:sz="6" w:space="0" w:color="1F3864"/>
             </w:tcBorders>
             <w:shd w:val="clear" w:color="auto" w:fill="4472C4"/>
-            <w:tcMar>
-              <w:top w:w="50" w:type="dxa"/>
-              <w:left w:w="90" w:type="dxa"/>
-              <w:bottom w:w="50" w:type="dxa"/>
-              <w:right w:w="90" w:type="dxa"/>
-            </w:tcMar>
             <w:vAlign w:val="center"/>
           </w:tcPr>
           <w:p>
@@ -16084,12 +14738,6 @@
               <w:right w:val="single" w:sz="6" w:space="0" w:color="1F3864"/>
             </w:tcBorders>
             <w:shd w:val="clear" w:color="auto" w:fill="4472C4"/>
-            <w:tcMar>
-              <w:top w:w="50" w:type="dxa"/>
-              <w:left w:w="90" w:type="dxa"/>
-              <w:bottom w:w="50" w:type="dxa"/>
-              <w:right w:w="90" w:type="dxa"/>
-            </w:tcMar>
             <w:vAlign w:val="center"/>
           </w:tcPr>
           <w:p>
@@ -16129,12 +14777,6 @@
               <w:right w:val="single" w:sz="6" w:space="0" w:color="1F3864"/>
             </w:tcBorders>
             <w:shd w:val="clear" w:color="auto" w:fill="4472C4"/>
-            <w:tcMar>
-              <w:top w:w="50" w:type="dxa"/>
-              <w:left w:w="90" w:type="dxa"/>
-              <w:bottom w:w="50" w:type="dxa"/>
-              <w:right w:w="90" w:type="dxa"/>
-            </w:tcMar>
             <w:vAlign w:val="center"/>
           </w:tcPr>
           <w:p>
@@ -16201,12 +14843,6 @@
               <w:right w:val="single" w:sz="6" w:space="0" w:color="1F3864"/>
             </w:tcBorders>
             <w:shd w:val="clear" w:color="auto" w:fill="D9E2F3"/>
-            <w:tcMar>
-              <w:top w:w="50" w:type="dxa"/>
-              <w:left w:w="90" w:type="dxa"/>
-              <w:bottom w:w="50" w:type="dxa"/>
-              <w:right w:w="90" w:type="dxa"/>
-            </w:tcMar>
             <w:vAlign w:val="center"/>
           </w:tcPr>
           <w:p>
@@ -16239,12 +14875,6 @@
               <w:right w:val="single" w:sz="6" w:space="0" w:color="1F3864"/>
             </w:tcBorders>
             <w:shd w:val="clear" w:color="auto" w:fill="D9E2F3"/>
-            <w:tcMar>
-              <w:top w:w="50" w:type="dxa"/>
-              <w:left w:w="90" w:type="dxa"/>
-              <w:bottom w:w="50" w:type="dxa"/>
-              <w:right w:w="90" w:type="dxa"/>
-            </w:tcMar>
             <w:vAlign w:val="center"/>
           </w:tcPr>
           <w:p>
@@ -16277,12 +14907,6 @@
               <w:right w:val="single" w:sz="6" w:space="0" w:color="1F3864"/>
             </w:tcBorders>
             <w:shd w:val="clear" w:color="auto" w:fill="D9E2F3"/>
-            <w:tcMar>
-              <w:top w:w="50" w:type="dxa"/>
-              <w:left w:w="90" w:type="dxa"/>
-              <w:bottom w:w="50" w:type="dxa"/>
-              <w:right w:w="90" w:type="dxa"/>
-            </w:tcMar>
             <w:vAlign w:val="center"/>
           </w:tcPr>
           <w:p>
@@ -16315,12 +14939,6 @@
               <w:right w:val="single" w:sz="6" w:space="0" w:color="1F3864"/>
             </w:tcBorders>
             <w:shd w:val="clear" w:color="auto" w:fill="D9E2F3"/>
-            <w:tcMar>
-              <w:top w:w="50" w:type="dxa"/>
-              <w:left w:w="90" w:type="dxa"/>
-              <w:bottom w:w="50" w:type="dxa"/>
-              <w:right w:w="90" w:type="dxa"/>
-            </w:tcMar>
             <w:vAlign w:val="center"/>
           </w:tcPr>
           <w:p>
@@ -16380,12 +14998,6 @@
               <w:right w:val="single" w:sz="6" w:space="0" w:color="1F3864"/>
             </w:tcBorders>
             <w:shd w:val="clear" w:color="auto" w:fill="D9E2F3"/>
-            <w:tcMar>
-              <w:top w:w="50" w:type="dxa"/>
-              <w:left w:w="90" w:type="dxa"/>
-              <w:bottom w:w="50" w:type="dxa"/>
-              <w:right w:w="90" w:type="dxa"/>
-            </w:tcMar>
             <w:vAlign w:val="center"/>
           </w:tcPr>
           <w:p>
@@ -16418,12 +15030,6 @@
               <w:right w:val="single" w:sz="6" w:space="0" w:color="1F3864"/>
             </w:tcBorders>
             <w:shd w:val="clear" w:color="auto" w:fill="D9E2F3"/>
-            <w:tcMar>
-              <w:top w:w="50" w:type="dxa"/>
-              <w:left w:w="90" w:type="dxa"/>
-              <w:bottom w:w="50" w:type="dxa"/>
-              <w:right w:w="90" w:type="dxa"/>
-            </w:tcMar>
             <w:vAlign w:val="center"/>
           </w:tcPr>
           <w:p>
@@ -16456,12 +15062,6 @@
               <w:right w:val="single" w:sz="6" w:space="0" w:color="1F3864"/>
             </w:tcBorders>
             <w:shd w:val="clear" w:color="auto" w:fill="D9E2F3"/>
-            <w:tcMar>
-              <w:top w:w="50" w:type="dxa"/>
-              <w:left w:w="90" w:type="dxa"/>
-              <w:bottom w:w="50" w:type="dxa"/>
-              <w:right w:w="90" w:type="dxa"/>
-            </w:tcMar>
             <w:vAlign w:val="center"/>
           </w:tcPr>
           <w:p>
@@ -16494,12 +15094,6 @@
               <w:right w:val="single" w:sz="6" w:space="0" w:color="1F3864"/>
             </w:tcBorders>
             <w:shd w:val="clear" w:color="auto" w:fill="D9E2F3"/>
-            <w:tcMar>
-              <w:top w:w="50" w:type="dxa"/>
-              <w:left w:w="90" w:type="dxa"/>
-              <w:bottom w:w="50" w:type="dxa"/>
-              <w:right w:w="90" w:type="dxa"/>
-            </w:tcMar>
             <w:vAlign w:val="center"/>
           </w:tcPr>
           <w:p>
@@ -16559,12 +15153,6 @@
               <w:right w:val="single" w:sz="6" w:space="0" w:color="1F3864"/>
             </w:tcBorders>
             <w:shd w:val="clear" w:color="auto" w:fill="D9E2F3"/>
-            <w:tcMar>
-              <w:top w:w="50" w:type="dxa"/>
-              <w:left w:w="90" w:type="dxa"/>
-              <w:bottom w:w="50" w:type="dxa"/>
-              <w:right w:w="90" w:type="dxa"/>
-            </w:tcMar>
             <w:vAlign w:val="center"/>
           </w:tcPr>
           <w:p>
@@ -16597,12 +15185,6 @@
               <w:right w:val="single" w:sz="6" w:space="0" w:color="1F3864"/>
             </w:tcBorders>
             <w:shd w:val="clear" w:color="auto" w:fill="D9E2F3"/>
-            <w:tcMar>
-              <w:top w:w="50" w:type="dxa"/>
-              <w:left w:w="90" w:type="dxa"/>
-              <w:bottom w:w="50" w:type="dxa"/>
-              <w:right w:w="90" w:type="dxa"/>
-            </w:tcMar>
             <w:vAlign w:val="center"/>
           </w:tcPr>
           <w:p>
@@ -16635,12 +15217,6 @@
               <w:right w:val="single" w:sz="6" w:space="0" w:color="1F3864"/>
             </w:tcBorders>
             <w:shd w:val="clear" w:color="auto" w:fill="D9E2F3"/>
-            <w:tcMar>
-              <w:top w:w="50" w:type="dxa"/>
-              <w:left w:w="90" w:type="dxa"/>
-              <w:bottom w:w="50" w:type="dxa"/>
-              <w:right w:w="90" w:type="dxa"/>
-            </w:tcMar>
             <w:vAlign w:val="center"/>
           </w:tcPr>
           <w:p>
@@ -16709,12 +15285,6 @@
               <w:right w:val="single" w:sz="6" w:space="0" w:color="1F3864"/>
             </w:tcBorders>
             <w:shd w:val="clear" w:color="auto" w:fill="D9E2F3"/>
-            <w:tcMar>
-              <w:top w:w="50" w:type="dxa"/>
-              <w:left w:w="90" w:type="dxa"/>
-              <w:bottom w:w="50" w:type="dxa"/>
-              <w:right w:w="90" w:type="dxa"/>
-            </w:tcMar>
             <w:vAlign w:val="center"/>
           </w:tcPr>
           <w:p>
@@ -16774,12 +15344,6 @@
               <w:right w:val="single" w:sz="6" w:space="0" w:color="1F3864"/>
             </w:tcBorders>
             <w:shd w:val="clear" w:color="auto" w:fill="D9E2F3"/>
-            <w:tcMar>
-              <w:top w:w="50" w:type="dxa"/>
-              <w:left w:w="90" w:type="dxa"/>
-              <w:bottom w:w="50" w:type="dxa"/>
-              <w:right w:w="90" w:type="dxa"/>
-            </w:tcMar>
             <w:vAlign w:val="center"/>
           </w:tcPr>
           <w:p>
@@ -16824,12 +15388,6 @@
               <w:right w:val="single" w:sz="6" w:space="0" w:color="1F3864"/>
             </w:tcBorders>
             <w:shd w:val="clear" w:color="auto" w:fill="4472C4"/>
-            <w:tcMar>
-              <w:top w:w="50" w:type="dxa"/>
-              <w:left w:w="90" w:type="dxa"/>
-              <w:bottom w:w="50" w:type="dxa"/>
-              <w:right w:w="90" w:type="dxa"/>
-            </w:tcMar>
             <w:vAlign w:val="center"/>
           </w:tcPr>
           <w:p>
@@ -16896,12 +15454,6 @@
               <w:right w:val="single" w:sz="6" w:space="0" w:color="1F3864"/>
             </w:tcBorders>
             <w:shd w:val="clear" w:color="auto" w:fill="4472C4"/>
-            <w:tcMar>
-              <w:top w:w="50" w:type="dxa"/>
-              <w:left w:w="90" w:type="dxa"/>
-              <w:bottom w:w="50" w:type="dxa"/>
-              <w:right w:w="90" w:type="dxa"/>
-            </w:tcMar>
             <w:vAlign w:val="center"/>
           </w:tcPr>
           <w:p>
@@ -16941,12 +15493,6 @@
               <w:right w:val="single" w:sz="6" w:space="0" w:color="1F3864"/>
             </w:tcBorders>
             <w:shd w:val="clear" w:color="auto" w:fill="4472C4"/>
-            <w:tcMar>
-              <w:top w:w="50" w:type="dxa"/>
-              <w:left w:w="90" w:type="dxa"/>
-              <w:bottom w:w="50" w:type="dxa"/>
-              <w:right w:w="90" w:type="dxa"/>
-            </w:tcMar>
             <w:vAlign w:val="center"/>
           </w:tcPr>
           <w:p>
@@ -16986,12 +15532,6 @@
               <w:right w:val="single" w:sz="6" w:space="0" w:color="1F3864"/>
             </w:tcBorders>
             <w:shd w:val="clear" w:color="auto" w:fill="4472C4"/>
-            <w:tcMar>
-              <w:top w:w="50" w:type="dxa"/>
-              <w:left w:w="90" w:type="dxa"/>
-              <w:bottom w:w="50" w:type="dxa"/>
-              <w:right w:w="90" w:type="dxa"/>
-            </w:tcMar>
             <w:vAlign w:val="center"/>
           </w:tcPr>
           <w:p>
@@ -17031,12 +15571,6 @@
               <w:right w:val="single" w:sz="6" w:space="0" w:color="1F3864"/>
             </w:tcBorders>
             <w:shd w:val="clear" w:color="auto" w:fill="4472C4"/>
-            <w:tcMar>
-              <w:top w:w="50" w:type="dxa"/>
-              <w:left w:w="90" w:type="dxa"/>
-              <w:bottom w:w="50" w:type="dxa"/>
-              <w:right w:w="90" w:type="dxa"/>
-            </w:tcMar>
             <w:vAlign w:val="center"/>
           </w:tcPr>
           <w:p>
@@ -17103,12 +15637,6 @@
               <w:right w:val="single" w:sz="6" w:space="0" w:color="1F3864"/>
             </w:tcBorders>
             <w:shd w:val="clear" w:color="auto" w:fill="D9E2F3"/>
-            <w:tcMar>
-              <w:top w:w="50" w:type="dxa"/>
-              <w:left w:w="90" w:type="dxa"/>
-              <w:bottom w:w="50" w:type="dxa"/>
-              <w:right w:w="90" w:type="dxa"/>
-            </w:tcMar>
             <w:vAlign w:val="center"/>
           </w:tcPr>
           <w:p>
@@ -17141,12 +15669,6 @@
               <w:right w:val="single" w:sz="6" w:space="0" w:color="1F3864"/>
             </w:tcBorders>
             <w:shd w:val="clear" w:color="auto" w:fill="D9E2F3"/>
-            <w:tcMar>
-              <w:top w:w="50" w:type="dxa"/>
-              <w:left w:w="90" w:type="dxa"/>
-              <w:bottom w:w="50" w:type="dxa"/>
-              <w:right w:w="90" w:type="dxa"/>
-            </w:tcMar>
             <w:vAlign w:val="center"/>
           </w:tcPr>
           <w:p>
@@ -17179,12 +15701,6 @@
               <w:right w:val="single" w:sz="6" w:space="0" w:color="1F3864"/>
             </w:tcBorders>
             <w:shd w:val="clear" w:color="auto" w:fill="D9E2F3"/>
-            <w:tcMar>
-              <w:top w:w="50" w:type="dxa"/>
-              <w:left w:w="90" w:type="dxa"/>
-              <w:bottom w:w="50" w:type="dxa"/>
-              <w:right w:w="90" w:type="dxa"/>
-            </w:tcMar>
             <w:vAlign w:val="center"/>
           </w:tcPr>
           <w:p>
@@ -17217,12 +15733,6 @@
               <w:right w:val="single" w:sz="6" w:space="0" w:color="1F3864"/>
             </w:tcBorders>
             <w:shd w:val="clear" w:color="auto" w:fill="D9E2F3"/>
-            <w:tcMar>
-              <w:top w:w="50" w:type="dxa"/>
-              <w:left w:w="90" w:type="dxa"/>
-              <w:bottom w:w="50" w:type="dxa"/>
-              <w:right w:w="90" w:type="dxa"/>
-            </w:tcMar>
             <w:vAlign w:val="center"/>
           </w:tcPr>
           <w:p>
@@ -17282,12 +15792,6 @@
               <w:right w:val="single" w:sz="6" w:space="0" w:color="1F3864"/>
             </w:tcBorders>
             <w:shd w:val="clear" w:color="auto" w:fill="D9E2F3"/>
-            <w:tcMar>
-              <w:top w:w="50" w:type="dxa"/>
-              <w:left w:w="90" w:type="dxa"/>
-              <w:bottom w:w="50" w:type="dxa"/>
-              <w:right w:w="90" w:type="dxa"/>
-            </w:tcMar>
             <w:vAlign w:val="center"/>
           </w:tcPr>
           <w:p>
@@ -17320,12 +15824,6 @@
               <w:right w:val="single" w:sz="6" w:space="0" w:color="1F3864"/>
             </w:tcBorders>
             <w:shd w:val="clear" w:color="auto" w:fill="D9E2F3"/>
-            <w:tcMar>
-              <w:top w:w="50" w:type="dxa"/>
-              <w:left w:w="90" w:type="dxa"/>
-              <w:bottom w:w="50" w:type="dxa"/>
-              <w:right w:w="90" w:type="dxa"/>
-            </w:tcMar>
             <w:vAlign w:val="center"/>
           </w:tcPr>
           <w:p>
@@ -17358,12 +15856,6 @@
               <w:right w:val="single" w:sz="6" w:space="0" w:color="1F3864"/>
             </w:tcBorders>
             <w:shd w:val="clear" w:color="auto" w:fill="D9E2F3"/>
-            <w:tcMar>
-              <w:top w:w="50" w:type="dxa"/>
-              <w:left w:w="90" w:type="dxa"/>
-              <w:bottom w:w="50" w:type="dxa"/>
-              <w:right w:w="90" w:type="dxa"/>
-            </w:tcMar>
             <w:vAlign w:val="center"/>
           </w:tcPr>
           <w:p>
@@ -17396,12 +15888,6 @@
               <w:right w:val="single" w:sz="6" w:space="0" w:color="1F3864"/>
             </w:tcBorders>
             <w:shd w:val="clear" w:color="auto" w:fill="D9E2F3"/>
-            <w:tcMar>
-              <w:top w:w="50" w:type="dxa"/>
-              <w:left w:w="90" w:type="dxa"/>
-              <w:bottom w:w="50" w:type="dxa"/>
-              <w:right w:w="90" w:type="dxa"/>
-            </w:tcMar>
             <w:vAlign w:val="center"/>
           </w:tcPr>
           <w:p>
@@ -17461,12 +15947,6 @@
               <w:right w:val="single" w:sz="6" w:space="0" w:color="1F3864"/>
             </w:tcBorders>
             <w:shd w:val="clear" w:color="auto" w:fill="D9E2F3"/>
-            <w:tcMar>
-              <w:top w:w="50" w:type="dxa"/>
-              <w:left w:w="90" w:type="dxa"/>
-              <w:bottom w:w="50" w:type="dxa"/>
-              <w:right w:w="90" w:type="dxa"/>
-            </w:tcMar>
             <w:vAlign w:val="center"/>
           </w:tcPr>
           <w:p>
@@ -17499,12 +15979,6 @@
               <w:right w:val="single" w:sz="6" w:space="0" w:color="1F3864"/>
             </w:tcBorders>
             <w:shd w:val="clear" w:color="auto" w:fill="D9E2F3"/>
-            <w:tcMar>
-              <w:top w:w="50" w:type="dxa"/>
-              <w:left w:w="90" w:type="dxa"/>
-              <w:bottom w:w="50" w:type="dxa"/>
-              <w:right w:w="90" w:type="dxa"/>
-            </w:tcMar>
             <w:vAlign w:val="center"/>
           </w:tcPr>
           <w:p>
@@ -17537,12 +16011,6 @@
               <w:right w:val="single" w:sz="6" w:space="0" w:color="1F3864"/>
             </w:tcBorders>
             <w:shd w:val="clear" w:color="auto" w:fill="D9E2F3"/>
-            <w:tcMar>
-              <w:top w:w="50" w:type="dxa"/>
-              <w:left w:w="90" w:type="dxa"/>
-              <w:bottom w:w="50" w:type="dxa"/>
-              <w:right w:w="90" w:type="dxa"/>
-            </w:tcMar>
             <w:vAlign w:val="center"/>
           </w:tcPr>
           <w:p>
@@ -17575,12 +16043,6 @@
               <w:right w:val="single" w:sz="6" w:space="0" w:color="1F3864"/>
             </w:tcBorders>
             <w:shd w:val="clear" w:color="auto" w:fill="D9E2F3"/>
-            <w:tcMar>
-              <w:top w:w="50" w:type="dxa"/>
-              <w:left w:w="90" w:type="dxa"/>
-              <w:bottom w:w="50" w:type="dxa"/>
-              <w:right w:w="90" w:type="dxa"/>
-            </w:tcMar>
             <w:vAlign w:val="center"/>
           </w:tcPr>
           <w:p>
@@ -17640,12 +16102,6 @@
               <w:right w:val="single" w:sz="6" w:space="0" w:color="1F3864"/>
             </w:tcBorders>
             <w:shd w:val="clear" w:color="auto" w:fill="D9E2F3"/>
-            <w:tcMar>
-              <w:top w:w="50" w:type="dxa"/>
-              <w:left w:w="90" w:type="dxa"/>
-              <w:bottom w:w="50" w:type="dxa"/>
-              <w:right w:w="90" w:type="dxa"/>
-            </w:tcMar>
             <w:vAlign w:val="center"/>
           </w:tcPr>
           <w:p>
@@ -17690,12 +16146,6 @@
               <w:right w:val="single" w:sz="6" w:space="0" w:color="1F3864"/>
             </w:tcBorders>
             <w:shd w:val="clear" w:color="auto" w:fill="4472C4"/>
-            <w:tcMar>
-              <w:top w:w="50" w:type="dxa"/>
-              <w:left w:w="90" w:type="dxa"/>
-              <w:bottom w:w="50" w:type="dxa"/>
-              <w:right w:w="90" w:type="dxa"/>
-            </w:tcMar>
             <w:vAlign w:val="center"/>
           </w:tcPr>
           <w:p>
@@ -17762,12 +16212,6 @@
               <w:right w:val="single" w:sz="6" w:space="0" w:color="1F3864"/>
             </w:tcBorders>
             <w:shd w:val="clear" w:color="auto" w:fill="4472C4"/>
-            <w:tcMar>
-              <w:top w:w="50" w:type="dxa"/>
-              <w:left w:w="90" w:type="dxa"/>
-              <w:bottom w:w="50" w:type="dxa"/>
-              <w:right w:w="90" w:type="dxa"/>
-            </w:tcMar>
             <w:vAlign w:val="center"/>
           </w:tcPr>
           <w:p>
@@ -17807,12 +16251,6 @@
               <w:right w:val="single" w:sz="6" w:space="0" w:color="1F3864"/>
             </w:tcBorders>
             <w:shd w:val="clear" w:color="auto" w:fill="4472C4"/>
-            <w:tcMar>
-              <w:top w:w="50" w:type="dxa"/>
-              <w:left w:w="90" w:type="dxa"/>
-              <w:bottom w:w="50" w:type="dxa"/>
-              <w:right w:w="90" w:type="dxa"/>
-            </w:tcMar>
             <w:vAlign w:val="center"/>
           </w:tcPr>
           <w:p>
@@ -17852,12 +16290,6 @@
               <w:right w:val="single" w:sz="6" w:space="0" w:color="1F3864"/>
             </w:tcBorders>
             <w:shd w:val="clear" w:color="auto" w:fill="4472C4"/>
-            <w:tcMar>
-              <w:top w:w="50" w:type="dxa"/>
-              <w:left w:w="90" w:type="dxa"/>
-              <w:bottom w:w="50" w:type="dxa"/>
-              <w:right w:w="90" w:type="dxa"/>
-            </w:tcMar>
             <w:vAlign w:val="center"/>
           </w:tcPr>
           <w:p>
@@ -17897,12 +16329,6 @@
               <w:right w:val="single" w:sz="6" w:space="0" w:color="1F3864"/>
             </w:tcBorders>
             <w:shd w:val="clear" w:color="auto" w:fill="4472C4"/>
-            <w:tcMar>
-              <w:top w:w="50" w:type="dxa"/>
-              <w:left w:w="90" w:type="dxa"/>
-              <w:bottom w:w="50" w:type="dxa"/>
-              <w:right w:w="90" w:type="dxa"/>
-            </w:tcMar>
             <w:vAlign w:val="center"/>
           </w:tcPr>
           <w:p>
@@ -17969,12 +16395,6 @@
               <w:right w:val="single" w:sz="6" w:space="0" w:color="1F3864"/>
             </w:tcBorders>
             <w:shd w:val="clear" w:color="auto" w:fill="D9E2F3"/>
-            <w:tcMar>
-              <w:top w:w="50" w:type="dxa"/>
-              <w:left w:w="90" w:type="dxa"/>
-              <w:bottom w:w="50" w:type="dxa"/>
-              <w:right w:w="90" w:type="dxa"/>
-            </w:tcMar>
             <w:vAlign w:val="center"/>
           </w:tcPr>
           <w:p>
@@ -18007,12 +16427,6 @@
               <w:right w:val="single" w:sz="6" w:space="0" w:color="1F3864"/>
             </w:tcBorders>
             <w:shd w:val="clear" w:color="auto" w:fill="D9E2F3"/>
-            <w:tcMar>
-              <w:top w:w="50" w:type="dxa"/>
-              <w:left w:w="90" w:type="dxa"/>
-              <w:bottom w:w="50" w:type="dxa"/>
-              <w:right w:w="90" w:type="dxa"/>
-            </w:tcMar>
             <w:vAlign w:val="center"/>
           </w:tcPr>
           <w:p>
@@ -18045,12 +16459,6 @@
               <w:right w:val="single" w:sz="6" w:space="0" w:color="1F3864"/>
             </w:tcBorders>
             <w:shd w:val="clear" w:color="auto" w:fill="D9E2F3"/>
-            <w:tcMar>
-              <w:top w:w="50" w:type="dxa"/>
-              <w:left w:w="90" w:type="dxa"/>
-              <w:bottom w:w="50" w:type="dxa"/>
-              <w:right w:w="90" w:type="dxa"/>
-            </w:tcMar>
             <w:vAlign w:val="center"/>
           </w:tcPr>
           <w:p>
@@ -18083,12 +16491,6 @@
               <w:right w:val="single" w:sz="6" w:space="0" w:color="1F3864"/>
             </w:tcBorders>
             <w:shd w:val="clear" w:color="auto" w:fill="D9E2F3"/>
-            <w:tcMar>
-              <w:top w:w="50" w:type="dxa"/>
-              <w:left w:w="90" w:type="dxa"/>
-              <w:bottom w:w="50" w:type="dxa"/>
-              <w:right w:w="90" w:type="dxa"/>
-            </w:tcMar>
             <w:vAlign w:val="center"/>
           </w:tcPr>
           <w:p>
@@ -18148,12 +16550,6 @@
               <w:right w:val="single" w:sz="6" w:space="0" w:color="1F3864"/>
             </w:tcBorders>
             <w:shd w:val="clear" w:color="auto" w:fill="D9E2F3"/>
-            <w:tcMar>
-              <w:top w:w="50" w:type="dxa"/>
-              <w:left w:w="90" w:type="dxa"/>
-              <w:bottom w:w="50" w:type="dxa"/>
-              <w:right w:w="90" w:type="dxa"/>
-            </w:tcMar>
             <w:vAlign w:val="center"/>
           </w:tcPr>
           <w:p>
@@ -18186,12 +16582,6 @@
               <w:right w:val="single" w:sz="6" w:space="0" w:color="1F3864"/>
             </w:tcBorders>
             <w:shd w:val="clear" w:color="auto" w:fill="D9E2F3"/>
-            <w:tcMar>
-              <w:top w:w="50" w:type="dxa"/>
-              <w:left w:w="90" w:type="dxa"/>
-              <w:bottom w:w="50" w:type="dxa"/>
-              <w:right w:w="90" w:type="dxa"/>
-            </w:tcMar>
             <w:vAlign w:val="center"/>
           </w:tcPr>
           <w:p>
@@ -18224,12 +16614,6 @@
               <w:right w:val="single" w:sz="6" w:space="0" w:color="1F3864"/>
             </w:tcBorders>
             <w:shd w:val="clear" w:color="auto" w:fill="D9E2F3"/>
-            <w:tcMar>
-              <w:top w:w="50" w:type="dxa"/>
-              <w:left w:w="90" w:type="dxa"/>
-              <w:bottom w:w="50" w:type="dxa"/>
-              <w:right w:w="90" w:type="dxa"/>
-            </w:tcMar>
             <w:vAlign w:val="center"/>
           </w:tcPr>
           <w:p>
@@ -18262,12 +16646,6 @@
               <w:right w:val="single" w:sz="6" w:space="0" w:color="1F3864"/>
             </w:tcBorders>
             <w:shd w:val="clear" w:color="auto" w:fill="D9E2F3"/>
-            <w:tcMar>
-              <w:top w:w="50" w:type="dxa"/>
-              <w:left w:w="90" w:type="dxa"/>
-              <w:bottom w:w="50" w:type="dxa"/>
-              <w:right w:w="90" w:type="dxa"/>
-            </w:tcMar>
             <w:vAlign w:val="center"/>
           </w:tcPr>
           <w:p>
@@ -18327,12 +16705,6 @@
               <w:right w:val="single" w:sz="6" w:space="0" w:color="1F3864"/>
             </w:tcBorders>
             <w:shd w:val="clear" w:color="auto" w:fill="D9E2F3"/>
-            <w:tcMar>
-              <w:top w:w="50" w:type="dxa"/>
-              <w:left w:w="90" w:type="dxa"/>
-              <w:bottom w:w="50" w:type="dxa"/>
-              <w:right w:w="90" w:type="dxa"/>
-            </w:tcMar>
             <w:vAlign w:val="center"/>
           </w:tcPr>
           <w:p>
@@ -18365,12 +16737,6 @@
               <w:right w:val="single" w:sz="6" w:space="0" w:color="1F3864"/>
             </w:tcBorders>
             <w:shd w:val="clear" w:color="auto" w:fill="D9E2F3"/>
-            <w:tcMar>
-              <w:top w:w="50" w:type="dxa"/>
-              <w:left w:w="90" w:type="dxa"/>
-              <w:bottom w:w="50" w:type="dxa"/>
-              <w:right w:w="90" w:type="dxa"/>
-            </w:tcMar>
             <w:vAlign w:val="center"/>
           </w:tcPr>
           <w:p>
@@ -18403,12 +16769,6 @@
               <w:right w:val="single" w:sz="6" w:space="0" w:color="1F3864"/>
             </w:tcBorders>
             <w:shd w:val="clear" w:color="auto" w:fill="D9E2F3"/>
-            <w:tcMar>
-              <w:top w:w="50" w:type="dxa"/>
-              <w:left w:w="90" w:type="dxa"/>
-              <w:bottom w:w="50" w:type="dxa"/>
-              <w:right w:w="90" w:type="dxa"/>
-            </w:tcMar>
             <w:vAlign w:val="center"/>
           </w:tcPr>
           <w:p>
@@ -18441,12 +16801,6 @@
               <w:right w:val="single" w:sz="6" w:space="0" w:color="1F3864"/>
             </w:tcBorders>
             <w:shd w:val="clear" w:color="auto" w:fill="D9E2F3"/>
-            <w:tcMar>
-              <w:top w:w="50" w:type="dxa"/>
-              <w:left w:w="90" w:type="dxa"/>
-              <w:bottom w:w="50" w:type="dxa"/>
-              <w:right w:w="90" w:type="dxa"/>
-            </w:tcMar>
             <w:vAlign w:val="center"/>
           </w:tcPr>
           <w:p>
@@ -18506,12 +16860,6 @@
               <w:right w:val="single" w:sz="6" w:space="0" w:color="1F3864"/>
             </w:tcBorders>
             <w:shd w:val="clear" w:color="auto" w:fill="D9E2F3"/>
-            <w:tcMar>
-              <w:top w:w="50" w:type="dxa"/>
-              <w:left w:w="90" w:type="dxa"/>
-              <w:bottom w:w="50" w:type="dxa"/>
-              <w:right w:w="90" w:type="dxa"/>
-            </w:tcMar>
             <w:vAlign w:val="center"/>
           </w:tcPr>
           <w:p>
@@ -18556,12 +16904,6 @@
               <w:right w:val="single" w:sz="6" w:space="0" w:color="1F3864"/>
             </w:tcBorders>
             <w:shd w:val="clear" w:color="auto" w:fill="4472C4"/>
-            <w:tcMar>
-              <w:top w:w="50" w:type="dxa"/>
-              <w:left w:w="90" w:type="dxa"/>
-              <w:bottom w:w="50" w:type="dxa"/>
-              <w:right w:w="90" w:type="dxa"/>
-            </w:tcMar>
             <w:vAlign w:val="center"/>
           </w:tcPr>
           <w:p>
@@ -18628,12 +16970,6 @@
               <w:right w:val="single" w:sz="6" w:space="0" w:color="1F3864"/>
             </w:tcBorders>
             <w:shd w:val="clear" w:color="auto" w:fill="4472C4"/>
-            <w:tcMar>
-              <w:top w:w="50" w:type="dxa"/>
-              <w:left w:w="90" w:type="dxa"/>
-              <w:bottom w:w="50" w:type="dxa"/>
-              <w:right w:w="90" w:type="dxa"/>
-            </w:tcMar>
             <w:vAlign w:val="center"/>
           </w:tcPr>
           <w:p>
@@ -18673,12 +17009,6 @@
               <w:right w:val="single" w:sz="6" w:space="0" w:color="1F3864"/>
             </w:tcBorders>
             <w:shd w:val="clear" w:color="auto" w:fill="4472C4"/>
-            <w:tcMar>
-              <w:top w:w="50" w:type="dxa"/>
-              <w:left w:w="90" w:type="dxa"/>
-              <w:bottom w:w="50" w:type="dxa"/>
-              <w:right w:w="90" w:type="dxa"/>
-            </w:tcMar>
             <w:vAlign w:val="center"/>
           </w:tcPr>
           <w:p>
@@ -18718,12 +17048,6 @@
               <w:right w:val="single" w:sz="6" w:space="0" w:color="1F3864"/>
             </w:tcBorders>
             <w:shd w:val="clear" w:color="auto" w:fill="4472C4"/>
-            <w:tcMar>
-              <w:top w:w="50" w:type="dxa"/>
-              <w:left w:w="90" w:type="dxa"/>
-              <w:bottom w:w="50" w:type="dxa"/>
-              <w:right w:w="90" w:type="dxa"/>
-            </w:tcMar>
             <w:vAlign w:val="center"/>
           </w:tcPr>
           <w:p>
@@ -18763,12 +17087,6 @@
               <w:right w:val="single" w:sz="6" w:space="0" w:color="1F3864"/>
             </w:tcBorders>
             <w:shd w:val="clear" w:color="auto" w:fill="4472C4"/>
-            <w:tcMar>
-              <w:top w:w="50" w:type="dxa"/>
-              <w:left w:w="90" w:type="dxa"/>
-              <w:bottom w:w="50" w:type="dxa"/>
-              <w:right w:w="90" w:type="dxa"/>
-            </w:tcMar>
             <w:vAlign w:val="center"/>
           </w:tcPr>
           <w:p>
@@ -18835,12 +17153,6 @@
               <w:right w:val="single" w:sz="6" w:space="0" w:color="1F3864"/>
             </w:tcBorders>
             <w:shd w:val="clear" w:color="auto" w:fill="D9E2F3"/>
-            <w:tcMar>
-              <w:top w:w="50" w:type="dxa"/>
-              <w:left w:w="90" w:type="dxa"/>
-              <w:bottom w:w="50" w:type="dxa"/>
-              <w:right w:w="90" w:type="dxa"/>
-            </w:tcMar>
             <w:vAlign w:val="center"/>
           </w:tcPr>
           <w:p>
@@ -18873,12 +17185,6 @@
               <w:right w:val="single" w:sz="6" w:space="0" w:color="1F3864"/>
             </w:tcBorders>
             <w:shd w:val="clear" w:color="auto" w:fill="D9E2F3"/>
-            <w:tcMar>
-              <w:top w:w="50" w:type="dxa"/>
-              <w:left w:w="90" w:type="dxa"/>
-              <w:bottom w:w="50" w:type="dxa"/>
-              <w:right w:w="90" w:type="dxa"/>
-            </w:tcMar>
             <w:vAlign w:val="center"/>
           </w:tcPr>
           <w:p>
@@ -18911,12 +17217,6 @@
               <w:right w:val="single" w:sz="6" w:space="0" w:color="1F3864"/>
             </w:tcBorders>
             <w:shd w:val="clear" w:color="auto" w:fill="D9E2F3"/>
-            <w:tcMar>
-              <w:top w:w="50" w:type="dxa"/>
-              <w:left w:w="90" w:type="dxa"/>
-              <w:bottom w:w="50" w:type="dxa"/>
-              <w:right w:w="90" w:type="dxa"/>
-            </w:tcMar>
             <w:vAlign w:val="center"/>
           </w:tcPr>
           <w:p>
@@ -18949,12 +17249,6 @@
               <w:right w:val="single" w:sz="6" w:space="0" w:color="1F3864"/>
             </w:tcBorders>
             <w:shd w:val="clear" w:color="auto" w:fill="D9E2F3"/>
-            <w:tcMar>
-              <w:top w:w="50" w:type="dxa"/>
-              <w:left w:w="90" w:type="dxa"/>
-              <w:bottom w:w="50" w:type="dxa"/>
-              <w:right w:w="90" w:type="dxa"/>
-            </w:tcMar>
             <w:vAlign w:val="center"/>
           </w:tcPr>
           <w:p>
@@ -19014,12 +17308,6 @@
               <w:right w:val="single" w:sz="6" w:space="0" w:color="1F3864"/>
             </w:tcBorders>
             <w:shd w:val="clear" w:color="auto" w:fill="D9E2F3"/>
-            <w:tcMar>
-              <w:top w:w="50" w:type="dxa"/>
-              <w:left w:w="90" w:type="dxa"/>
-              <w:bottom w:w="50" w:type="dxa"/>
-              <w:right w:w="90" w:type="dxa"/>
-            </w:tcMar>
             <w:vAlign w:val="center"/>
           </w:tcPr>
           <w:p>
@@ -19052,12 +17340,6 @@
               <w:right w:val="single" w:sz="6" w:space="0" w:color="1F3864"/>
             </w:tcBorders>
             <w:shd w:val="clear" w:color="auto" w:fill="D9E2F3"/>
-            <w:tcMar>
-              <w:top w:w="50" w:type="dxa"/>
-              <w:left w:w="90" w:type="dxa"/>
-              <w:bottom w:w="50" w:type="dxa"/>
-              <w:right w:w="90" w:type="dxa"/>
-            </w:tcMar>
             <w:vAlign w:val="center"/>
           </w:tcPr>
           <w:p>
@@ -19090,12 +17372,6 @@
               <w:right w:val="single" w:sz="6" w:space="0" w:color="1F3864"/>
             </w:tcBorders>
             <w:shd w:val="clear" w:color="auto" w:fill="D9E2F3"/>
-            <w:tcMar>
-              <w:top w:w="50" w:type="dxa"/>
-              <w:left w:w="90" w:type="dxa"/>
-              <w:bottom w:w="50" w:type="dxa"/>
-              <w:right w:w="90" w:type="dxa"/>
-            </w:tcMar>
             <w:vAlign w:val="center"/>
           </w:tcPr>
           <w:p>
@@ -19128,12 +17404,6 @@
               <w:right w:val="single" w:sz="6" w:space="0" w:color="1F3864"/>
             </w:tcBorders>
             <w:shd w:val="clear" w:color="auto" w:fill="D9E2F3"/>
-            <w:tcMar>
-              <w:top w:w="50" w:type="dxa"/>
-              <w:left w:w="90" w:type="dxa"/>
-              <w:bottom w:w="50" w:type="dxa"/>
-              <w:right w:w="90" w:type="dxa"/>
-            </w:tcMar>
             <w:vAlign w:val="center"/>
           </w:tcPr>
           <w:p>
@@ -19193,12 +17463,6 @@
               <w:right w:val="single" w:sz="6" w:space="0" w:color="1F3864"/>
             </w:tcBorders>
             <w:shd w:val="clear" w:color="auto" w:fill="D9E2F3"/>
-            <w:tcMar>
-              <w:top w:w="50" w:type="dxa"/>
-              <w:left w:w="90" w:type="dxa"/>
-              <w:bottom w:w="50" w:type="dxa"/>
-              <w:right w:w="90" w:type="dxa"/>
-            </w:tcMar>
             <w:vAlign w:val="center"/>
           </w:tcPr>
           <w:p>
@@ -19231,12 +17495,6 @@
               <w:right w:val="single" w:sz="6" w:space="0" w:color="1F3864"/>
             </w:tcBorders>
             <w:shd w:val="clear" w:color="auto" w:fill="D9E2F3"/>
-            <w:tcMar>
-              <w:top w:w="50" w:type="dxa"/>
-              <w:left w:w="90" w:type="dxa"/>
-              <w:bottom w:w="50" w:type="dxa"/>
-              <w:right w:w="90" w:type="dxa"/>
-            </w:tcMar>
             <w:vAlign w:val="center"/>
           </w:tcPr>
           <w:p>
@@ -19269,12 +17527,6 @@
               <w:right w:val="single" w:sz="6" w:space="0" w:color="1F3864"/>
             </w:tcBorders>
             <w:shd w:val="clear" w:color="auto" w:fill="D9E2F3"/>
-            <w:tcMar>
-              <w:top w:w="50" w:type="dxa"/>
-              <w:left w:w="90" w:type="dxa"/>
-              <w:bottom w:w="50" w:type="dxa"/>
-              <w:right w:w="90" w:type="dxa"/>
-            </w:tcMar>
             <w:vAlign w:val="center"/>
           </w:tcPr>
           <w:p>
@@ -19307,12 +17559,6 @@
               <w:right w:val="single" w:sz="6" w:space="0" w:color="1F3864"/>
             </w:tcBorders>
             <w:shd w:val="clear" w:color="auto" w:fill="D9E2F3"/>
-            <w:tcMar>
-              <w:top w:w="50" w:type="dxa"/>
-              <w:left w:w="90" w:type="dxa"/>
-              <w:bottom w:w="50" w:type="dxa"/>
-              <w:right w:w="90" w:type="dxa"/>
-            </w:tcMar>
             <w:vAlign w:val="center"/>
           </w:tcPr>
           <w:p>
@@ -19372,12 +17618,6 @@
               <w:right w:val="single" w:sz="6" w:space="0" w:color="1F3864"/>
             </w:tcBorders>
             <w:shd w:val="clear" w:color="auto" w:fill="D9E2F3"/>
-            <w:tcMar>
-              <w:top w:w="50" w:type="dxa"/>
-              <w:left w:w="90" w:type="dxa"/>
-              <w:bottom w:w="50" w:type="dxa"/>
-              <w:right w:w="90" w:type="dxa"/>
-            </w:tcMar>
             <w:vAlign w:val="center"/>
           </w:tcPr>
           <w:p>
@@ -19422,12 +17662,6 @@
               <w:right w:val="single" w:sz="6" w:space="0" w:color="1F3864"/>
             </w:tcBorders>
             <w:shd w:val="clear" w:color="auto" w:fill="4472C4"/>
-            <w:tcMar>
-              <w:top w:w="50" w:type="dxa"/>
-              <w:left w:w="90" w:type="dxa"/>
-              <w:bottom w:w="50" w:type="dxa"/>
-              <w:right w:w="90" w:type="dxa"/>
-            </w:tcMar>
             <w:vAlign w:val="center"/>
           </w:tcPr>
           <w:p>
@@ -19494,12 +17728,6 @@
               <w:right w:val="single" w:sz="6" w:space="0" w:color="1F3864"/>
             </w:tcBorders>
             <w:shd w:val="clear" w:color="auto" w:fill="4472C4"/>
-            <w:tcMar>
-              <w:top w:w="50" w:type="dxa"/>
-              <w:left w:w="90" w:type="dxa"/>
-              <w:bottom w:w="50" w:type="dxa"/>
-              <w:right w:w="90" w:type="dxa"/>
-            </w:tcMar>
             <w:vAlign w:val="center"/>
           </w:tcPr>
           <w:p>
@@ -19539,12 +17767,6 @@
               <w:right w:val="single" w:sz="6" w:space="0" w:color="1F3864"/>
             </w:tcBorders>
             <w:shd w:val="clear" w:color="auto" w:fill="4472C4"/>
-            <w:tcMar>
-              <w:top w:w="50" w:type="dxa"/>
-              <w:left w:w="90" w:type="dxa"/>
-              <w:bottom w:w="50" w:type="dxa"/>
-              <w:right w:w="90" w:type="dxa"/>
-            </w:tcMar>
             <w:vAlign w:val="center"/>
           </w:tcPr>
           <w:p>
@@ -19584,12 +17806,6 @@
               <w:right w:val="single" w:sz="6" w:space="0" w:color="1F3864"/>
             </w:tcBorders>
             <w:shd w:val="clear" w:color="auto" w:fill="4472C4"/>
-            <w:tcMar>
-              <w:top w:w="50" w:type="dxa"/>
-              <w:left w:w="90" w:type="dxa"/>
-              <w:bottom w:w="50" w:type="dxa"/>
-              <w:right w:w="90" w:type="dxa"/>
-            </w:tcMar>
             <w:vAlign w:val="center"/>
           </w:tcPr>
           <w:p>
@@ -19629,12 +17845,6 @@
               <w:right w:val="single" w:sz="6" w:space="0" w:color="1F3864"/>
             </w:tcBorders>
             <w:shd w:val="clear" w:color="auto" w:fill="4472C4"/>
-            <w:tcMar>
-              <w:top w:w="50" w:type="dxa"/>
-              <w:left w:w="90" w:type="dxa"/>
-              <w:bottom w:w="50" w:type="dxa"/>
-              <w:right w:w="90" w:type="dxa"/>
-            </w:tcMar>
             <w:vAlign w:val="center"/>
           </w:tcPr>
           <w:p>
@@ -19701,12 +17911,6 @@
               <w:right w:val="single" w:sz="6" w:space="0" w:color="1F3864"/>
             </w:tcBorders>
             <w:shd w:val="clear" w:color="auto" w:fill="D9E2F3"/>
-            <w:tcMar>
-              <w:top w:w="50" w:type="dxa"/>
-              <w:left w:w="90" w:type="dxa"/>
-              <w:bottom w:w="50" w:type="dxa"/>
-              <w:right w:w="90" w:type="dxa"/>
-            </w:tcMar>
             <w:vAlign w:val="center"/>
           </w:tcPr>
           <w:p>
@@ -19739,12 +17943,6 @@
               <w:right w:val="single" w:sz="6" w:space="0" w:color="1F3864"/>
             </w:tcBorders>
             <w:shd w:val="clear" w:color="auto" w:fill="D9E2F3"/>
-            <w:tcMar>
-              <w:top w:w="50" w:type="dxa"/>
-              <w:left w:w="90" w:type="dxa"/>
-              <w:bottom w:w="50" w:type="dxa"/>
-              <w:right w:w="90" w:type="dxa"/>
-            </w:tcMar>
             <w:vAlign w:val="center"/>
           </w:tcPr>
           <w:p>
@@ -19777,12 +17975,6 @@
               <w:right w:val="single" w:sz="6" w:space="0" w:color="1F3864"/>
             </w:tcBorders>
             <w:shd w:val="clear" w:color="auto" w:fill="D9E2F3"/>
-            <w:tcMar>
-              <w:top w:w="50" w:type="dxa"/>
-              <w:left w:w="90" w:type="dxa"/>
-              <w:bottom w:w="50" w:type="dxa"/>
-              <w:right w:w="90" w:type="dxa"/>
-            </w:tcMar>
             <w:vAlign w:val="center"/>
           </w:tcPr>
           <w:p>
@@ -19815,12 +18007,6 @@
               <w:right w:val="single" w:sz="6" w:space="0" w:color="1F3864"/>
             </w:tcBorders>
             <w:shd w:val="clear" w:color="auto" w:fill="D9E2F3"/>
-            <w:tcMar>
-              <w:top w:w="50" w:type="dxa"/>
-              <w:left w:w="90" w:type="dxa"/>
-              <w:bottom w:w="50" w:type="dxa"/>
-              <w:right w:w="90" w:type="dxa"/>
-            </w:tcMar>
             <w:vAlign w:val="center"/>
           </w:tcPr>
           <w:p>
@@ -19880,12 +18066,6 @@
               <w:right w:val="single" w:sz="6" w:space="0" w:color="1F3864"/>
             </w:tcBorders>
             <w:shd w:val="clear" w:color="auto" w:fill="D9E2F3"/>
-            <w:tcMar>
-              <w:top w:w="50" w:type="dxa"/>
-              <w:left w:w="90" w:type="dxa"/>
-              <w:bottom w:w="50" w:type="dxa"/>
-              <w:right w:w="90" w:type="dxa"/>
-            </w:tcMar>
             <w:vAlign w:val="center"/>
           </w:tcPr>
           <w:p>
@@ -19918,12 +18098,6 @@
               <w:right w:val="single" w:sz="6" w:space="0" w:color="1F3864"/>
             </w:tcBorders>
             <w:shd w:val="clear" w:color="auto" w:fill="D9E2F3"/>
-            <w:tcMar>
-              <w:top w:w="50" w:type="dxa"/>
-              <w:left w:w="90" w:type="dxa"/>
-              <w:bottom w:w="50" w:type="dxa"/>
-              <w:right w:w="90" w:type="dxa"/>
-            </w:tcMar>
             <w:vAlign w:val="center"/>
           </w:tcPr>
           <w:p>
@@ -19956,12 +18130,6 @@
               <w:right w:val="single" w:sz="6" w:space="0" w:color="1F3864"/>
             </w:tcBorders>
             <w:shd w:val="clear" w:color="auto" w:fill="D9E2F3"/>
-            <w:tcMar>
-              <w:top w:w="50" w:type="dxa"/>
-              <w:left w:w="90" w:type="dxa"/>
-              <w:bottom w:w="50" w:type="dxa"/>
-              <w:right w:w="90" w:type="dxa"/>
-            </w:tcMar>
             <w:vAlign w:val="center"/>
           </w:tcPr>
           <w:p>
@@ -19994,12 +18162,6 @@
               <w:right w:val="single" w:sz="6" w:space="0" w:color="1F3864"/>
             </w:tcBorders>
             <w:shd w:val="clear" w:color="auto" w:fill="D9E2F3"/>
-            <w:tcMar>
-              <w:top w:w="50" w:type="dxa"/>
-              <w:left w:w="90" w:type="dxa"/>
-              <w:bottom w:w="50" w:type="dxa"/>
-              <w:right w:w="90" w:type="dxa"/>
-            </w:tcMar>
             <w:vAlign w:val="center"/>
           </w:tcPr>
           <w:p>
@@ -20059,12 +18221,6 @@
               <w:right w:val="single" w:sz="6" w:space="0" w:color="1F3864"/>
             </w:tcBorders>
             <w:shd w:val="clear" w:color="auto" w:fill="D9E2F3"/>
-            <w:tcMar>
-              <w:top w:w="50" w:type="dxa"/>
-              <w:left w:w="90" w:type="dxa"/>
-              <w:bottom w:w="50" w:type="dxa"/>
-              <w:right w:w="90" w:type="dxa"/>
-            </w:tcMar>
             <w:vAlign w:val="center"/>
           </w:tcPr>
           <w:p>
@@ -20097,12 +18253,6 @@
               <w:right w:val="single" w:sz="6" w:space="0" w:color="1F3864"/>
             </w:tcBorders>
             <w:shd w:val="clear" w:color="auto" w:fill="D9E2F3"/>
-            <w:tcMar>
-              <w:top w:w="50" w:type="dxa"/>
-              <w:left w:w="90" w:type="dxa"/>
-              <w:bottom w:w="50" w:type="dxa"/>
-              <w:right w:w="90" w:type="dxa"/>
-            </w:tcMar>
             <w:vAlign w:val="center"/>
           </w:tcPr>
           <w:p>
@@ -20135,12 +18285,6 @@
               <w:right w:val="single" w:sz="6" w:space="0" w:color="1F3864"/>
             </w:tcBorders>
             <w:shd w:val="clear" w:color="auto" w:fill="D9E2F3"/>
-            <w:tcMar>
-              <w:top w:w="50" w:type="dxa"/>
-              <w:left w:w="90" w:type="dxa"/>
-              <w:bottom w:w="50" w:type="dxa"/>
-              <w:right w:w="90" w:type="dxa"/>
-            </w:tcMar>
             <w:vAlign w:val="center"/>
           </w:tcPr>
           <w:p>
@@ -20173,12 +18317,6 @@
               <w:right w:val="single" w:sz="6" w:space="0" w:color="1F3864"/>
             </w:tcBorders>
             <w:shd w:val="clear" w:color="auto" w:fill="D9E2F3"/>
-            <w:tcMar>
-              <w:top w:w="50" w:type="dxa"/>
-              <w:left w:w="90" w:type="dxa"/>
-              <w:bottom w:w="50" w:type="dxa"/>
-              <w:right w:w="90" w:type="dxa"/>
-            </w:tcMar>
             <w:vAlign w:val="center"/>
           </w:tcPr>
           <w:p>
@@ -20238,12 +18376,6 @@
               <w:right w:val="single" w:sz="6" w:space="0" w:color="1F3864"/>
             </w:tcBorders>
             <w:shd w:val="clear" w:color="auto" w:fill="D9E2F3"/>
-            <w:tcMar>
-              <w:top w:w="50" w:type="dxa"/>
-              <w:left w:w="90" w:type="dxa"/>
-              <w:bottom w:w="50" w:type="dxa"/>
-              <w:right w:w="90" w:type="dxa"/>
-            </w:tcMar>
             <w:vAlign w:val="center"/>
           </w:tcPr>
           <w:p>
@@ -20288,12 +18420,6 @@
               <w:right w:val="single" w:sz="6" w:space="0" w:color="1F3864"/>
             </w:tcBorders>
             <w:shd w:val="clear" w:color="auto" w:fill="4472C4"/>
-            <w:tcMar>
-              <w:top w:w="50" w:type="dxa"/>
-              <w:left w:w="90" w:type="dxa"/>
-              <w:bottom w:w="50" w:type="dxa"/>
-              <w:right w:w="90" w:type="dxa"/>
-            </w:tcMar>
             <w:vAlign w:val="center"/>
           </w:tcPr>
           <w:p>
@@ -20360,12 +18486,6 @@
               <w:right w:val="single" w:sz="6" w:space="0" w:color="1F3864"/>
             </w:tcBorders>
             <w:shd w:val="clear" w:color="auto" w:fill="4472C4"/>
-            <w:tcMar>
-              <w:top w:w="50" w:type="dxa"/>
-              <w:left w:w="90" w:type="dxa"/>
-              <w:bottom w:w="50" w:type="dxa"/>
-              <w:right w:w="90" w:type="dxa"/>
-            </w:tcMar>
             <w:vAlign w:val="center"/>
           </w:tcPr>
           <w:p>
@@ -20405,12 +18525,6 @@
               <w:right w:val="single" w:sz="6" w:space="0" w:color="1F3864"/>
             </w:tcBorders>
             <w:shd w:val="clear" w:color="auto" w:fill="4472C4"/>
-            <w:tcMar>
-              <w:top w:w="50" w:type="dxa"/>
-              <w:left w:w="90" w:type="dxa"/>
-              <w:bottom w:w="50" w:type="dxa"/>
-              <w:right w:w="90" w:type="dxa"/>
-            </w:tcMar>
             <w:vAlign w:val="center"/>
           </w:tcPr>
           <w:p>
@@ -20450,12 +18564,6 @@
               <w:right w:val="single" w:sz="6" w:space="0" w:color="1F3864"/>
             </w:tcBorders>
             <w:shd w:val="clear" w:color="auto" w:fill="4472C4"/>
-            <w:tcMar>
-              <w:top w:w="50" w:type="dxa"/>
-              <w:left w:w="90" w:type="dxa"/>
-              <w:bottom w:w="50" w:type="dxa"/>
-              <w:right w:w="90" w:type="dxa"/>
-            </w:tcMar>
             <w:vAlign w:val="center"/>
           </w:tcPr>
           <w:p>
@@ -20495,12 +18603,6 @@
               <w:right w:val="single" w:sz="6" w:space="0" w:color="1F3864"/>
             </w:tcBorders>
             <w:shd w:val="clear" w:color="auto" w:fill="4472C4"/>
-            <w:tcMar>
-              <w:top w:w="50" w:type="dxa"/>
-              <w:left w:w="90" w:type="dxa"/>
-              <w:bottom w:w="50" w:type="dxa"/>
-              <w:right w:w="90" w:type="dxa"/>
-            </w:tcMar>
             <w:vAlign w:val="center"/>
           </w:tcPr>
           <w:p>
@@ -20567,12 +18669,6 @@
               <w:right w:val="single" w:sz="6" w:space="0" w:color="1F3864"/>
             </w:tcBorders>
             <w:shd w:val="clear" w:color="auto" w:fill="D9E2F3"/>
-            <w:tcMar>
-              <w:top w:w="50" w:type="dxa"/>
-              <w:left w:w="90" w:type="dxa"/>
-              <w:bottom w:w="50" w:type="dxa"/>
-              <w:right w:w="90" w:type="dxa"/>
-            </w:tcMar>
             <w:vAlign w:val="center"/>
           </w:tcPr>
           <w:p>
@@ -20605,12 +18701,6 @@
               <w:right w:val="single" w:sz="6" w:space="0" w:color="1F3864"/>
             </w:tcBorders>
             <w:shd w:val="clear" w:color="auto" w:fill="D9E2F3"/>
-            <w:tcMar>
-              <w:top w:w="50" w:type="dxa"/>
-              <w:left w:w="90" w:type="dxa"/>
-              <w:bottom w:w="50" w:type="dxa"/>
-              <w:right w:w="90" w:type="dxa"/>
-            </w:tcMar>
             <w:vAlign w:val="center"/>
           </w:tcPr>
           <w:p>
@@ -20643,12 +18733,6 @@
               <w:right w:val="single" w:sz="6" w:space="0" w:color="1F3864"/>
             </w:tcBorders>
             <w:shd w:val="clear" w:color="auto" w:fill="D9E2F3"/>
-            <w:tcMar>
-              <w:top w:w="50" w:type="dxa"/>
-              <w:left w:w="90" w:type="dxa"/>
-              <w:bottom w:w="50" w:type="dxa"/>
-              <w:right w:w="90" w:type="dxa"/>
-            </w:tcMar>
             <w:vAlign w:val="center"/>
           </w:tcPr>
           <w:p>
@@ -20681,12 +18765,6 @@
               <w:right w:val="single" w:sz="6" w:space="0" w:color="1F3864"/>
             </w:tcBorders>
             <w:shd w:val="clear" w:color="auto" w:fill="D9E2F3"/>
-            <w:tcMar>
-              <w:top w:w="50" w:type="dxa"/>
-              <w:left w:w="90" w:type="dxa"/>
-              <w:bottom w:w="50" w:type="dxa"/>
-              <w:right w:w="90" w:type="dxa"/>
-            </w:tcMar>
             <w:vAlign w:val="center"/>
           </w:tcPr>
           <w:p>
@@ -20746,12 +18824,6 @@
               <w:right w:val="single" w:sz="6" w:space="0" w:color="1F3864"/>
             </w:tcBorders>
             <w:shd w:val="clear" w:color="auto" w:fill="D9E2F3"/>
-            <w:tcMar>
-              <w:top w:w="50" w:type="dxa"/>
-              <w:left w:w="90" w:type="dxa"/>
-              <w:bottom w:w="50" w:type="dxa"/>
-              <w:right w:w="90" w:type="dxa"/>
-            </w:tcMar>
             <w:vAlign w:val="center"/>
           </w:tcPr>
           <w:p>
@@ -20784,12 +18856,6 @@
               <w:right w:val="single" w:sz="6" w:space="0" w:color="1F3864"/>
             </w:tcBorders>
             <w:shd w:val="clear" w:color="auto" w:fill="D9E2F3"/>
-            <w:tcMar>
-              <w:top w:w="50" w:type="dxa"/>
-              <w:left w:w="90" w:type="dxa"/>
-              <w:bottom w:w="50" w:type="dxa"/>
-              <w:right w:w="90" w:type="dxa"/>
-            </w:tcMar>
             <w:vAlign w:val="center"/>
           </w:tcPr>
           <w:p>
@@ -20822,12 +18888,6 @@
               <w:right w:val="single" w:sz="6" w:space="0" w:color="1F3864"/>
             </w:tcBorders>
             <w:shd w:val="clear" w:color="auto" w:fill="D9E2F3"/>
-            <w:tcMar>
-              <w:top w:w="50" w:type="dxa"/>
-              <w:left w:w="90" w:type="dxa"/>
-              <w:bottom w:w="50" w:type="dxa"/>
-              <w:right w:w="90" w:type="dxa"/>
-            </w:tcMar>
             <w:vAlign w:val="center"/>
           </w:tcPr>
           <w:p>
@@ -20860,12 +18920,6 @@
               <w:right w:val="single" w:sz="6" w:space="0" w:color="1F3864"/>
             </w:tcBorders>
             <w:shd w:val="clear" w:color="auto" w:fill="D9E2F3"/>
-            <w:tcMar>
-              <w:top w:w="50" w:type="dxa"/>
-              <w:left w:w="90" w:type="dxa"/>
-              <w:bottom w:w="50" w:type="dxa"/>
-              <w:right w:w="90" w:type="dxa"/>
-            </w:tcMar>
             <w:vAlign w:val="center"/>
           </w:tcPr>
           <w:p>
@@ -20925,12 +18979,6 @@
               <w:right w:val="single" w:sz="6" w:space="0" w:color="1F3864"/>
             </w:tcBorders>
             <w:shd w:val="clear" w:color="auto" w:fill="D9E2F3"/>
-            <w:tcMar>
-              <w:top w:w="50" w:type="dxa"/>
-              <w:left w:w="90" w:type="dxa"/>
-              <w:bottom w:w="50" w:type="dxa"/>
-              <w:right w:w="90" w:type="dxa"/>
-            </w:tcMar>
             <w:vAlign w:val="center"/>
           </w:tcPr>
           <w:p>
@@ -20963,12 +19011,6 @@
               <w:right w:val="single" w:sz="6" w:space="0" w:color="1F3864"/>
             </w:tcBorders>
             <w:shd w:val="clear" w:color="auto" w:fill="D9E2F3"/>
-            <w:tcMar>
-              <w:top w:w="50" w:type="dxa"/>
-              <w:left w:w="90" w:type="dxa"/>
-              <w:bottom w:w="50" w:type="dxa"/>
-              <w:right w:w="90" w:type="dxa"/>
-            </w:tcMar>
             <w:vAlign w:val="center"/>
           </w:tcPr>
           <w:p>
@@ -21001,12 +19043,6 @@
               <w:right w:val="single" w:sz="6" w:space="0" w:color="1F3864"/>
             </w:tcBorders>
             <w:shd w:val="clear" w:color="auto" w:fill="D9E2F3"/>
-            <w:tcMar>
-              <w:top w:w="50" w:type="dxa"/>
-              <w:left w:w="90" w:type="dxa"/>
-              <w:bottom w:w="50" w:type="dxa"/>
-              <w:right w:w="90" w:type="dxa"/>
-            </w:tcMar>
             <w:vAlign w:val="center"/>
           </w:tcPr>
           <w:p>
@@ -21039,12 +19075,6 @@
               <w:right w:val="single" w:sz="6" w:space="0" w:color="1F3864"/>
             </w:tcBorders>
             <w:shd w:val="clear" w:color="auto" w:fill="D9E2F3"/>
-            <w:tcMar>
-              <w:top w:w="50" w:type="dxa"/>
-              <w:left w:w="90" w:type="dxa"/>
-              <w:bottom w:w="50" w:type="dxa"/>
-              <w:right w:w="90" w:type="dxa"/>
-            </w:tcMar>
             <w:vAlign w:val="center"/>
           </w:tcPr>
           <w:p>
@@ -21104,12 +19134,6 @@
               <w:right w:val="single" w:sz="6" w:space="0" w:color="1F3864"/>
             </w:tcBorders>
             <w:shd w:val="clear" w:color="auto" w:fill="D9E2F3"/>
-            <w:tcMar>
-              <w:top w:w="50" w:type="dxa"/>
-              <w:left w:w="90" w:type="dxa"/>
-              <w:bottom w:w="50" w:type="dxa"/>
-              <w:right w:w="90" w:type="dxa"/>
-            </w:tcMar>
             <w:vAlign w:val="center"/>
           </w:tcPr>
           <w:p>
@@ -21154,12 +19178,6 @@
               <w:right w:val="single" w:sz="6" w:space="0" w:color="1F3864"/>
             </w:tcBorders>
             <w:shd w:val="clear" w:color="auto" w:fill="4472C4"/>
-            <w:tcMar>
-              <w:top w:w="50" w:type="dxa"/>
-              <w:left w:w="90" w:type="dxa"/>
-              <w:bottom w:w="50" w:type="dxa"/>
-              <w:right w:w="90" w:type="dxa"/>
-            </w:tcMar>
             <w:vAlign w:val="center"/>
           </w:tcPr>
           <w:p>
@@ -21226,12 +19244,6 @@
               <w:right w:val="single" w:sz="6" w:space="0" w:color="1F3864"/>
             </w:tcBorders>
             <w:shd w:val="clear" w:color="auto" w:fill="4472C4"/>
-            <w:tcMar>
-              <w:top w:w="50" w:type="dxa"/>
-              <w:left w:w="90" w:type="dxa"/>
-              <w:bottom w:w="50" w:type="dxa"/>
-              <w:right w:w="90" w:type="dxa"/>
-            </w:tcMar>
             <w:vAlign w:val="center"/>
           </w:tcPr>
           <w:p>
@@ -21271,12 +19283,6 @@
               <w:right w:val="single" w:sz="6" w:space="0" w:color="1F3864"/>
             </w:tcBorders>
             <w:shd w:val="clear" w:color="auto" w:fill="4472C4"/>
-            <w:tcMar>
-              <w:top w:w="50" w:type="dxa"/>
-              <w:left w:w="90" w:type="dxa"/>
-              <w:bottom w:w="50" w:type="dxa"/>
-              <w:right w:w="90" w:type="dxa"/>
-            </w:tcMar>
             <w:vAlign w:val="center"/>
           </w:tcPr>
           <w:p>
@@ -21316,12 +19322,6 @@
               <w:right w:val="single" w:sz="6" w:space="0" w:color="1F3864"/>
             </w:tcBorders>
             <w:shd w:val="clear" w:color="auto" w:fill="4472C4"/>
-            <w:tcMar>
-              <w:top w:w="50" w:type="dxa"/>
-              <w:left w:w="90" w:type="dxa"/>
-              <w:bottom w:w="50" w:type="dxa"/>
-              <w:right w:w="90" w:type="dxa"/>
-            </w:tcMar>
             <w:vAlign w:val="center"/>
           </w:tcPr>
           <w:p>
@@ -21361,12 +19361,6 @@
               <w:right w:val="single" w:sz="6" w:space="0" w:color="1F3864"/>
             </w:tcBorders>
             <w:shd w:val="clear" w:color="auto" w:fill="4472C4"/>
-            <w:tcMar>
-              <w:top w:w="50" w:type="dxa"/>
-              <w:left w:w="90" w:type="dxa"/>
-              <w:bottom w:w="50" w:type="dxa"/>
-              <w:right w:w="90" w:type="dxa"/>
-            </w:tcMar>
             <w:vAlign w:val="center"/>
           </w:tcPr>
           <w:p>
@@ -21433,12 +19427,6 @@
               <w:right w:val="single" w:sz="6" w:space="0" w:color="1F3864"/>
             </w:tcBorders>
             <w:shd w:val="clear" w:color="auto" w:fill="D9E2F3"/>
-            <w:tcMar>
-              <w:top w:w="50" w:type="dxa"/>
-              <w:left w:w="90" w:type="dxa"/>
-              <w:bottom w:w="50" w:type="dxa"/>
-              <w:right w:w="90" w:type="dxa"/>
-            </w:tcMar>
             <w:vAlign w:val="center"/>
           </w:tcPr>
           <w:p>
@@ -21471,12 +19459,6 @@
               <w:right w:val="single" w:sz="6" w:space="0" w:color="1F3864"/>
             </w:tcBorders>
             <w:shd w:val="clear" w:color="auto" w:fill="D9E2F3"/>
-            <w:tcMar>
-              <w:top w:w="50" w:type="dxa"/>
-              <w:left w:w="90" w:type="dxa"/>
-              <w:bottom w:w="50" w:type="dxa"/>
-              <w:right w:w="90" w:type="dxa"/>
-            </w:tcMar>
             <w:vAlign w:val="center"/>
           </w:tcPr>
           <w:p>
@@ -21509,12 +19491,6 @@
               <w:right w:val="single" w:sz="6" w:space="0" w:color="1F3864"/>
             </w:tcBorders>
             <w:shd w:val="clear" w:color="auto" w:fill="D9E2F3"/>
-            <w:tcMar>
-              <w:top w:w="50" w:type="dxa"/>
-              <w:left w:w="90" w:type="dxa"/>
-              <w:bottom w:w="50" w:type="dxa"/>
-              <w:right w:w="90" w:type="dxa"/>
-            </w:tcMar>
             <w:vAlign w:val="center"/>
           </w:tcPr>
           <w:p>
@@ -21547,12 +19523,6 @@
               <w:right w:val="single" w:sz="6" w:space="0" w:color="1F3864"/>
             </w:tcBorders>
             <w:shd w:val="clear" w:color="auto" w:fill="D9E2F3"/>
-            <w:tcMar>
-              <w:top w:w="50" w:type="dxa"/>
-              <w:left w:w="90" w:type="dxa"/>
-              <w:bottom w:w="50" w:type="dxa"/>
-              <w:right w:w="90" w:type="dxa"/>
-            </w:tcMar>
             <w:vAlign w:val="center"/>
           </w:tcPr>
           <w:p>
@@ -21612,12 +19582,6 @@
               <w:right w:val="single" w:sz="6" w:space="0" w:color="1F3864"/>
             </w:tcBorders>
             <w:shd w:val="clear" w:color="auto" w:fill="D9E2F3"/>
-            <w:tcMar>
-              <w:top w:w="50" w:type="dxa"/>
-              <w:left w:w="90" w:type="dxa"/>
-              <w:bottom w:w="50" w:type="dxa"/>
-              <w:right w:w="90" w:type="dxa"/>
-            </w:tcMar>
             <w:vAlign w:val="center"/>
           </w:tcPr>
           <w:p>
@@ -21650,12 +19614,6 @@
               <w:right w:val="single" w:sz="6" w:space="0" w:color="1F3864"/>
             </w:tcBorders>
             <w:shd w:val="clear" w:color="auto" w:fill="D9E2F3"/>
-            <w:tcMar>
-              <w:top w:w="50" w:type="dxa"/>
-              <w:left w:w="90" w:type="dxa"/>
-              <w:bottom w:w="50" w:type="dxa"/>
-              <w:right w:w="90" w:type="dxa"/>
-            </w:tcMar>
             <w:vAlign w:val="center"/>
           </w:tcPr>
           <w:p>
@@ -21688,12 +19646,6 @@
               <w:right w:val="single" w:sz="6" w:space="0" w:color="1F3864"/>
             </w:tcBorders>
             <w:shd w:val="clear" w:color="auto" w:fill="D9E2F3"/>
-            <w:tcMar>
-              <w:top w:w="50" w:type="dxa"/>
-              <w:left w:w="90" w:type="dxa"/>
-              <w:bottom w:w="50" w:type="dxa"/>
-              <w:right w:w="90" w:type="dxa"/>
-            </w:tcMar>
             <w:vAlign w:val="center"/>
           </w:tcPr>
           <w:p>
@@ -21726,12 +19678,6 @@
               <w:right w:val="single" w:sz="6" w:space="0" w:color="1F3864"/>
             </w:tcBorders>
             <w:shd w:val="clear" w:color="auto" w:fill="D9E2F3"/>
-            <w:tcMar>
-              <w:top w:w="50" w:type="dxa"/>
-              <w:left w:w="90" w:type="dxa"/>
-              <w:bottom w:w="50" w:type="dxa"/>
-              <w:right w:w="90" w:type="dxa"/>
-            </w:tcMar>
             <w:vAlign w:val="center"/>
           </w:tcPr>
           <w:p>
@@ -21791,12 +19737,6 @@
               <w:right w:val="single" w:sz="6" w:space="0" w:color="1F3864"/>
             </w:tcBorders>
             <w:shd w:val="clear" w:color="auto" w:fill="D9E2F3"/>
-            <w:tcMar>
-              <w:top w:w="50" w:type="dxa"/>
-              <w:left w:w="90" w:type="dxa"/>
-              <w:bottom w:w="50" w:type="dxa"/>
-              <w:right w:w="90" w:type="dxa"/>
-            </w:tcMar>
             <w:vAlign w:val="center"/>
           </w:tcPr>
           <w:p>
@@ -21829,12 +19769,6 @@
               <w:right w:val="single" w:sz="6" w:space="0" w:color="1F3864"/>
             </w:tcBorders>
             <w:shd w:val="clear" w:color="auto" w:fill="D9E2F3"/>
-            <w:tcMar>
-              <w:top w:w="50" w:type="dxa"/>
-              <w:left w:w="90" w:type="dxa"/>
-              <w:bottom w:w="50" w:type="dxa"/>
-              <w:right w:w="90" w:type="dxa"/>
-            </w:tcMar>
             <w:vAlign w:val="center"/>
           </w:tcPr>
           <w:p>
@@ -21867,12 +19801,6 @@
               <w:right w:val="single" w:sz="6" w:space="0" w:color="1F3864"/>
             </w:tcBorders>
             <w:shd w:val="clear" w:color="auto" w:fill="D9E2F3"/>
-            <w:tcMar>
-              <w:top w:w="50" w:type="dxa"/>
-              <w:left w:w="90" w:type="dxa"/>
-              <w:bottom w:w="50" w:type="dxa"/>
-              <w:right w:w="90" w:type="dxa"/>
-            </w:tcMar>
             <w:vAlign w:val="center"/>
           </w:tcPr>
           <w:p>
@@ -21905,12 +19833,6 @@
               <w:right w:val="single" w:sz="6" w:space="0" w:color="1F3864"/>
             </w:tcBorders>
             <w:shd w:val="clear" w:color="auto" w:fill="D9E2F3"/>
-            <w:tcMar>
-              <w:top w:w="50" w:type="dxa"/>
-              <w:left w:w="90" w:type="dxa"/>
-              <w:bottom w:w="50" w:type="dxa"/>
-              <w:right w:w="90" w:type="dxa"/>
-            </w:tcMar>
             <w:vAlign w:val="center"/>
           </w:tcPr>
           <w:p>
@@ -21970,12 +19892,6 @@
               <w:right w:val="single" w:sz="6" w:space="0" w:color="1F3864"/>
             </w:tcBorders>
             <w:shd w:val="clear" w:color="auto" w:fill="D9E2F3"/>
-            <w:tcMar>
-              <w:top w:w="50" w:type="dxa"/>
-              <w:left w:w="90" w:type="dxa"/>
-              <w:bottom w:w="50" w:type="dxa"/>
-              <w:right w:w="90" w:type="dxa"/>
-            </w:tcMar>
             <w:vAlign w:val="center"/>
           </w:tcPr>
           <w:p>
@@ -22020,12 +19936,6 @@
               <w:right w:val="single" w:sz="6" w:space="0" w:color="1F3864"/>
             </w:tcBorders>
             <w:shd w:val="clear" w:color="auto" w:fill="4472C4"/>
-            <w:tcMar>
-              <w:top w:w="50" w:type="dxa"/>
-              <w:left w:w="90" w:type="dxa"/>
-              <w:bottom w:w="50" w:type="dxa"/>
-              <w:right w:w="90" w:type="dxa"/>
-            </w:tcMar>
             <w:vAlign w:val="center"/>
           </w:tcPr>
           <w:p>
@@ -22092,12 +20002,6 @@
               <w:right w:val="single" w:sz="6" w:space="0" w:color="1F3864"/>
             </w:tcBorders>
             <w:shd w:val="clear" w:color="auto" w:fill="4472C4"/>
-            <w:tcMar>
-              <w:top w:w="50" w:type="dxa"/>
-              <w:left w:w="90" w:type="dxa"/>
-              <w:bottom w:w="50" w:type="dxa"/>
-              <w:right w:w="90" w:type="dxa"/>
-            </w:tcMar>
             <w:vAlign w:val="center"/>
           </w:tcPr>
           <w:p>
@@ -22137,12 +20041,6 @@
               <w:right w:val="single" w:sz="6" w:space="0" w:color="1F3864"/>
             </w:tcBorders>
             <w:shd w:val="clear" w:color="auto" w:fill="4472C4"/>
-            <w:tcMar>
-              <w:top w:w="50" w:type="dxa"/>
-              <w:left w:w="90" w:type="dxa"/>
-              <w:bottom w:w="50" w:type="dxa"/>
-              <w:right w:w="90" w:type="dxa"/>
-            </w:tcMar>
             <w:vAlign w:val="center"/>
           </w:tcPr>
           <w:p>
@@ -22182,12 +20080,6 @@
               <w:right w:val="single" w:sz="6" w:space="0" w:color="1F3864"/>
             </w:tcBorders>
             <w:shd w:val="clear" w:color="auto" w:fill="4472C4"/>
-            <w:tcMar>
-              <w:top w:w="50" w:type="dxa"/>
-              <w:left w:w="90" w:type="dxa"/>
-              <w:bottom w:w="50" w:type="dxa"/>
-              <w:right w:w="90" w:type="dxa"/>
-            </w:tcMar>
             <w:vAlign w:val="center"/>
           </w:tcPr>
           <w:p>
@@ -22227,12 +20119,6 @@
               <w:right w:val="single" w:sz="6" w:space="0" w:color="1F3864"/>
             </w:tcBorders>
             <w:shd w:val="clear" w:color="auto" w:fill="4472C4"/>
-            <w:tcMar>
-              <w:top w:w="50" w:type="dxa"/>
-              <w:left w:w="90" w:type="dxa"/>
-              <w:bottom w:w="50" w:type="dxa"/>
-              <w:right w:w="90" w:type="dxa"/>
-            </w:tcMar>
             <w:vAlign w:val="center"/>
           </w:tcPr>
           <w:p>
@@ -22299,12 +20185,6 @@
               <w:right w:val="single" w:sz="6" w:space="0" w:color="1F3864"/>
             </w:tcBorders>
             <w:shd w:val="clear" w:color="auto" w:fill="D9E2F3"/>
-            <w:tcMar>
-              <w:top w:w="50" w:type="dxa"/>
-              <w:left w:w="90" w:type="dxa"/>
-              <w:bottom w:w="50" w:type="dxa"/>
-              <w:right w:w="90" w:type="dxa"/>
-            </w:tcMar>
             <w:vAlign w:val="center"/>
           </w:tcPr>
           <w:p>
@@ -22337,12 +20217,6 @@
               <w:right w:val="single" w:sz="6" w:space="0" w:color="1F3864"/>
             </w:tcBorders>
             <w:shd w:val="clear" w:color="auto" w:fill="D9E2F3"/>
-            <w:tcMar>
-              <w:top w:w="50" w:type="dxa"/>
-              <w:left w:w="90" w:type="dxa"/>
-              <w:bottom w:w="50" w:type="dxa"/>
-              <w:right w:w="90" w:type="dxa"/>
-            </w:tcMar>
             <w:vAlign w:val="center"/>
           </w:tcPr>
           <w:p>
@@ -22375,12 +20249,6 @@
               <w:right w:val="single" w:sz="6" w:space="0" w:color="1F3864"/>
             </w:tcBorders>
             <w:shd w:val="clear" w:color="auto" w:fill="D9E2F3"/>
-            <w:tcMar>
-              <w:top w:w="50" w:type="dxa"/>
-              <w:left w:w="90" w:type="dxa"/>
-              <w:bottom w:w="50" w:type="dxa"/>
-              <w:right w:w="90" w:type="dxa"/>
-            </w:tcMar>
             <w:vAlign w:val="center"/>
           </w:tcPr>
           <w:p>
@@ -22413,12 +20281,6 @@
               <w:right w:val="single" w:sz="6" w:space="0" w:color="1F3864"/>
             </w:tcBorders>
             <w:shd w:val="clear" w:color="auto" w:fill="D9E2F3"/>
-            <w:tcMar>
-              <w:top w:w="50" w:type="dxa"/>
-              <w:left w:w="90" w:type="dxa"/>
-              <w:bottom w:w="50" w:type="dxa"/>
-              <w:right w:w="90" w:type="dxa"/>
-            </w:tcMar>
             <w:vAlign w:val="center"/>
           </w:tcPr>
           <w:p>
@@ -22478,12 +20340,6 @@
               <w:right w:val="single" w:sz="6" w:space="0" w:color="1F3864"/>
             </w:tcBorders>
             <w:shd w:val="clear" w:color="auto" w:fill="D9E2F3"/>
-            <w:tcMar>
-              <w:top w:w="50" w:type="dxa"/>
-              <w:left w:w="90" w:type="dxa"/>
-              <w:bottom w:w="50" w:type="dxa"/>
-              <w:right w:w="90" w:type="dxa"/>
-            </w:tcMar>
             <w:vAlign w:val="center"/>
           </w:tcPr>
           <w:p>
@@ -22516,12 +20372,6 @@
               <w:right w:val="single" w:sz="6" w:space="0" w:color="1F3864"/>
             </w:tcBorders>
             <w:shd w:val="clear" w:color="auto" w:fill="D9E2F3"/>
-            <w:tcMar>
-              <w:top w:w="50" w:type="dxa"/>
-              <w:left w:w="90" w:type="dxa"/>
-              <w:bottom w:w="50" w:type="dxa"/>
-              <w:right w:w="90" w:type="dxa"/>
-            </w:tcMar>
             <w:vAlign w:val="center"/>
           </w:tcPr>
           <w:p>
@@ -22554,12 +20404,6 @@
               <w:right w:val="single" w:sz="6" w:space="0" w:color="1F3864"/>
             </w:tcBorders>
             <w:shd w:val="clear" w:color="auto" w:fill="D9E2F3"/>
-            <w:tcMar>
-              <w:top w:w="50" w:type="dxa"/>
-              <w:left w:w="90" w:type="dxa"/>
-              <w:bottom w:w="50" w:type="dxa"/>
-              <w:right w:w="90" w:type="dxa"/>
-            </w:tcMar>
             <w:vAlign w:val="center"/>
           </w:tcPr>
           <w:p>
@@ -22592,12 +20436,6 @@
               <w:right w:val="single" w:sz="6" w:space="0" w:color="1F3864"/>
             </w:tcBorders>
             <w:shd w:val="clear" w:color="auto" w:fill="D9E2F3"/>
-            <w:tcMar>
-              <w:top w:w="50" w:type="dxa"/>
-              <w:left w:w="90" w:type="dxa"/>
-              <w:bottom w:w="50" w:type="dxa"/>
-              <w:right w:w="90" w:type="dxa"/>
-            </w:tcMar>
             <w:vAlign w:val="center"/>
           </w:tcPr>
           <w:p>
@@ -22657,12 +20495,6 @@
               <w:right w:val="single" w:sz="6" w:space="0" w:color="1F3864"/>
             </w:tcBorders>
             <w:shd w:val="clear" w:color="auto" w:fill="D9E2F3"/>
-            <w:tcMar>
-              <w:top w:w="50" w:type="dxa"/>
-              <w:left w:w="90" w:type="dxa"/>
-              <w:bottom w:w="50" w:type="dxa"/>
-              <w:right w:w="90" w:type="dxa"/>
-            </w:tcMar>
             <w:vAlign w:val="center"/>
           </w:tcPr>
           <w:p>
@@ -22695,12 +20527,6 @@
               <w:right w:val="single" w:sz="6" w:space="0" w:color="1F3864"/>
             </w:tcBorders>
             <w:shd w:val="clear" w:color="auto" w:fill="D9E2F3"/>
-            <w:tcMar>
-              <w:top w:w="50" w:type="dxa"/>
-              <w:left w:w="90" w:type="dxa"/>
-              <w:bottom w:w="50" w:type="dxa"/>
-              <w:right w:w="90" w:type="dxa"/>
-            </w:tcMar>
             <w:vAlign w:val="center"/>
           </w:tcPr>
           <w:p>
@@ -22733,12 +20559,6 @@
               <w:right w:val="single" w:sz="6" w:space="0" w:color="1F3864"/>
             </w:tcBorders>
             <w:shd w:val="clear" w:color="auto" w:fill="D9E2F3"/>
-            <w:tcMar>
-              <w:top w:w="50" w:type="dxa"/>
-              <w:left w:w="90" w:type="dxa"/>
-              <w:bottom w:w="50" w:type="dxa"/>
-              <w:right w:w="90" w:type="dxa"/>
-            </w:tcMar>
             <w:vAlign w:val="center"/>
           </w:tcPr>
           <w:p>
@@ -22771,12 +20591,6 @@
               <w:right w:val="single" w:sz="6" w:space="0" w:color="1F3864"/>
             </w:tcBorders>
             <w:shd w:val="clear" w:color="auto" w:fill="D9E2F3"/>
-            <w:tcMar>
-              <w:top w:w="50" w:type="dxa"/>
-              <w:left w:w="90" w:type="dxa"/>
-              <w:bottom w:w="50" w:type="dxa"/>
-              <w:right w:w="90" w:type="dxa"/>
-            </w:tcMar>
             <w:vAlign w:val="center"/>
           </w:tcPr>
           <w:p>
@@ -22836,12 +20650,6 @@
               <w:right w:val="single" w:sz="6" w:space="0" w:color="1F3864"/>
             </w:tcBorders>
             <w:shd w:val="clear" w:color="auto" w:fill="D9E2F3"/>
-            <w:tcMar>
-              <w:top w:w="50" w:type="dxa"/>
-              <w:left w:w="90" w:type="dxa"/>
-              <w:bottom w:w="50" w:type="dxa"/>
-              <w:right w:w="90" w:type="dxa"/>
-            </w:tcMar>
             <w:vAlign w:val="center"/>
           </w:tcPr>
           <w:p>
@@ -22920,12 +20728,6 @@
               <w:right w:val="single" w:sz="6" w:space="0" w:color="1F3864"/>
             </w:tcBorders>
             <w:shd w:val="clear" w:color="auto" w:fill="4472C4"/>
-            <w:tcMar>
-              <w:top w:w="50" w:type="dxa"/>
-              <w:left w:w="90" w:type="dxa"/>
-              <w:bottom w:w="50" w:type="dxa"/>
-              <w:right w:w="90" w:type="dxa"/>
-            </w:tcMar>
             <w:vAlign w:val="center"/>
           </w:tcPr>
           <w:p>
@@ -22992,12 +20794,6 @@
               <w:right w:val="single" w:sz="6" w:space="0" w:color="1F3864"/>
             </w:tcBorders>
             <w:shd w:val="clear" w:color="auto" w:fill="4472C4"/>
-            <w:tcMar>
-              <w:top w:w="50" w:type="dxa"/>
-              <w:left w:w="90" w:type="dxa"/>
-              <w:bottom w:w="50" w:type="dxa"/>
-              <w:right w:w="90" w:type="dxa"/>
-            </w:tcMar>
             <w:vAlign w:val="center"/>
           </w:tcPr>
           <w:p>
@@ -23037,12 +20833,6 @@
               <w:right w:val="single" w:sz="6" w:space="0" w:color="1F3864"/>
             </w:tcBorders>
             <w:shd w:val="clear" w:color="auto" w:fill="4472C4"/>
-            <w:tcMar>
-              <w:top w:w="50" w:type="dxa"/>
-              <w:left w:w="90" w:type="dxa"/>
-              <w:bottom w:w="50" w:type="dxa"/>
-              <w:right w:w="90" w:type="dxa"/>
-            </w:tcMar>
             <w:vAlign w:val="center"/>
           </w:tcPr>
           <w:p>
@@ -23082,12 +20872,6 @@
               <w:right w:val="single" w:sz="6" w:space="0" w:color="1F3864"/>
             </w:tcBorders>
             <w:shd w:val="clear" w:color="auto" w:fill="4472C4"/>
-            <w:tcMar>
-              <w:top w:w="50" w:type="dxa"/>
-              <w:left w:w="90" w:type="dxa"/>
-              <w:bottom w:w="50" w:type="dxa"/>
-              <w:right w:w="90" w:type="dxa"/>
-            </w:tcMar>
             <w:vAlign w:val="center"/>
           </w:tcPr>
           <w:p>
@@ -23127,12 +20911,6 @@
               <w:right w:val="single" w:sz="6" w:space="0" w:color="1F3864"/>
             </w:tcBorders>
             <w:shd w:val="clear" w:color="auto" w:fill="4472C4"/>
-            <w:tcMar>
-              <w:top w:w="50" w:type="dxa"/>
-              <w:left w:w="90" w:type="dxa"/>
-              <w:bottom w:w="50" w:type="dxa"/>
-              <w:right w:w="90" w:type="dxa"/>
-            </w:tcMar>
             <w:vAlign w:val="center"/>
           </w:tcPr>
           <w:p>
@@ -23199,12 +20977,6 @@
               <w:right w:val="single" w:sz="6" w:space="0" w:color="1F3864"/>
             </w:tcBorders>
             <w:shd w:val="clear" w:color="auto" w:fill="D9E2F3"/>
-            <w:tcMar>
-              <w:top w:w="50" w:type="dxa"/>
-              <w:left w:w="90" w:type="dxa"/>
-              <w:bottom w:w="50" w:type="dxa"/>
-              <w:right w:w="90" w:type="dxa"/>
-            </w:tcMar>
             <w:vAlign w:val="center"/>
           </w:tcPr>
           <w:p>
@@ -23237,12 +21009,6 @@
               <w:right w:val="single" w:sz="6" w:space="0" w:color="1F3864"/>
             </w:tcBorders>
             <w:shd w:val="clear" w:color="auto" w:fill="D9E2F3"/>
-            <w:tcMar>
-              <w:top w:w="50" w:type="dxa"/>
-              <w:left w:w="90" w:type="dxa"/>
-              <w:bottom w:w="50" w:type="dxa"/>
-              <w:right w:w="90" w:type="dxa"/>
-            </w:tcMar>
             <w:vAlign w:val="center"/>
           </w:tcPr>
           <w:p>
@@ -23275,12 +21041,6 @@
               <w:right w:val="single" w:sz="6" w:space="0" w:color="1F3864"/>
             </w:tcBorders>
             <w:shd w:val="clear" w:color="auto" w:fill="D9E2F3"/>
-            <w:tcMar>
-              <w:top w:w="50" w:type="dxa"/>
-              <w:left w:w="90" w:type="dxa"/>
-              <w:bottom w:w="50" w:type="dxa"/>
-              <w:right w:w="90" w:type="dxa"/>
-            </w:tcMar>
             <w:vAlign w:val="center"/>
           </w:tcPr>
           <w:p>
@@ -23313,12 +21073,6 @@
               <w:right w:val="single" w:sz="6" w:space="0" w:color="1F3864"/>
             </w:tcBorders>
             <w:shd w:val="clear" w:color="auto" w:fill="D9E2F3"/>
-            <w:tcMar>
-              <w:top w:w="50" w:type="dxa"/>
-              <w:left w:w="90" w:type="dxa"/>
-              <w:bottom w:w="50" w:type="dxa"/>
-              <w:right w:w="90" w:type="dxa"/>
-            </w:tcMar>
             <w:vAlign w:val="center"/>
           </w:tcPr>
           <w:p>
@@ -23378,12 +21132,6 @@
               <w:right w:val="single" w:sz="6" w:space="0" w:color="1F3864"/>
             </w:tcBorders>
             <w:shd w:val="clear" w:color="auto" w:fill="D9E2F3"/>
-            <w:tcMar>
-              <w:top w:w="50" w:type="dxa"/>
-              <w:left w:w="90" w:type="dxa"/>
-              <w:bottom w:w="50" w:type="dxa"/>
-              <w:right w:w="90" w:type="dxa"/>
-            </w:tcMar>
             <w:vAlign w:val="center"/>
           </w:tcPr>
           <w:p>
@@ -23416,12 +21164,6 @@
               <w:right w:val="single" w:sz="6" w:space="0" w:color="1F3864"/>
             </w:tcBorders>
             <w:shd w:val="clear" w:color="auto" w:fill="D9E2F3"/>
-            <w:tcMar>
-              <w:top w:w="50" w:type="dxa"/>
-              <w:left w:w="90" w:type="dxa"/>
-              <w:bottom w:w="50" w:type="dxa"/>
-              <w:right w:w="90" w:type="dxa"/>
-            </w:tcMar>
             <w:vAlign w:val="center"/>
           </w:tcPr>
           <w:p>
@@ -23454,12 +21196,6 @@
               <w:right w:val="single" w:sz="6" w:space="0" w:color="1F3864"/>
             </w:tcBorders>
             <w:shd w:val="clear" w:color="auto" w:fill="D9E2F3"/>
-            <w:tcMar>
-              <w:top w:w="50" w:type="dxa"/>
-              <w:left w:w="90" w:type="dxa"/>
-              <w:bottom w:w="50" w:type="dxa"/>
-              <w:right w:w="90" w:type="dxa"/>
-            </w:tcMar>
             <w:vAlign w:val="center"/>
           </w:tcPr>
           <w:p>
@@ -23492,12 +21228,6 @@
               <w:right w:val="single" w:sz="6" w:space="0" w:color="1F3864"/>
             </w:tcBorders>
             <w:shd w:val="clear" w:color="auto" w:fill="D9E2F3"/>
-            <w:tcMar>
-              <w:top w:w="50" w:type="dxa"/>
-              <w:left w:w="90" w:type="dxa"/>
-              <w:bottom w:w="50" w:type="dxa"/>
-              <w:right w:w="90" w:type="dxa"/>
-            </w:tcMar>
             <w:vAlign w:val="center"/>
           </w:tcPr>
           <w:p>
@@ -23557,12 +21287,6 @@
               <w:right w:val="single" w:sz="6" w:space="0" w:color="1F3864"/>
             </w:tcBorders>
             <w:shd w:val="clear" w:color="auto" w:fill="D9E2F3"/>
-            <w:tcMar>
-              <w:top w:w="50" w:type="dxa"/>
-              <w:left w:w="90" w:type="dxa"/>
-              <w:bottom w:w="50" w:type="dxa"/>
-              <w:right w:w="90" w:type="dxa"/>
-            </w:tcMar>
             <w:vAlign w:val="center"/>
           </w:tcPr>
           <w:p>
@@ -23595,12 +21319,6 @@
               <w:right w:val="single" w:sz="6" w:space="0" w:color="1F3864"/>
             </w:tcBorders>
             <w:shd w:val="clear" w:color="auto" w:fill="D9E2F3"/>
-            <w:tcMar>
-              <w:top w:w="50" w:type="dxa"/>
-              <w:left w:w="90" w:type="dxa"/>
-              <w:bottom w:w="50" w:type="dxa"/>
-              <w:right w:w="90" w:type="dxa"/>
-            </w:tcMar>
             <w:vAlign w:val="center"/>
           </w:tcPr>
           <w:p>
@@ -23633,12 +21351,6 @@
               <w:right w:val="single" w:sz="6" w:space="0" w:color="1F3864"/>
             </w:tcBorders>
             <w:shd w:val="clear" w:color="auto" w:fill="D9E2F3"/>
-            <w:tcMar>
-              <w:top w:w="50" w:type="dxa"/>
-              <w:left w:w="90" w:type="dxa"/>
-              <w:bottom w:w="50" w:type="dxa"/>
-              <w:right w:w="90" w:type="dxa"/>
-            </w:tcMar>
             <w:vAlign w:val="center"/>
           </w:tcPr>
           <w:p>
@@ -23671,12 +21383,6 @@
               <w:right w:val="single" w:sz="6" w:space="0" w:color="1F3864"/>
             </w:tcBorders>
             <w:shd w:val="clear" w:color="auto" w:fill="D9E2F3"/>
-            <w:tcMar>
-              <w:top w:w="50" w:type="dxa"/>
-              <w:left w:w="90" w:type="dxa"/>
-              <w:bottom w:w="50" w:type="dxa"/>
-              <w:right w:w="90" w:type="dxa"/>
-            </w:tcMar>
             <w:vAlign w:val="center"/>
           </w:tcPr>
           <w:p>
@@ -23736,12 +21442,6 @@
               <w:right w:val="single" w:sz="6" w:space="0" w:color="1F3864"/>
             </w:tcBorders>
             <w:shd w:val="clear" w:color="auto" w:fill="D9E2F3"/>
-            <w:tcMar>
-              <w:top w:w="50" w:type="dxa"/>
-              <w:left w:w="90" w:type="dxa"/>
-              <w:bottom w:w="50" w:type="dxa"/>
-              <w:right w:w="90" w:type="dxa"/>
-            </w:tcMar>
             <w:vAlign w:val="center"/>
           </w:tcPr>
           <w:p>
@@ -23786,12 +21486,6 @@
               <w:right w:val="single" w:sz="6" w:space="0" w:color="1F3864"/>
             </w:tcBorders>
             <w:shd w:val="clear" w:color="auto" w:fill="4472C4"/>
-            <w:tcMar>
-              <w:top w:w="50" w:type="dxa"/>
-              <w:left w:w="90" w:type="dxa"/>
-              <w:bottom w:w="50" w:type="dxa"/>
-              <w:right w:w="90" w:type="dxa"/>
-            </w:tcMar>
             <w:vAlign w:val="center"/>
           </w:tcPr>
           <w:p>
@@ -23858,12 +21552,6 @@
               <w:right w:val="single" w:sz="6" w:space="0" w:color="1F3864"/>
             </w:tcBorders>
             <w:shd w:val="clear" w:color="auto" w:fill="4472C4"/>
-            <w:tcMar>
-              <w:top w:w="50" w:type="dxa"/>
-              <w:left w:w="90" w:type="dxa"/>
-              <w:bottom w:w="50" w:type="dxa"/>
-              <w:right w:w="90" w:type="dxa"/>
-            </w:tcMar>
             <w:vAlign w:val="center"/>
           </w:tcPr>
           <w:p>
@@ -23903,12 +21591,6 @@
               <w:right w:val="single" w:sz="6" w:space="0" w:color="1F3864"/>
             </w:tcBorders>
             <w:shd w:val="clear" w:color="auto" w:fill="4472C4"/>
-            <w:tcMar>
-              <w:top w:w="50" w:type="dxa"/>
-              <w:left w:w="90" w:type="dxa"/>
-              <w:bottom w:w="50" w:type="dxa"/>
-              <w:right w:w="90" w:type="dxa"/>
-            </w:tcMar>
             <w:vAlign w:val="center"/>
           </w:tcPr>
           <w:p>
@@ -23948,12 +21630,6 @@
               <w:right w:val="single" w:sz="6" w:space="0" w:color="1F3864"/>
             </w:tcBorders>
             <w:shd w:val="clear" w:color="auto" w:fill="4472C4"/>
-            <w:tcMar>
-              <w:top w:w="50" w:type="dxa"/>
-              <w:left w:w="90" w:type="dxa"/>
-              <w:bottom w:w="50" w:type="dxa"/>
-              <w:right w:w="90" w:type="dxa"/>
-            </w:tcMar>
             <w:vAlign w:val="center"/>
           </w:tcPr>
           <w:p>
@@ -23993,12 +21669,6 @@
               <w:right w:val="single" w:sz="6" w:space="0" w:color="1F3864"/>
             </w:tcBorders>
             <w:shd w:val="clear" w:color="auto" w:fill="4472C4"/>
-            <w:tcMar>
-              <w:top w:w="50" w:type="dxa"/>
-              <w:left w:w="90" w:type="dxa"/>
-              <w:bottom w:w="50" w:type="dxa"/>
-              <w:right w:w="90" w:type="dxa"/>
-            </w:tcMar>
             <w:vAlign w:val="center"/>
           </w:tcPr>
           <w:p>
@@ -24065,12 +21735,6 @@
               <w:right w:val="single" w:sz="6" w:space="0" w:color="1F3864"/>
             </w:tcBorders>
             <w:shd w:val="clear" w:color="auto" w:fill="D9E2F3"/>
-            <w:tcMar>
-              <w:top w:w="50" w:type="dxa"/>
-              <w:left w:w="90" w:type="dxa"/>
-              <w:bottom w:w="50" w:type="dxa"/>
-              <w:right w:w="90" w:type="dxa"/>
-            </w:tcMar>
             <w:vAlign w:val="center"/>
           </w:tcPr>
           <w:p>
@@ -24103,12 +21767,6 @@
               <w:right w:val="single" w:sz="6" w:space="0" w:color="1F3864"/>
             </w:tcBorders>
             <w:shd w:val="clear" w:color="auto" w:fill="D9E2F3"/>
-            <w:tcMar>
-              <w:top w:w="50" w:type="dxa"/>
-              <w:left w:w="90" w:type="dxa"/>
-              <w:bottom w:w="50" w:type="dxa"/>
-              <w:right w:w="90" w:type="dxa"/>
-            </w:tcMar>
             <w:vAlign w:val="center"/>
           </w:tcPr>
           <w:p>
@@ -24141,12 +21799,6 @@
               <w:right w:val="single" w:sz="6" w:space="0" w:color="1F3864"/>
             </w:tcBorders>
             <w:shd w:val="clear" w:color="auto" w:fill="D9E2F3"/>
-            <w:tcMar>
-              <w:top w:w="50" w:type="dxa"/>
-              <w:left w:w="90" w:type="dxa"/>
-              <w:bottom w:w="50" w:type="dxa"/>
-              <w:right w:w="90" w:type="dxa"/>
-            </w:tcMar>
             <w:vAlign w:val="center"/>
           </w:tcPr>
           <w:p>
@@ -24179,12 +21831,6 @@
               <w:right w:val="single" w:sz="6" w:space="0" w:color="1F3864"/>
             </w:tcBorders>
             <w:shd w:val="clear" w:color="auto" w:fill="D9E2F3"/>
-            <w:tcMar>
-              <w:top w:w="50" w:type="dxa"/>
-              <w:left w:w="90" w:type="dxa"/>
-              <w:bottom w:w="50" w:type="dxa"/>
-              <w:right w:w="90" w:type="dxa"/>
-            </w:tcMar>
             <w:vAlign w:val="center"/>
           </w:tcPr>
           <w:p>
@@ -24244,12 +21890,6 @@
               <w:right w:val="single" w:sz="6" w:space="0" w:color="1F3864"/>
             </w:tcBorders>
             <w:shd w:val="clear" w:color="auto" w:fill="D9E2F3"/>
-            <w:tcMar>
-              <w:top w:w="50" w:type="dxa"/>
-              <w:left w:w="90" w:type="dxa"/>
-              <w:bottom w:w="50" w:type="dxa"/>
-              <w:right w:w="90" w:type="dxa"/>
-            </w:tcMar>
             <w:vAlign w:val="center"/>
           </w:tcPr>
           <w:p>
@@ -24282,12 +21922,6 @@
               <w:right w:val="single" w:sz="6" w:space="0" w:color="1F3864"/>
             </w:tcBorders>
             <w:shd w:val="clear" w:color="auto" w:fill="D9E2F3"/>
-            <w:tcMar>
-              <w:top w:w="50" w:type="dxa"/>
-              <w:left w:w="90" w:type="dxa"/>
-              <w:bottom w:w="50" w:type="dxa"/>
-              <w:right w:w="90" w:type="dxa"/>
-            </w:tcMar>
             <w:vAlign w:val="center"/>
           </w:tcPr>
           <w:p>
@@ -24320,12 +21954,6 @@
               <w:right w:val="single" w:sz="6" w:space="0" w:color="1F3864"/>
             </w:tcBorders>
             <w:shd w:val="clear" w:color="auto" w:fill="D9E2F3"/>
-            <w:tcMar>
-              <w:top w:w="50" w:type="dxa"/>
-              <w:left w:w="90" w:type="dxa"/>
-              <w:bottom w:w="50" w:type="dxa"/>
-              <w:right w:w="90" w:type="dxa"/>
-            </w:tcMar>
             <w:vAlign w:val="center"/>
           </w:tcPr>
           <w:p>
@@ -24358,12 +21986,6 @@
               <w:right w:val="single" w:sz="6" w:space="0" w:color="1F3864"/>
             </w:tcBorders>
             <w:shd w:val="clear" w:color="auto" w:fill="D9E2F3"/>
-            <w:tcMar>
-              <w:top w:w="50" w:type="dxa"/>
-              <w:left w:w="90" w:type="dxa"/>
-              <w:bottom w:w="50" w:type="dxa"/>
-              <w:right w:w="90" w:type="dxa"/>
-            </w:tcMar>
             <w:vAlign w:val="center"/>
           </w:tcPr>
           <w:p>
@@ -24423,12 +22045,6 @@
               <w:right w:val="single" w:sz="6" w:space="0" w:color="1F3864"/>
             </w:tcBorders>
             <w:shd w:val="clear" w:color="auto" w:fill="D9E2F3"/>
-            <w:tcMar>
-              <w:top w:w="50" w:type="dxa"/>
-              <w:left w:w="90" w:type="dxa"/>
-              <w:bottom w:w="50" w:type="dxa"/>
-              <w:right w:w="90" w:type="dxa"/>
-            </w:tcMar>
             <w:vAlign w:val="center"/>
           </w:tcPr>
           <w:p>
@@ -24461,12 +22077,6 @@
               <w:right w:val="single" w:sz="6" w:space="0" w:color="1F3864"/>
             </w:tcBorders>
             <w:shd w:val="clear" w:color="auto" w:fill="D9E2F3"/>
-            <w:tcMar>
-              <w:top w:w="50" w:type="dxa"/>
-              <w:left w:w="90" w:type="dxa"/>
-              <w:bottom w:w="50" w:type="dxa"/>
-              <w:right w:w="90" w:type="dxa"/>
-            </w:tcMar>
             <w:vAlign w:val="center"/>
           </w:tcPr>
           <w:p>
@@ -24499,12 +22109,6 @@
               <w:right w:val="single" w:sz="6" w:space="0" w:color="1F3864"/>
             </w:tcBorders>
             <w:shd w:val="clear" w:color="auto" w:fill="D9E2F3"/>
-            <w:tcMar>
-              <w:top w:w="50" w:type="dxa"/>
-              <w:left w:w="90" w:type="dxa"/>
-              <w:bottom w:w="50" w:type="dxa"/>
-              <w:right w:w="90" w:type="dxa"/>
-            </w:tcMar>
             <w:vAlign w:val="center"/>
           </w:tcPr>
           <w:p>
@@ -24537,12 +22141,6 @@
               <w:right w:val="single" w:sz="6" w:space="0" w:color="1F3864"/>
             </w:tcBorders>
             <w:shd w:val="clear" w:color="auto" w:fill="D9E2F3"/>
-            <w:tcMar>
-              <w:top w:w="50" w:type="dxa"/>
-              <w:left w:w="90" w:type="dxa"/>
-              <w:bottom w:w="50" w:type="dxa"/>
-              <w:right w:w="90" w:type="dxa"/>
-            </w:tcMar>
             <w:vAlign w:val="center"/>
           </w:tcPr>
           <w:p>
@@ -24601,12 +22199,6 @@
               <w:right w:val="single" w:sz="6" w:space="0" w:color="1F3864"/>
             </w:tcBorders>
             <w:shd w:val="clear" w:color="auto" w:fill="4472C4"/>
-            <w:tcMar>
-              <w:top w:w="50" w:type="dxa"/>
-              <w:left w:w="90" w:type="dxa"/>
-              <w:bottom w:w="50" w:type="dxa"/>
-              <w:right w:w="90" w:type="dxa"/>
-            </w:tcMar>
             <w:vAlign w:val="center"/>
           </w:tcPr>
           <w:p>
@@ -24645,12 +22237,6 @@
               <w:right w:val="single" w:sz="6" w:space="0" w:color="1F3864"/>
             </w:tcBorders>
             <w:shd w:val="clear" w:color="auto" w:fill="4472C4"/>
-            <w:tcMar>
-              <w:top w:w="50" w:type="dxa"/>
-              <w:left w:w="90" w:type="dxa"/>
-              <w:bottom w:w="50" w:type="dxa"/>
-              <w:right w:w="90" w:type="dxa"/>
-            </w:tcMar>
             <w:vAlign w:val="center"/>
           </w:tcPr>
           <w:p>
@@ -24680,6 +22266,55 @@
           </w:p>
         </w:tc>
       </w:tr>
+    </w:tbl>
+    <w:p>
+      <w:pPr>
+        <w:spacing w:before="0" w:after="0" w:line="240" w:lineRule="auto"/>
+        <w:rPr>
+          <w:sz w:val="18"/>
+          <w:szCs w:val="18"/>
+        </w:rPr>
+      </w:pPr>
+    </w:p>
+    <w:tbl>
+      <w:tblPr>
+        <w:tblW w:w="9405" w:type="dxa"/>
+        <w:jc w:val="center"/>
+        <w:tblBorders>
+          <w:top w:val="single" w:sz="6" w:space="0" w:color="1F3864"/>
+          <w:left w:val="single" w:sz="6" w:space="0" w:color="1F3864"/>
+          <w:bottom w:val="single" w:sz="6" w:space="0" w:color="1F3864"/>
+          <w:right w:val="single" w:sz="6" w:space="0" w:color="1F3864"/>
+          <w:insideH w:val="single" w:sz="6" w:space="0" w:color="1F3864"/>
+          <w:insideV w:val="single" w:sz="6" w:space="0" w:color="1F3864"/>
+        </w:tblBorders>
+        <w:tblLayout w:type="fixed"/>
+        <w:tblCellMar>
+          <w:top w:w="40" w:type="dxa"/>
+          <w:left w:w="90" w:type="dxa"/>
+          <w:bottom w:w="40" w:type="dxa"/>
+          <w:right w:w="90" w:type="dxa"/>
+        </w:tblCellMar>
+        <w:tblLook w:val="0000" w:firstRow="0" w:lastRow="0" w:firstColumn="0" w:lastColumn="0" w:noHBand="0" w:noVBand="0"/>
+      </w:tblPr>
+      <w:tblGrid>
+        <w:gridCol w:w="1175"/>
+        <w:gridCol w:w="391"/>
+        <w:gridCol w:w="391"/>
+        <w:gridCol w:w="391"/>
+        <w:gridCol w:w="783"/>
+        <w:gridCol w:w="391"/>
+        <w:gridCol w:w="391"/>
+        <w:gridCol w:w="783"/>
+        <w:gridCol w:w="783"/>
+        <w:gridCol w:w="391"/>
+        <w:gridCol w:w="391"/>
+        <w:gridCol w:w="391"/>
+        <w:gridCol w:w="391"/>
+        <w:gridCol w:w="391"/>
+        <w:gridCol w:w="391"/>
+        <w:gridCol w:w="1567"/>
+      </w:tblGrid>
       <w:tr>
         <w:tc>
           <w:tcPr>
@@ -24692,12 +22327,6 @@
               <w:right w:val="single" w:sz="6" w:space="0" w:color="1F3864"/>
             </w:tcBorders>
             <w:shd w:val="clear" w:color="auto" w:fill="D9E2F3"/>
-            <w:tcMar>
-              <w:top w:w="50" w:type="dxa"/>
-              <w:left w:w="90" w:type="dxa"/>
-              <w:bottom w:w="50" w:type="dxa"/>
-              <w:right w:w="90" w:type="dxa"/>
-            </w:tcMar>
           </w:tcPr>
           <w:p>
             <w:pPr>
@@ -25181,12 +22810,6 @@
               <w:right w:val="single" w:sz="6" w:space="0" w:color="1F3864"/>
             </w:tcBorders>
             <w:shd w:val="clear" w:color="auto" w:fill="D9E2F3"/>
-            <w:tcMar>
-              <w:top w:w="50" w:type="dxa"/>
-              <w:left w:w="90" w:type="dxa"/>
-              <w:bottom w:w="50" w:type="dxa"/>
-              <w:right w:w="90" w:type="dxa"/>
-            </w:tcMar>
           </w:tcPr>
           <w:p>
             <w:pPr>
